--- a/engine/egch_study/EGCH_Valuation_Study_03-09-2026.docx
+++ b/engine/egch_study/EGCH_Valuation_Study_03-09-2026.docx
@@ -86,7 +86,7 @@
           <w:color w:val="6E7B77"/>
           <w:sz w:val="20"/>
         </w:rPr>
-        <w:t>Valuation study — 1 September 2026  ·  Reporting and valuation currency: Egyptian pounds  ·  Anchor price EGP 14.41 at the close of 2026-08-06</w:t>
+        <w:t>Valuation study — 1 September 2026  ·  Reporting and valuation currency: Egyptian pounds  ·  Anchor price EGP 14.41 at the close of 2026-09-03</w:t>
       </w:r>
     </w:p>
     <w:p>
@@ -5324,7 +5324,7 @@
           <w:color w:val="1C3A36"/>
           <w:sz w:val="24"/>
         </w:rPr>
-        <w:t>Why the answer is negative, and what would change its sign</w:t>
+        <w:t>Why the answer is so far below the price, and what would change it</w:t>
       </w:r>
     </w:p>
     <w:p>
@@ -5636,7 +5636,7 @@
           <w:color w:val="6E7B77"/>
           <w:sz w:val="17"/>
         </w:rPr>
-        <w:t>Table 6.  The operating business is carried at less than half the debt standing against it. Free cash flow is positive in three of the five forecast years — the construction is no longer what makes the answer negative. The debt is.</w:t>
+        <w:t>Table 6.  The operating business is carried at EGP 5.05 a share against net debt of EGP 5.05 — more than the debt standing against it. Free cash flow is positive in 5 of the five forecast years. The equity is the thin residual between two large numbers, which is why the answer moves so violently on any change to either.</w:t>
       </w:r>
     </w:p>
     <w:p>
@@ -5915,7 +5915,6 @@
                 <w:color w:val="1C3A36"/>
                 <w:sz w:val="17"/>
               </w:rPr>
-              <w:t>the sign changes here</w:t>
             </w:r>
           </w:p>
         </w:tc>
@@ -7580,7 +7579,7 @@
           <w:color w:val="1C3A36"/>
           <w:sz w:val="21"/>
         </w:rPr>
-        <w:t>The ordering is itself informative. The asset-backed and multiple-based lenses sit highest because they value what has been built without asking what it earns. The cash-flow lens sits lowest because it asks exactly that, and gets an uncomfortable answer. The book lens sits at EGP 0.00 because a 6.9% sustainable return on equity barely clears nominal growth and does not approach a 29.28% cost of equity — a company earning below its cost of capital destroys value by growing, which is the same finding the capital programme produces from a different direction.</w:t>
+        <w:t>The ordering is itself informative. The asset-backed and multiple-based lenses sit highest because they value what has been built without asking what it earns. The cash-flow lens sits lowest because it asks exactly that, and gets an uncomfortable answer. The book value itself is EGP 8.16 a share as filed, and it is published as a FLOOR rather than a valuation; the justified multiple OF that book is zero, because a 6.9% sustainable return on equity barely clears nominal growth and does not approach a 29.28% cost of equity — a company earning below its cost of capital destroys value by growing, which is the same finding the capital programme produces from a different direction.</w:t>
       </w:r>
     </w:p>
     <w:p>
@@ -10651,7 +10650,7 @@
           <w:color w:val="6E7B77"/>
           <w:sz w:val="17"/>
         </w:rPr>
-        <w:t>Table 12.  Not one margin in this table is set. Each is revenue less a cost stack that was built from physical consumption times a unit price, so the margin path is a consequence of the tonnes, the prices and the escalators above it. The margin falls across the window because the export price mean-reverts faster than the domestic cost base disinflates — which is a statement about two sourced paths, not a view about management.</w:t>
+        <w:t>Table 12.  Not one margin in this table is set. Each is revenue less a cost stack built from physical consumption times a unit price, so the margin path is a consequence of the tonnes, the prices and the escalators above it. It eases from 45.7% to 42.1% because the dollar export price is held FLAT in nominal dollars — no forecast of a traded commodity price is defensible — while the pound-denominated cost legs escalate on the domestic path. That is a real cost drift, and it is a claim rather than an assumption: the company's own audited accounts show cost per unit of revenue rising from 54.1% in the year to June 2023 to 61.6% in the year to June 2025, which is the direction the forecast carries forward.</w:t>
       </w:r>
     </w:p>
     <w:p>
@@ -18500,7 +18499,7 @@
           <w:color w:val="1C3A36"/>
           <w:sz w:val="21"/>
         </w:rPr>
-        <w:t>This is a map of where the traded price may go, not of what the business is worth. It comes from fifty thousand simulated paths anchored on the 2026-08-06 close of EGP 14.41, drifting at the carry the market itself sets — the local risk-free rate less the dividend yield, which is zero here because nothing was distributed in either of the last two years.</w:t>
+        <w:t>This is a map of where the traded price may go, not of what the business is worth. It comes from fifty thousand simulated paths anchored on the 2026-08-06 close of EGP 13.98, drifting at the carry the market itself sets — the local risk-free rate less the dividend yield, which is zero here because nothing was distributed in either of the last two years. That anchor is the last session in the price history this map was simulated from, and it is EARLIER than the 2026-09-03 close of EGP 14.41 the valuation is struck against: the two run on different clocks and a fresh price moves the valuation without re-running the simulation. Read every percentile below against EGP 13.98, not against the price on the masthead.</w:t>
       </w:r>
     </w:p>
     <w:p>
@@ -20065,7 +20064,7 @@
                 <w:color w:val="1C3A36"/>
                 <w:sz w:val="16"/>
               </w:rPr>
-              <w:t>Book value and sustainable return</w:t>
+              <w:t>Book value — the disclosed floor</w:t>
             </w:r>
           </w:p>
         </w:tc>
@@ -20083,7 +20082,7 @@
                 <w:color w:val="1C3A36"/>
                 <w:sz w:val="16"/>
               </w:rPr>
-              <w:t>0.00</w:t>
+              <w:t>8.16</w:t>
             </w:r>
           </w:p>
         </w:tc>
@@ -20100,7 +20099,7 @@
                 <w:color w:val="1C3A36"/>
                 <w:sz w:val="16"/>
               </w:rPr>
-              <w:t>That the historic return on equity persists</w:t>
+              <w:t>Shareholders' funds per share as filed. Not a valuation and never weighted into one</w:t>
             </w:r>
           </w:p>
         </w:tc>
@@ -20117,7 +20116,7 @@
                 <w:color w:val="1C3A36"/>
                 <w:sz w:val="16"/>
               </w:rPr>
-              <w:t>Nothing — it agrees, from the other direction, that the business does not earn its cost of capital</w:t>
+              <w:t>On the return this book actually earns (6.9% against a cost of equity of 29.28%) the justified multiple of it is zero — the floor is what the assets are carried at, not what they earn</w:t>
             </w:r>
           </w:p>
         </w:tc>

--- a/engine/egch_study/EGCH_Valuation_Study_03-09-2026.docx
+++ b/engine/egch_study/EGCH_Valuation_Study_03-09-2026.docx
@@ -209,7 +209,7 @@
                 <w:color w:val="1C3A36"/>
                 <w:sz w:val="19"/>
               </w:rPr>
-              <w:t>The answer is the cash-flow lens, and on this company it has TWO SIDES: EGP 1.79 a share if the capital programme is carried through and EGP 5.90 if it is stopped. Both are published throughout and neither is averaged into the other. The other lenses — relative multiples, normalised earnings and book value — are CROSS-CHECKS printed beside the answer, not weights inside it. A previous edition published a weighted blend of the four at stated weights; the weights were typed and had never been tested, and averaging several methods does not make a number more robust than the best of them — it makes a new method with free parameters nobody checked. Where the lenses disagree, the disagreement is the information, and section 4 isolates which assumption drives which gap.</w:t>
+              <w:t>The answer is the cash-flow lens, and on this company it has TWO SIDES: EGP 2.31 a share if the capital programme is carried through and EGP 6.26 if it is stopped. Both are published throughout and neither is averaged into the other. The other lenses — relative multiples, normalised earnings and book value — are CROSS-CHECKS printed beside the answer, not weights inside it. A previous edition published a weighted blend of the four at stated weights; the weights were typed and had never been tested, and averaging several methods does not make a number more robust than the best of them — it makes a new method with free parameters nobody checked. Where the lenses disagree, the disagreement is the information, and section 4 isolates which assumption drives which gap.</w:t>
             </w:r>
           </w:p>
         </w:tc>
@@ -246,7 +246,7 @@
           <w:color w:val="1C3A36"/>
           <w:sz w:val="21"/>
         </w:rPr>
-        <w:t>Four lenses put this company between EGP 1.79 and EGP 15.47 a share. It trades at EGP 14.41. The gap is not a rounding difference between the lenses: it is the whole disagreement. The multiple lens, on the range Egyptian fertilizer producers actually trade at, centres at EGP 15.47 — above the traded price — and it reaches that answer only by never asking what the capital programme does to cash. Every lens that does ask lands below EGP 4.29.</w:t>
+        <w:t>Four lenses put this company between EGP 2.31 and EGP 15.99 a share. It trades at EGP 14.41. The gap is not a rounding difference between the lenses: it is the whole disagreement. The multiple lens, on the range Egyptian fertilizer producers actually trade at, centres at EGP 15.99 — above the traded price — and it reaches that answer only by never asking what the capital programme does to cash. Every lens that does ask lands below EGP 4.29.</w:t>
       </w:r>
     </w:p>
     <w:p>
@@ -274,7 +274,7 @@
           <w:color w:val="1C3A36"/>
           <w:sz w:val="21"/>
         </w:rPr>
-        <w:t>Read the other way round: the traded price is reproduced by this model only at a flat nominal discount rate of about 11.0%, against a sovereign ten-year yield of 23.0% on the same day. That is the disagreement stated precisely rather than argued.</w:t>
+        <w:t>Read the other way round: the traded price is reproduced by this model only at a flat nominal discount rate of about 11.5%, against a sovereign ten-year yield of 23.0% on the same day. That is the disagreement stated precisely rather than argued.</w:t>
       </w:r>
     </w:p>
     <w:p>
@@ -456,7 +456,7 @@
                 <w:color w:val="1C3A36"/>
                 <w:sz w:val="15"/>
               </w:rPr>
-              <w:t>Five-year free cash flow to the firm on a cost of capital gliding from 24.6% to 18.6%, terminal growth 7.0%</w:t>
+              <w:t>Five-year free cash flow to the firm on a cost of capital gliding from 25.8% to 18.6%, terminal growth 7.0%</w:t>
             </w:r>
           </w:p>
         </w:tc>
@@ -474,7 +474,7 @@
                 <w:color w:val="1C3A36"/>
                 <w:sz w:val="15"/>
               </w:rPr>
-              <w:t>-0.00 to 1.92</w:t>
+              <w:t>0.30 to 2.45</w:t>
             </w:r>
           </w:p>
         </w:tc>
@@ -492,7 +492,7 @@
                 <w:color w:val="1C3A36"/>
                 <w:sz w:val="15"/>
               </w:rPr>
-              <w:t>1.79</w:t>
+              <w:t>2.31</w:t>
             </w:r>
           </w:p>
         </w:tc>
@@ -510,7 +510,7 @@
                 <w:color w:val="1C3A36"/>
                 <w:sz w:val="15"/>
               </w:rPr>
-              <w:t>-88%</w:t>
+              <w:t>-84%</w:t>
             </w:r>
           </w:p>
         </w:tc>
@@ -567,7 +567,7 @@
                 <w:color w:val="1C3A36"/>
                 <w:sz w:val="15"/>
               </w:rPr>
-              <w:t>3.99 to 5.96</w:t>
+              <w:t>4.19 to 6.33</w:t>
             </w:r>
           </w:p>
         </w:tc>
@@ -585,7 +585,7 @@
                 <w:color w:val="1C3A36"/>
                 <w:sz w:val="15"/>
               </w:rPr>
-              <w:t>5.90</w:t>
+              <w:t>6.26</w:t>
             </w:r>
           </w:p>
         </w:tc>
@@ -603,7 +603,7 @@
                 <w:color w:val="1C3A36"/>
                 <w:sz w:val="15"/>
               </w:rPr>
-              <w:t>-59%</w:t>
+              <w:t>-57%</w:t>
             </w:r>
           </w:p>
         </w:tc>
@@ -660,7 +660,7 @@
                 <w:color w:val="1C3A36"/>
                 <w:sz w:val="15"/>
               </w:rPr>
-              <w:t>10.88 to 20.07</w:t>
+              <w:t>11.26 to 20.71</w:t>
             </w:r>
           </w:p>
         </w:tc>
@@ -678,7 +678,7 @@
                 <w:color w:val="1C3A36"/>
                 <w:sz w:val="15"/>
               </w:rPr>
-              <w:t>15.47</w:t>
+              <w:t>15.99</w:t>
             </w:r>
           </w:p>
         </w:tc>
@@ -696,7 +696,7 @@
                 <w:color w:val="1C3A36"/>
                 <w:sz w:val="15"/>
               </w:rPr>
-              <w:t>+7%</w:t>
+              <w:t>+11%</w:t>
             </w:r>
           </w:p>
         </w:tc>
@@ -925,7 +925,7 @@
                 <w:color w:val="1C3A36"/>
                 <w:sz w:val="15"/>
               </w:rPr>
-              <w:t>The class primary IS the answer and every other read above is a cross-check printed beside it. This one is TWO-SIDED: EGP 1.79 with the capital programme carried through — the company's own stated plan — and EGP 5.90 if it is stopped. The judgement is binary, so an average would describe a half-built plant. The range shown is the floor and ceiling of every read, not a weighted extreme</w:t>
+              <w:t>The class primary IS the answer and every other read above is a cross-check printed beside it. This one is TWO-SIDED: EGP 2.31 with the capital programme carried through — the company's own stated plan — and EGP 6.26 if it is stopped. The judgement is binary, so an average would describe a half-built plant. The range shown is the floor and ceiling of every read, not a weighted extreme</w:t>
             </w:r>
           </w:p>
         </w:tc>
@@ -945,7 +945,7 @@
                 <w:color w:val="1C3A36"/>
                 <w:sz w:val="15"/>
               </w:rPr>
-              <w:t>1.79 to 15.47</w:t>
+              <w:t>2.31 to 15.99</w:t>
             </w:r>
           </w:p>
         </w:tc>
@@ -965,7 +965,7 @@
                 <w:color w:val="1C3A36"/>
                 <w:sz w:val="15"/>
               </w:rPr>
-              <w:t>1.79</w:t>
+              <w:t>2.31</w:t>
             </w:r>
           </w:p>
         </w:tc>
@@ -985,7 +985,7 @@
                 <w:color w:val="1C3A36"/>
                 <w:sz w:val="15"/>
               </w:rPr>
-              <w:t>-88%</w:t>
+              <w:t>-84%</w:t>
             </w:r>
           </w:p>
         </w:tc>
@@ -1188,7 +1188,7 @@
                 <w:color w:val="1C3A36"/>
                 <w:sz w:val="15"/>
               </w:rPr>
-              <w:t>1.79</w:t>
+              <w:t>2.31</w:t>
             </w:r>
           </w:p>
         </w:tc>
@@ -1206,7 +1206,7 @@
                 <w:color w:val="1C3A36"/>
                 <w:sz w:val="15"/>
               </w:rPr>
-              <w:t>-88%</w:t>
+              <w:t>-84%</w:t>
             </w:r>
           </w:p>
         </w:tc>
@@ -1281,7 +1281,7 @@
                 <w:color w:val="1C3A36"/>
                 <w:sz w:val="15"/>
               </w:rPr>
-              <w:t>0.37</w:t>
+              <w:t>0.57</w:t>
             </w:r>
           </w:p>
         </w:tc>
@@ -1299,7 +1299,7 @@
                 <w:color w:val="1C3A36"/>
                 <w:sz w:val="15"/>
               </w:rPr>
-              <w:t>-97%</w:t>
+              <w:t>-96%</w:t>
             </w:r>
           </w:p>
         </w:tc>
@@ -1374,7 +1374,7 @@
                 <w:color w:val="1C3A36"/>
                 <w:sz w:val="15"/>
               </w:rPr>
-              <w:t>1.68</w:t>
+              <w:t>2.20</w:t>
             </w:r>
           </w:p>
         </w:tc>
@@ -1392,7 +1392,7 @@
                 <w:color w:val="1C3A36"/>
                 <w:sz w:val="15"/>
               </w:rPr>
-              <w:t>-88%</w:t>
+              <w:t>-85%</w:t>
             </w:r>
           </w:p>
         </w:tc>
@@ -1414,7 +1414,7 @@
                 <w:color w:val="1C3A36"/>
                 <w:sz w:val="15"/>
               </w:rPr>
-              <w:t>The cost of debt at the company's own disclosed rates — 19.4% on the local facility, 11.7% in dollars on the project loan carried at local-equivalent cost on the derived currency path, 20.0% in year one gliding to 13.9% at the terminal</w:t>
+              <w:t>The cost of debt at the company's own disclosed rates — 19.4% on the local facility, 11.7% in dollars on the project loan carried at local-equivalent cost on the derived currency path, 24.4% in year one gliding to 13.9% at the terminal</w:t>
             </w:r>
           </w:p>
         </w:tc>
@@ -1467,7 +1467,7 @@
                 <w:color w:val="1C3A36"/>
                 <w:sz w:val="15"/>
               </w:rPr>
-              <w:t>0.98</w:t>
+              <w:t>1.54</w:t>
             </w:r>
           </w:p>
         </w:tc>
@@ -1485,7 +1485,7 @@
                 <w:color w:val="1C3A36"/>
                 <w:sz w:val="15"/>
               </w:rPr>
-              <w:t>-93%</w:t>
+              <w:t>-89%</w:t>
             </w:r>
           </w:p>
         </w:tc>
@@ -1560,7 +1560,7 @@
                 <w:color w:val="1C3A36"/>
                 <w:sz w:val="15"/>
               </w:rPr>
-              <w:t>2.86</w:t>
+              <w:t>3.50</w:t>
             </w:r>
           </w:p>
         </w:tc>
@@ -1578,7 +1578,7 @@
                 <w:color w:val="1C3A36"/>
                 <w:sz w:val="15"/>
               </w:rPr>
-              <w:t>-80%</w:t>
+              <w:t>-76%</w:t>
             </w:r>
           </w:p>
         </w:tc>
@@ -1653,7 +1653,7 @@
                 <w:color w:val="1C3A36"/>
                 <w:sz w:val="15"/>
               </w:rPr>
-              <w:t>-0.13</w:t>
+              <w:t>0.25</w:t>
             </w:r>
           </w:p>
         </w:tc>
@@ -1671,7 +1671,7 @@
                 <w:color w:val="1C3A36"/>
                 <w:sz w:val="15"/>
               </w:rPr>
-              <w:t>-101%</w:t>
+              <w:t>-98%</w:t>
             </w:r>
           </w:p>
         </w:tc>
@@ -1746,7 +1746,7 @@
                 <w:color w:val="1C3A36"/>
                 <w:sz w:val="15"/>
               </w:rPr>
-              <w:t>2.02</w:t>
+              <w:t>2.56</w:t>
             </w:r>
           </w:p>
         </w:tc>
@@ -1764,7 +1764,7 @@
                 <w:color w:val="1C3A36"/>
                 <w:sz w:val="15"/>
               </w:rPr>
-              <w:t>-86%</w:t>
+              <w:t>-82%</w:t>
             </w:r>
           </w:p>
         </w:tc>
@@ -1839,7 +1839,7 @@
                 <w:color w:val="1C3A36"/>
                 <w:sz w:val="15"/>
               </w:rPr>
-              <w:t>0.92</w:t>
+              <w:t>1.40</w:t>
             </w:r>
           </w:p>
         </w:tc>
@@ -1857,7 +1857,7 @@
                 <w:color w:val="1C3A36"/>
                 <w:sz w:val="15"/>
               </w:rPr>
-              <w:t>-94%</w:t>
+              <w:t>-90%</w:t>
             </w:r>
           </w:p>
         </w:tc>
@@ -1932,7 +1932,7 @@
                 <w:color w:val="1C3A36"/>
                 <w:sz w:val="15"/>
               </w:rPr>
-              <w:t>2.62</w:t>
+              <w:t>3.24</w:t>
             </w:r>
           </w:p>
         </w:tc>
@@ -1950,7 +1950,7 @@
                 <w:color w:val="1C3A36"/>
                 <w:sz w:val="15"/>
               </w:rPr>
-              <w:t>-82%</w:t>
+              <w:t>-78%</w:t>
             </w:r>
           </w:p>
         </w:tc>
@@ -2025,7 +2025,7 @@
                 <w:color w:val="1C3A36"/>
                 <w:sz w:val="15"/>
               </w:rPr>
-              <w:t>1.55</w:t>
+              <w:t>2.08</w:t>
             </w:r>
           </w:p>
         </w:tc>
@@ -2043,7 +2043,7 @@
                 <w:color w:val="1C3A36"/>
                 <w:sz w:val="15"/>
               </w:rPr>
-              <w:t>-89%</w:t>
+              <w:t>-86%</w:t>
             </w:r>
           </w:p>
         </w:tc>
@@ -2193,7 +2193,7 @@
                 <w:color w:val="1C3A36"/>
                 <w:sz w:val="17"/>
               </w:rPr>
-              <w:t>65.2%</w:t>
+              <w:t>65.4%</w:t>
             </w:r>
           </w:p>
         </w:tc>
@@ -2211,7 +2211,7 @@
                 <w:color w:val="1C3A36"/>
                 <w:sz w:val="17"/>
               </w:rPr>
-              <w:t>40.7%</w:t>
+              <w:t>41.9%</w:t>
             </w:r>
           </w:p>
         </w:tc>
@@ -2233,7 +2233,7 @@
           <w:color w:val="6E7B77"/>
           <w:sz w:val="17"/>
         </w:rPr>
-        <w:t>Table 2.  Reported beside the cash-flow lens because on this company it is the number that decides the answer. The explicit years contribute a present value of EGP 3,493 million on the carried-through case, so the terminal block carries 65.2% of enterprise value; the capital programme takes most of the window's operating cash, which is why the share is high for a going concern.</w:t>
+        <w:t>Table 2.  Reported beside the cash-flow lens because on this company it is the number that decides the answer. The explicit years contribute a present value of EGP 3,837 million on the carried-through case, so the terminal block carries 65.4% of enterprise value; the capital programme takes most of the window's operating cash, which is why the share is high for a going concern.</w:t>
       </w:r>
     </w:p>
     <w:p>
@@ -2301,7 +2301,7 @@
           <w:color w:val="1C3A36"/>
           <w:sz w:val="21"/>
         </w:rPr>
-        <w:t>The alternative readings are shown so that each genuinely contested choice in the construction can be priced rather than argued. The widest of them is the gas price: moving from the price the company's own loss disclosure implies to the contract formula price in its operating agreement is worth EGP 1.91 a share. The narrowest is terminal growth, worth EGP 0.10. Not one of them, alone or together, reaches the traded price — which is the finding this study reports, and the reason the headline states the discount rate the market itself implies rather than asserting that the market is wrong.</w:t>
+        <w:t>The alternative readings are shown so that each genuinely contested choice in the construction can be priced rather than argued. The widest of them is the gas price: moving from the price the company's own loss disclosure implies to the contract formula price in its operating agreement is worth EGP 2.06 a share. The narrowest is terminal growth, worth EGP 0.11. Not one of them, alone or together, reaches the traded price — which is the finding this study reports, and the reason the headline states the discount rate the market itself implies rather than asserting that the market is wrong.</w:t>
       </w:r>
     </w:p>
     <w:p>
@@ -3156,7 +3156,7 @@
                 <w:color w:val="1C3A36"/>
                 <w:sz w:val="16"/>
               </w:rPr>
-              <w:t>11,310</w:t>
+              <w:t>11,674</w:t>
             </w:r>
           </w:p>
         </w:tc>
@@ -3174,7 +3174,7 @@
                 <w:color w:val="1C3A36"/>
                 <w:sz w:val="16"/>
               </w:rPr>
-              <w:t>11,958</w:t>
+              <w:t>12,693</w:t>
             </w:r>
           </w:p>
         </w:tc>
@@ -3192,7 +3192,7 @@
                 <w:color w:val="1C3A36"/>
                 <w:sz w:val="16"/>
               </w:rPr>
-              <w:t>12,507</w:t>
+              <w:t>13,513</w:t>
             </w:r>
           </w:p>
         </w:tc>
@@ -3210,7 +3210,7 @@
                 <w:color w:val="1C3A36"/>
                 <w:sz w:val="16"/>
               </w:rPr>
-              <w:t>12,986</w:t>
+              <w:t>14,277</w:t>
             </w:r>
           </w:p>
         </w:tc>
@@ -3228,7 +3228,7 @@
                 <w:color w:val="1C3A36"/>
                 <w:sz w:val="16"/>
               </w:rPr>
-              <w:t>13,477</w:t>
+              <w:t>15,043</w:t>
             </w:r>
           </w:p>
         </w:tc>
@@ -3272,7 +3272,7 @@
                 <w:color w:val="1C3A36"/>
                 <w:sz w:val="16"/>
               </w:rPr>
-              <w:t>4,684</w:t>
+              <w:t>4,812</w:t>
             </w:r>
           </w:p>
         </w:tc>
@@ -3292,7 +3292,7 @@
                 <w:color w:val="1C3A36"/>
                 <w:sz w:val="16"/>
               </w:rPr>
-              <w:t>4,952</w:t>
+              <w:t>5,203</w:t>
             </w:r>
           </w:p>
         </w:tc>
@@ -3312,7 +3312,7 @@
                 <w:color w:val="1C3A36"/>
                 <w:sz w:val="16"/>
               </w:rPr>
-              <w:t>5,161</w:t>
+              <w:t>5,492</w:t>
             </w:r>
           </w:p>
         </w:tc>
@@ -3332,7 +3332,7 @@
                 <w:color w:val="1C3A36"/>
                 <w:sz w:val="16"/>
               </w:rPr>
-              <w:t>5,334</w:t>
+              <w:t>5,746</w:t>
             </w:r>
           </w:p>
         </w:tc>
@@ -3352,7 +3352,7 @@
                 <w:color w:val="1C3A36"/>
                 <w:sz w:val="16"/>
               </w:rPr>
-              <w:t>5,507</w:t>
+              <w:t>5,987</w:t>
             </w:r>
           </w:p>
         </w:tc>
@@ -3508,7 +3508,7 @@
                 <w:color w:val="1C3A36"/>
                 <w:sz w:val="16"/>
               </w:rPr>
-              <w:t>3,793</w:t>
+              <w:t>3,921</w:t>
             </w:r>
           </w:p>
         </w:tc>
@@ -3528,7 +3528,7 @@
                 <w:color w:val="1C3A36"/>
                 <w:sz w:val="16"/>
               </w:rPr>
-              <w:t>3,943</w:t>
+              <w:t>4,194</w:t>
             </w:r>
           </w:p>
         </w:tc>
@@ -3548,7 +3548,7 @@
                 <w:color w:val="1C3A36"/>
                 <w:sz w:val="16"/>
               </w:rPr>
-              <w:t>4,014</w:t>
+              <w:t>4,346</w:t>
             </w:r>
           </w:p>
         </w:tc>
@@ -3568,7 +3568,7 @@
                 <w:color w:val="1C3A36"/>
                 <w:sz w:val="16"/>
               </w:rPr>
-              <w:t>4,042</w:t>
+              <w:t>4,453</w:t>
             </w:r>
           </w:p>
         </w:tc>
@@ -3588,7 +3588,7 @@
                 <w:color w:val="1C3A36"/>
                 <w:sz w:val="16"/>
               </w:rPr>
-              <w:t>4,072</w:t>
+              <w:t>4,553</w:t>
             </w:r>
           </w:p>
         </w:tc>
@@ -3628,7 +3628,7 @@
                 <w:color w:val="1C3A36"/>
                 <w:sz w:val="16"/>
               </w:rPr>
-              <w:t>2,940</w:t>
+              <w:t>3,039</w:t>
             </w:r>
           </w:p>
         </w:tc>
@@ -3646,7 +3646,7 @@
                 <w:color w:val="1C3A36"/>
                 <w:sz w:val="16"/>
               </w:rPr>
-              <w:t>3,056</w:t>
+              <w:t>3,251</w:t>
             </w:r>
           </w:p>
         </w:tc>
@@ -3664,7 +3664,7 @@
                 <w:color w:val="1C3A36"/>
                 <w:sz w:val="16"/>
               </w:rPr>
-              <w:t>3,111</w:t>
+              <w:t>3,368</w:t>
             </w:r>
           </w:p>
         </w:tc>
@@ -3682,7 +3682,7 @@
                 <w:color w:val="1C3A36"/>
                 <w:sz w:val="16"/>
               </w:rPr>
-              <w:t>3,133</w:t>
+              <w:t>3,451</w:t>
             </w:r>
           </w:p>
         </w:tc>
@@ -3700,7 +3700,7 @@
                 <w:color w:val="1C3A36"/>
                 <w:sz w:val="16"/>
               </w:rPr>
-              <w:t>3,156</w:t>
+              <w:t>3,529</w:t>
             </w:r>
           </w:p>
         </w:tc>
@@ -3852,7 +3852,7 @@
                 <w:color w:val="1C3A36"/>
                 <w:sz w:val="16"/>
               </w:rPr>
-              <w:t>-2,725</w:t>
+              <w:t>-2,729</w:t>
             </w:r>
           </w:p>
         </w:tc>
@@ -3870,7 +3870,7 @@
                 <w:color w:val="1C3A36"/>
                 <w:sz w:val="16"/>
               </w:rPr>
-              <w:t>-3,233</w:t>
+              <w:t>-3,242</w:t>
             </w:r>
           </w:p>
         </w:tc>
@@ -3888,7 +3888,7 @@
                 <w:color w:val="1C3A36"/>
                 <w:sz w:val="16"/>
               </w:rPr>
-              <w:t>-3,440</w:t>
+              <w:t>-3,451</w:t>
             </w:r>
           </w:p>
         </w:tc>
@@ -3906,7 +3906,7 @@
                 <w:color w:val="1C3A36"/>
                 <w:sz w:val="16"/>
               </w:rPr>
-              <w:t>-3,345</w:t>
+              <w:t>-3,359</w:t>
             </w:r>
           </w:p>
         </w:tc>
@@ -3924,7 +3924,7 @@
                 <w:color w:val="1C3A36"/>
                 <w:sz w:val="16"/>
               </w:rPr>
-              <w:t>-2,640</w:t>
+              <w:t>-2,657</w:t>
             </w:r>
           </w:p>
         </w:tc>
@@ -3964,7 +3964,7 @@
                 <w:color w:val="1C3A36"/>
                 <w:sz w:val="16"/>
               </w:rPr>
-              <w:t>858</w:t>
+              <w:t>788</w:t>
             </w:r>
           </w:p>
         </w:tc>
@@ -3982,7 +3982,7 @@
                 <w:color w:val="1C3A36"/>
                 <w:sz w:val="16"/>
               </w:rPr>
-              <w:t>-147</w:t>
+              <w:t>-220</w:t>
             </w:r>
           </w:p>
         </w:tc>
@@ -4000,7 +4000,7 @@
                 <w:color w:val="1C3A36"/>
                 <w:sz w:val="16"/>
               </w:rPr>
-              <w:t>-135</w:t>
+              <w:t>-190</w:t>
             </w:r>
           </w:p>
         </w:tc>
@@ -4018,7 +4018,7 @@
                 <w:color w:val="1C3A36"/>
                 <w:sz w:val="16"/>
               </w:rPr>
-              <w:t>-124</w:t>
+              <w:t>-182</w:t>
             </w:r>
           </w:p>
         </w:tc>
@@ -4036,7 +4036,7 @@
                 <w:color w:val="1C3A36"/>
                 <w:sz w:val="16"/>
               </w:rPr>
-              <w:t>-126</w:t>
+              <w:t>-183</w:t>
             </w:r>
           </w:p>
         </w:tc>
@@ -4080,7 +4080,7 @@
                 <w:color w:val="1C3A36"/>
                 <w:sz w:val="16"/>
               </w:rPr>
-              <w:t>1,963</w:t>
+              <w:t>1,989</w:t>
             </w:r>
           </w:p>
         </w:tc>
@@ -4100,7 +4100,7 @@
                 <w:color w:val="1C3A36"/>
                 <w:sz w:val="16"/>
               </w:rPr>
-              <w:t>684</w:t>
+              <w:t>798</w:t>
             </w:r>
           </w:p>
         </w:tc>
@@ -4120,7 +4120,7 @@
                 <w:color w:val="1C3A36"/>
                 <w:sz w:val="16"/>
               </w:rPr>
-              <w:t>683</w:t>
+              <w:t>874</w:t>
             </w:r>
           </w:p>
         </w:tc>
@@ -4140,7 +4140,7 @@
                 <w:color w:val="1C3A36"/>
                 <w:sz w:val="16"/>
               </w:rPr>
-              <w:t>957</w:t>
+              <w:t>1,202</w:t>
             </w:r>
           </w:p>
         </w:tc>
@@ -4160,7 +4160,7 @@
                 <w:color w:val="1C3A36"/>
                 <w:sz w:val="16"/>
               </w:rPr>
-              <w:t>1,825</w:t>
+              <w:t>2,122</w:t>
             </w:r>
           </w:p>
         </w:tc>
@@ -4200,7 +4200,7 @@
                 <w:color w:val="1C3A36"/>
                 <w:sz w:val="16"/>
               </w:rPr>
-              <w:t>24.62%</w:t>
+              <w:t>25.76%</w:t>
             </w:r>
           </w:p>
         </w:tc>
@@ -4218,7 +4218,7 @@
                 <w:color w:val="1C3A36"/>
                 <w:sz w:val="16"/>
               </w:rPr>
-              <w:t>22.87%</w:t>
+              <w:t>23.87%</w:t>
             </w:r>
           </w:p>
         </w:tc>
@@ -4236,7 +4236,7 @@
                 <w:color w:val="1C3A36"/>
                 <w:sz w:val="16"/>
               </w:rPr>
-              <w:t>21.70%</w:t>
+              <w:t>22.34%</w:t>
             </w:r>
           </w:p>
         </w:tc>
@@ -4254,7 +4254,7 @@
                 <w:color w:val="1C3A36"/>
                 <w:sz w:val="16"/>
               </w:rPr>
-              <w:t>20.53%</w:t>
+              <w:t>21.17%</w:t>
             </w:r>
           </w:p>
         </w:tc>
@@ -4272,7 +4272,7 @@
                 <w:color w:val="1C3A36"/>
                 <w:sz w:val="16"/>
               </w:rPr>
-              <w:t>19.64%</w:t>
+              <w:t>20.21%</w:t>
             </w:r>
           </w:p>
         </w:tc>
@@ -4312,7 +4312,7 @@
                 <w:color w:val="1C3A36"/>
                 <w:sz w:val="16"/>
               </w:rPr>
-              <w:t>0.8025</w:t>
+              <w:t>0.7952</w:t>
             </w:r>
           </w:p>
         </w:tc>
@@ -4330,7 +4330,7 @@
                 <w:color w:val="1C3A36"/>
                 <w:sz w:val="16"/>
               </w:rPr>
-              <w:t>0.6531</w:t>
+              <w:t>0.6419</w:t>
             </w:r>
           </w:p>
         </w:tc>
@@ -4348,7 +4348,7 @@
                 <w:color w:val="1C3A36"/>
                 <w:sz w:val="16"/>
               </w:rPr>
-              <w:t>0.5366</w:t>
+              <w:t>0.5247</w:t>
             </w:r>
           </w:p>
         </w:tc>
@@ -4366,7 +4366,7 @@
                 <w:color w:val="1C3A36"/>
                 <w:sz w:val="16"/>
               </w:rPr>
-              <w:t>0.4452</w:t>
+              <w:t>0.4330</w:t>
             </w:r>
           </w:p>
         </w:tc>
@@ -4384,7 +4384,7 @@
                 <w:color w:val="1C3A36"/>
                 <w:sz w:val="16"/>
               </w:rPr>
-              <w:t>0.3721</w:t>
+              <w:t>0.3602</w:t>
             </w:r>
           </w:p>
         </w:tc>
@@ -4428,7 +4428,7 @@
                 <w:color w:val="1C3A36"/>
                 <w:sz w:val="16"/>
               </w:rPr>
-              <w:t>1,575</w:t>
+              <w:t>1,581</w:t>
             </w:r>
           </w:p>
         </w:tc>
@@ -4448,7 +4448,7 @@
                 <w:color w:val="1C3A36"/>
                 <w:sz w:val="16"/>
               </w:rPr>
-              <w:t>447</w:t>
+              <w:t>512</w:t>
             </w:r>
           </w:p>
         </w:tc>
@@ -4468,7 +4468,7 @@
                 <w:color w:val="1C3A36"/>
                 <w:sz w:val="16"/>
               </w:rPr>
-              <w:t>366</w:t>
+              <w:t>459</w:t>
             </w:r>
           </w:p>
         </w:tc>
@@ -4488,7 +4488,7 @@
                 <w:color w:val="1C3A36"/>
                 <w:sz w:val="16"/>
               </w:rPr>
-              <w:t>426</w:t>
+              <w:t>521</w:t>
             </w:r>
           </w:p>
         </w:tc>
@@ -4508,7 +4508,7 @@
                 <w:color w:val="1C3A36"/>
                 <w:sz w:val="16"/>
               </w:rPr>
-              <w:t>679</w:t>
+              <w:t>764</w:t>
             </w:r>
           </w:p>
         </w:tc>
@@ -4727,7 +4727,7 @@
                 <w:color w:val="1C3A36"/>
                 <w:sz w:val="17"/>
               </w:rPr>
-              <w:t>3,493</w:t>
+              <w:t>3,837</w:t>
             </w:r>
           </w:p>
         </w:tc>
@@ -4745,7 +4745,7 @@
                 <w:color w:val="1C3A36"/>
                 <w:sz w:val="17"/>
               </w:rPr>
-              <w:t>10,804</w:t>
+              <w:t>10,997</w:t>
             </w:r>
           </w:p>
         </w:tc>
@@ -4785,7 +4785,7 @@
                 <w:color w:val="1C3A36"/>
                 <w:sz w:val="17"/>
               </w:rPr>
-              <w:t>6,548</w:t>
+              <w:t>7,248</w:t>
             </w:r>
           </w:p>
         </w:tc>
@@ -4803,7 +4803,7 @@
                 <w:color w:val="1C3A36"/>
                 <w:sz w:val="17"/>
               </w:rPr>
-              <w:t>7,411</w:t>
+              <w:t>7,931</w:t>
             </w:r>
           </w:p>
         </w:tc>
@@ -4847,7 +4847,7 @@
                 <w:color w:val="1C3A36"/>
                 <w:sz w:val="17"/>
               </w:rPr>
-              <w:t>10,041</w:t>
+              <w:t>11,085</w:t>
             </w:r>
           </w:p>
         </w:tc>
@@ -4867,7 +4867,7 @@
                 <w:color w:val="1C3A36"/>
                 <w:sz w:val="17"/>
               </w:rPr>
-              <w:t>18,216</w:t>
+              <w:t>18,929</w:t>
             </w:r>
           </w:p>
         </w:tc>
@@ -4911,7 +4911,7 @@
                 <w:color w:val="1C3A36"/>
                 <w:sz w:val="17"/>
               </w:rPr>
-              <w:t>65.2%</w:t>
+              <w:t>65.4%</w:t>
             </w:r>
           </w:p>
         </w:tc>
@@ -4931,7 +4931,7 @@
                 <w:color w:val="1C3A36"/>
                 <w:sz w:val="17"/>
               </w:rPr>
-              <w:t>40.7%</w:t>
+              <w:t>41.9%</w:t>
             </w:r>
           </w:p>
         </w:tc>
@@ -5149,7 +5149,7 @@
                 <w:color w:val="1C3A36"/>
                 <w:sz w:val="17"/>
               </w:rPr>
-              <w:t>3,547</w:t>
+              <w:t>4,591</w:t>
             </w:r>
           </w:p>
         </w:tc>
@@ -5169,7 +5169,7 @@
                 <w:color w:val="1C3A36"/>
                 <w:sz w:val="17"/>
               </w:rPr>
-              <w:t>11,721</w:t>
+              <w:t>12,434</w:t>
             </w:r>
           </w:p>
         </w:tc>
@@ -5213,7 +5213,7 @@
                 <w:color w:val="1C3A36"/>
                 <w:sz w:val="17"/>
               </w:rPr>
-              <w:t>1.79</w:t>
+              <w:t>2.31</w:t>
             </w:r>
           </w:p>
         </w:tc>
@@ -5233,7 +5233,7 @@
                 <w:color w:val="1C3A36"/>
                 <w:sz w:val="17"/>
               </w:rPr>
-              <w:t>5.90</w:t>
+              <w:t>6.26</w:t>
             </w:r>
           </w:p>
         </w:tc>
@@ -5446,7 +5446,7 @@
                 <w:color w:val="1C3A36"/>
                 <w:sz w:val="17"/>
               </w:rPr>
-              <w:t>5.05</w:t>
+              <w:t>5.58</w:t>
             </w:r>
           </w:p>
         </w:tc>
@@ -5570,7 +5570,7 @@
                 <w:color w:val="1C3A36"/>
                 <w:sz w:val="17"/>
               </w:rPr>
-              <w:t>1.79</w:t>
+              <w:t>2.31</w:t>
             </w:r>
           </w:p>
         </w:tc>
@@ -5636,7 +5636,7 @@
           <w:color w:val="6E7B77"/>
           <w:sz w:val="17"/>
         </w:rPr>
-        <w:t>Table 6.  The operating business is carried at EGP 5.05 a share against net debt of EGP 5.05 — more than the debt standing against it. Free cash flow is positive in 5 of the five forecast years. The equity is the thin residual between two large numbers, which is why the answer moves so violently on any change to either.</w:t>
+        <w:t>Table 6.  The operating business is carried at EGP 5.58 a share against net debt of EGP 5.05 — more than the debt standing against it. Free cash flow is positive in 5 of the five forecast years. The equity is the thin residual between two large numbers, which is why the answer moves so violently on any change to either.</w:t>
       </w:r>
     </w:p>
     <w:p>
@@ -5650,7 +5650,7 @@
           <w:color w:val="1C3A36"/>
           <w:sz w:val="21"/>
         </w:rPr>
-        <w:t>So the question is not whether the plant earns. It is whether EGP 10,041 million is the right enterprise value for a business generating around EGP 4,684 million of operating profit before depreciation, and that is entirely a question about the rate at which Egyptian pounds are capitalised. Holding every operating assumption exactly as built and moving only the discount rate:</w:t>
+        <w:t>So the question is not whether the plant earns. It is whether EGP 11,085 million is the right enterprise value for a business generating around EGP 4,812 million of operating profit before depreciation, and that is entirely a question about the rate at which Egyptian pounds are capitalised. Holding every operating assumption exactly as built and moving only the discount rate:</w:t>
       </w:r>
     </w:p>
     <w:tbl>
@@ -5778,7 +5778,7 @@
                 <w:color w:val="1C3A36"/>
                 <w:sz w:val="17"/>
               </w:rPr>
-              <w:t>0.28</w:t>
+              <w:t>0.75</w:t>
             </w:r>
           </w:p>
         </w:tc>
@@ -5835,7 +5835,7 @@
                 <w:color w:val="1C3A36"/>
                 <w:sz w:val="17"/>
               </w:rPr>
-              <w:t>1.77</w:t>
+              <w:t>2.45</w:t>
             </w:r>
           </w:p>
         </w:tc>
@@ -5896,7 +5896,7 @@
                 <w:color w:val="1C3A36"/>
                 <w:sz w:val="17"/>
               </w:rPr>
-              <w:t>2.75</w:t>
+              <w:t>3.58</w:t>
             </w:r>
           </w:p>
         </w:tc>
@@ -5954,7 +5954,7 @@
                 <w:color w:val="1C3A36"/>
                 <w:sz w:val="17"/>
               </w:rPr>
-              <w:t>4.19</w:t>
+              <w:t>5.23</w:t>
             </w:r>
           </w:p>
         </w:tc>
@@ -6010,7 +6010,7 @@
                 <w:color w:val="1C3A36"/>
                 <w:sz w:val="17"/>
               </w:rPr>
-              <w:t>6.47</w:t>
+              <w:t>7.84</w:t>
             </w:r>
           </w:p>
         </w:tc>
@@ -6066,7 +6066,7 @@
                 <w:color w:val="1C3A36"/>
                 <w:sz w:val="17"/>
               </w:rPr>
-              <w:t>10.61</w:t>
+              <w:t>12.57</w:t>
             </w:r>
           </w:p>
         </w:tc>
@@ -6106,7 +6106,7 @@
                 <w:color w:val="1C3A36"/>
                 <w:sz w:val="17"/>
               </w:rPr>
-              <w:t>11.0%</w:t>
+              <w:t>11.5%</w:t>
             </w:r>
           </w:p>
         </w:tc>
@@ -6167,7 +6167,7 @@
           <w:color w:val="6E7B77"/>
           <w:sz w:val="17"/>
         </w:rPr>
-        <w:t>Table 7.  Every row is a full re-run. The sign of the answer turns at about eighteen per cent — five points below what Egypt's own government pays to borrow for ten years. Reaching the traded price needs about 11.0%, which is 12.0% below the sovereign. That, and not the capital programme, is the disagreement between this study and the market.</w:t>
+        <w:t>Table 7.  Every row is a full re-run. The sign of the answer turns at about eighteen per cent — five points below what Egypt's own government pays to borrow for ten years. Reaching the traded price needs about 11.5%, which is 11.5% below the sovereign. That, and not the capital programme, is the disagreement between this study and the market.</w:t>
       </w:r>
     </w:p>
     <w:p>
@@ -6843,7 +6843,7 @@
           <w:color w:val="1C3A36"/>
           <w:sz w:val="21"/>
         </w:rPr>
-        <w:t>Egyptian industrial businesses have generally changed hands between 6.0 and 9.9 times operating profit before depreciation. On forward EBITDA of EGP 4,684 million the mid-point implies an enterprise value of EGP 37,236 million and, after the debt and the non-operating stack, EGP 15.47 a share — a range of EGP 10.88 to EGP 20.07 across the band.</w:t>
+        <w:t>Egyptian industrial businesses have generally changed hands between 6.0 and 9.9 times operating profit before depreciation. On forward EBITDA of EGP 4,812 million the mid-point implies an enterprise value of EGP 38,255 million and, after the debt and the non-operating stack, EGP 15.99 a share — a range of EGP 11.26 to EGP 20.71 across the band.</w:t>
       </w:r>
     </w:p>
     <w:p>
@@ -6857,7 +6857,7 @@
           <w:color w:val="1C3A36"/>
           <w:sz w:val="21"/>
         </w:rPr>
-        <w:t>The two numbers worth putting side by side are these: at the traded price the shares change hands at 8.3 times that same forward EBITDA, while the cash-flow lens values them at 2.1 times. One is above the Egyptian industrial band and the other below it. That is the whole disagreement in a single number, and it is reported rather than resolved.</w:t>
+        <w:t>The two numbers worth putting side by side are these: at the traded price the shares change hands at 8.0 times that same forward EBITDA, while the cash-flow lens values them at 2.3 times. One is above the Egyptian industrial band and the other below it. That is the whole disagreement in a single number, and it is reported rather than resolved.</w:t>
       </w:r>
     </w:p>
     <w:p>
@@ -7551,7 +7551,7 @@
           <w:color w:val="1C3A36"/>
           <w:sz w:val="21"/>
         </w:rPr>
-        <w:t>The field runs from EGP 1.79 to EGP 15.47 a share. It is a wide field, and the width is honest: the lenses disagree because they ask different questions of a company whose asset base is changing underneath its earnings. One of them now reaches the traded price: on the observable Egyptian listed range the multiple lens centres at EGP 15.47 against EGP 14.41. That is a change from the first issue of this study, which used a lower multiple band it could not source, and it is reported rather than resisted.</w:t>
+        <w:t>The field runs from EGP 2.31 to EGP 15.99 a share. It is a wide field, and the width is honest: the lenses disagree because they ask different questions of a company whose asset base is changing underneath its earnings. One of them now reaches the traded price: on the observable Egyptian listed range the multiple lens centres at EGP 15.99 against EGP 14.41. That is a change from the first issue of this study, which used a lower multiple band it could not source, and it is reported rather than resisted.</w:t>
       </w:r>
     </w:p>
     <w:p>
@@ -7565,7 +7565,7 @@
           <w:color w:val="1C3A36"/>
           <w:sz w:val="21"/>
         </w:rPr>
-        <w:t>The answer is the cash-flow lens alone: EGP 1.79 a share with the capital programme carried through, 88% below the traded price, and EGP 5.90 if the programme is stopped. It is the answer because it is the one lens that charges the capital programme against the years in which it is spent, which on this company is the whole question. The relative, normalised and book reads are CROSS-CHECKS published beside it — book value in particular prices what has been paid for rather than what it earns, and is a disclosed floor rather than a valuation. A previous edition blended all four at stated weights and published the result as the central; the weights were typed, had never cleared any out-of-sample test, and imported every weakness of the weakest read at whatever weight somebody chose. A number produced by averaging several methods is not more robust than the best of them — it is a new method with free parameters nobody tested. The blend is retired and published unused so a reader of the previous edition can see what changed. The bear and full readings are the floor and ceiling of every read, never a weighted extreme.</w:t>
+        <w:t>The answer is the cash-flow lens alone: EGP 2.31 a share with the capital programme carried through, 84% below the traded price, and EGP 6.26 if the programme is stopped. It is the answer because it is the one lens that charges the capital programme against the years in which it is spent, which on this company is the whole question. The relative, normalised and book reads are CROSS-CHECKS published beside it — book value in particular prices what has been paid for rather than what it earns, and is a disclosed floor rather than a valuation. A previous edition blended all four at stated weights and published the result as the central; the weights were typed, had never cleared any out-of-sample test, and imported every weakness of the weakest read at whatever weight somebody chose. A number produced by averaging several methods is not more robust than the best of them — it is a new method with free parameters nobody tested. The blend is retired and published unused so a reader of the previous edition can see what changed. The bear and full readings are the floor and ceiling of every read, never a weighted extreme.</w:t>
       </w:r>
     </w:p>
     <w:p>
@@ -9006,7 +9006,7 @@
                 <w:color w:val="1C3A36"/>
                 <w:sz w:val="17"/>
               </w:rPr>
-              <w:t>53.49</w:t>
+              <w:t>55.43</w:t>
             </w:r>
           </w:p>
         </w:tc>
@@ -9024,7 +9024,7 @@
                 <w:color w:val="1C3A36"/>
                 <w:sz w:val="17"/>
               </w:rPr>
-              <w:t>60.83</w:t>
+              <w:t>69.20</w:t>
             </w:r>
           </w:p>
         </w:tc>
@@ -9156,7 +9156,7 @@
                 <w:color w:val="1C3A36"/>
                 <w:sz w:val="17"/>
               </w:rPr>
-              <w:t>8.84</w:t>
+              <w:t>9.16</w:t>
             </w:r>
           </w:p>
         </w:tc>
@@ -9174,7 +9174,7 @@
                 <w:color w:val="1C3A36"/>
                 <w:sz w:val="17"/>
               </w:rPr>
-              <w:t>10.05</w:t>
+              <w:t>11.44</w:t>
             </w:r>
           </w:p>
         </w:tc>
@@ -9231,7 +9231,7 @@
                 <w:color w:val="1C3A36"/>
                 <w:sz w:val="17"/>
               </w:rPr>
-              <w:t>10.0%</w:t>
+              <w:t>14.0%</w:t>
             </w:r>
           </w:p>
         </w:tc>
@@ -9249,7 +9249,7 @@
                 <w:color w:val="1C3A36"/>
                 <w:sz w:val="17"/>
               </w:rPr>
-              <w:t>5.0%</w:t>
+              <w:t>7.0%</w:t>
             </w:r>
           </w:p>
         </w:tc>
@@ -9332,7 +9332,7 @@
                 <w:color w:val="1C3A36"/>
                 <w:sz w:val="17"/>
               </w:rPr>
-              <w:t>42.1%</w:t>
+              <w:t>42.3%</w:t>
             </w:r>
           </w:p>
         </w:tc>
@@ -9395,7 +9395,7 @@
                 <w:color w:val="1C3A36"/>
                 <w:sz w:val="17"/>
               </w:rPr>
-              <w:t>41.4%</w:t>
+              <w:t>41.2%</w:t>
             </w:r>
           </w:p>
         </w:tc>
@@ -9415,7 +9415,7 @@
                 <w:color w:val="1C3A36"/>
                 <w:sz w:val="17"/>
               </w:rPr>
-              <w:t>40.9%</w:t>
+              <w:t>39.8%</w:t>
             </w:r>
           </w:p>
         </w:tc>
@@ -9748,7 +9748,7 @@
                 <w:color w:val="1C3A36"/>
                 <w:sz w:val="16"/>
               </w:rPr>
-              <w:t>11,310</w:t>
+              <w:t>11,674</w:t>
             </w:r>
           </w:p>
         </w:tc>
@@ -9766,7 +9766,7 @@
                 <w:color w:val="1C3A36"/>
                 <w:sz w:val="16"/>
               </w:rPr>
-              <w:t>11,958</w:t>
+              <w:t>12,693</w:t>
             </w:r>
           </w:p>
         </w:tc>
@@ -9784,7 +9784,7 @@
                 <w:color w:val="1C3A36"/>
                 <w:sz w:val="16"/>
               </w:rPr>
-              <w:t>12,507</w:t>
+              <w:t>13,513</w:t>
             </w:r>
           </w:p>
         </w:tc>
@@ -9802,7 +9802,7 @@
                 <w:color w:val="1C3A36"/>
                 <w:sz w:val="16"/>
               </w:rPr>
-              <w:t>12,986</w:t>
+              <w:t>14,277</w:t>
             </w:r>
           </w:p>
         </w:tc>
@@ -9820,7 +9820,7 @@
                 <w:color w:val="1C3A36"/>
                 <w:sz w:val="16"/>
               </w:rPr>
-              <w:t>13,477</w:t>
+              <w:t>15,043</w:t>
             </w:r>
           </w:p>
         </w:tc>
@@ -9860,7 +9860,7 @@
                 <w:color w:val="1C3A36"/>
                 <w:sz w:val="16"/>
               </w:rPr>
-              <w:t>6,146</w:t>
+              <w:t>6,337</w:t>
             </w:r>
           </w:p>
         </w:tc>
@@ -9878,7 +9878,7 @@
                 <w:color w:val="1C3A36"/>
                 <w:sz w:val="16"/>
               </w:rPr>
-              <w:t>6,590</w:t>
+              <w:t>6,982</w:t>
             </w:r>
           </w:p>
         </w:tc>
@@ -9896,7 +9896,7 @@
                 <w:color w:val="1C3A36"/>
                 <w:sz w:val="16"/>
               </w:rPr>
-              <w:t>7,012</w:t>
+              <w:t>7,558</w:t>
             </w:r>
           </w:p>
         </w:tc>
@@ -9914,7 +9914,7 @@
                 <w:color w:val="1C3A36"/>
                 <w:sz w:val="16"/>
               </w:rPr>
-              <w:t>7,406</w:t>
+              <w:t>8,118</w:t>
             </w:r>
           </w:p>
         </w:tc>
@@ -9932,7 +9932,7 @@
                 <w:color w:val="1C3A36"/>
                 <w:sz w:val="16"/>
               </w:rPr>
-              <w:t>7,806</w:t>
+              <w:t>8,683</w:t>
             </w:r>
           </w:p>
         </w:tc>
@@ -9972,7 +9972,7 @@
                 <w:color w:val="1C3A36"/>
                 <w:sz w:val="16"/>
               </w:rPr>
-              <w:t>5,165</w:t>
+              <w:t>5,337</w:t>
             </w:r>
           </w:p>
         </w:tc>
@@ -9990,7 +9990,7 @@
                 <w:color w:val="1C3A36"/>
                 <w:sz w:val="16"/>
               </w:rPr>
-              <w:t>5,369</w:t>
+              <w:t>5,711</w:t>
             </w:r>
           </w:p>
         </w:tc>
@@ -10008,7 +10008,7 @@
                 <w:color w:val="1C3A36"/>
                 <w:sz w:val="16"/>
               </w:rPr>
-              <w:t>5,495</w:t>
+              <w:t>5,955</w:t>
             </w:r>
           </w:p>
         </w:tc>
@@ -10026,7 +10026,7 @@
                 <w:color w:val="1C3A36"/>
                 <w:sz w:val="16"/>
               </w:rPr>
-              <w:t>5,580</w:t>
+              <w:t>6,160</w:t>
             </w:r>
           </w:p>
         </w:tc>
@@ -10044,7 +10044,7 @@
                 <w:color w:val="1C3A36"/>
                 <w:sz w:val="16"/>
               </w:rPr>
-              <w:t>5,671</w:t>
+              <w:t>6,360</w:t>
             </w:r>
           </w:p>
         </w:tc>
@@ -10108,7 +10108,7 @@
                 <w:color w:val="1C3A36"/>
                 <w:sz w:val="16"/>
               </w:rPr>
-              <w:t>44.9%</w:t>
+              <w:t>45.0%</w:t>
             </w:r>
           </w:p>
         </w:tc>
@@ -10128,7 +10128,7 @@
                 <w:color w:val="1C3A36"/>
                 <w:sz w:val="16"/>
               </w:rPr>
-              <w:t>43.9%</w:t>
+              <w:t>44.1%</w:t>
             </w:r>
           </w:p>
         </w:tc>
@@ -10148,7 +10148,7 @@
                 <w:color w:val="1C3A36"/>
                 <w:sz w:val="16"/>
               </w:rPr>
-              <w:t>43.0%</w:t>
+              <w:t>43.1%</w:t>
             </w:r>
           </w:p>
         </w:tc>
@@ -10168,7 +10168,7 @@
                 <w:color w:val="1C3A36"/>
                 <w:sz w:val="16"/>
               </w:rPr>
-              <w:t>42.1%</w:t>
+              <w:t>42.3%</w:t>
             </w:r>
           </w:p>
         </w:tc>
@@ -10208,7 +10208,7 @@
                 <w:color w:val="1C3A36"/>
                 <w:sz w:val="16"/>
               </w:rPr>
-              <w:t>4,684</w:t>
+              <w:t>4,812</w:t>
             </w:r>
           </w:p>
         </w:tc>
@@ -10226,7 +10226,7 @@
                 <w:color w:val="1C3A36"/>
                 <w:sz w:val="16"/>
               </w:rPr>
-              <w:t>4,952</w:t>
+              <w:t>5,203</w:t>
             </w:r>
           </w:p>
         </w:tc>
@@ -10244,7 +10244,7 @@
                 <w:color w:val="1C3A36"/>
                 <w:sz w:val="16"/>
               </w:rPr>
-              <w:t>5,161</w:t>
+              <w:t>5,492</w:t>
             </w:r>
           </w:p>
         </w:tc>
@@ -10262,7 +10262,7 @@
                 <w:color w:val="1C3A36"/>
                 <w:sz w:val="16"/>
               </w:rPr>
-              <w:t>5,334</w:t>
+              <w:t>5,746</w:t>
             </w:r>
           </w:p>
         </w:tc>
@@ -10280,7 +10280,7 @@
                 <w:color w:val="1C3A36"/>
                 <w:sz w:val="16"/>
               </w:rPr>
-              <w:t>5,507</w:t>
+              <w:t>5,987</w:t>
             </w:r>
           </w:p>
         </w:tc>
@@ -10324,7 +10324,7 @@
                 <w:color w:val="1C3A36"/>
                 <w:sz w:val="16"/>
               </w:rPr>
-              <w:t>41.4%</w:t>
+              <w:t>41.2%</w:t>
             </w:r>
           </w:p>
         </w:tc>
@@ -10344,7 +10344,7 @@
                 <w:color w:val="1C3A36"/>
                 <w:sz w:val="16"/>
               </w:rPr>
-              <w:t>41.4%</w:t>
+              <w:t>41.0%</w:t>
             </w:r>
           </w:p>
         </w:tc>
@@ -10364,7 +10364,7 @@
                 <w:color w:val="1C3A36"/>
                 <w:sz w:val="16"/>
               </w:rPr>
-              <w:t>41.3%</w:t>
+              <w:t>40.6%</w:t>
             </w:r>
           </w:p>
         </w:tc>
@@ -10384,7 +10384,7 @@
                 <w:color w:val="1C3A36"/>
                 <w:sz w:val="16"/>
               </w:rPr>
-              <w:t>41.1%</w:t>
+              <w:t>40.2%</w:t>
             </w:r>
           </w:p>
         </w:tc>
@@ -10404,7 +10404,7 @@
                 <w:color w:val="1C3A36"/>
                 <w:sz w:val="16"/>
               </w:rPr>
-              <w:t>40.9%</w:t>
+              <w:t>39.8%</w:t>
             </w:r>
           </w:p>
         </w:tc>
@@ -10444,7 +10444,7 @@
                 <w:color w:val="1C3A36"/>
                 <w:sz w:val="16"/>
               </w:rPr>
-              <w:t>3,793</w:t>
+              <w:t>3,921</w:t>
             </w:r>
           </w:p>
         </w:tc>
@@ -10462,7 +10462,7 @@
                 <w:color w:val="1C3A36"/>
                 <w:sz w:val="16"/>
               </w:rPr>
-              <w:t>3,943</w:t>
+              <w:t>4,194</w:t>
             </w:r>
           </w:p>
         </w:tc>
@@ -10480,7 +10480,7 @@
                 <w:color w:val="1C3A36"/>
                 <w:sz w:val="16"/>
               </w:rPr>
-              <w:t>4,014</w:t>
+              <w:t>4,346</w:t>
             </w:r>
           </w:p>
         </w:tc>
@@ -10498,7 +10498,7 @@
                 <w:color w:val="1C3A36"/>
                 <w:sz w:val="16"/>
               </w:rPr>
-              <w:t>4,042</w:t>
+              <w:t>4,453</w:t>
             </w:r>
           </w:p>
         </w:tc>
@@ -10516,7 +10516,7 @@
                 <w:color w:val="1C3A36"/>
                 <w:sz w:val="16"/>
               </w:rPr>
-              <w:t>4,072</w:t>
+              <w:t>4,553</w:t>
             </w:r>
           </w:p>
         </w:tc>
@@ -10556,7 +10556,7 @@
                 <w:color w:val="1C3A36"/>
                 <w:sz w:val="16"/>
               </w:rPr>
-              <w:t>33.5%</w:t>
+              <w:t>33.6%</w:t>
             </w:r>
           </w:p>
         </w:tc>
@@ -10592,7 +10592,7 @@
                 <w:color w:val="1C3A36"/>
                 <w:sz w:val="16"/>
               </w:rPr>
-              <w:t>32.1%</w:t>
+              <w:t>32.2%</w:t>
             </w:r>
           </w:p>
         </w:tc>
@@ -10610,7 +10610,7 @@
                 <w:color w:val="1C3A36"/>
                 <w:sz w:val="16"/>
               </w:rPr>
-              <w:t>31.1%</w:t>
+              <w:t>31.2%</w:t>
             </w:r>
           </w:p>
         </w:tc>
@@ -10628,7 +10628,7 @@
                 <w:color w:val="1C3A36"/>
                 <w:sz w:val="16"/>
               </w:rPr>
-              <w:t>30.2%</w:t>
+              <w:t>30.3%</w:t>
             </w:r>
           </w:p>
         </w:tc>
@@ -10650,7 +10650,7 @@
           <w:color w:val="6E7B77"/>
           <w:sz w:val="17"/>
         </w:rPr>
-        <w:t>Table 12.  Not one margin in this table is set. Each is revenue less a cost stack built from physical consumption times a unit price, so the margin path is a consequence of the tonnes, the prices and the escalators above it. It eases from 45.7% to 42.1% because the dollar export price is held FLAT in nominal dollars — no forecast of a traded commodity price is defensible — while the pound-denominated cost legs escalate on the domestic path. That is a real cost drift, and it is a claim rather than an assumption: the company's own audited accounts show cost per unit of revenue rising from 54.1% in the year to June 2023 to 61.6% in the year to June 2025, which is the direction the forecast carries forward.</w:t>
+        <w:t>Table 12.  Not one margin in this table is set. Each is revenue less a cost stack built from physical consumption times a unit price, so the margin path is a consequence of the tonnes, the prices and the escalators above it. It eases from 45.7% to 42.3% because the dollar export price is held FLAT in nominal dollars — no forecast of a traded commodity price is defensible — while the pound-denominated cost legs escalate on the domestic path. That is a real cost drift, and it is a claim rather than an assumption: the company's own audited accounts show cost per unit of revenue rising from 54.1% in the year to June 2023 to 61.6% in the year to June 2025, which is the direction the forecast carries forward.</w:t>
       </w:r>
     </w:p>
     <w:p>
@@ -10833,7 +10833,7 @@
                 <w:color w:val="1C3A36"/>
                 <w:sz w:val="17"/>
               </w:rPr>
-              <w:t>8,416</w:t>
+              <w:t>8,722</w:t>
             </w:r>
           </w:p>
         </w:tc>
@@ -10851,7 +10851,7 @@
                 <w:color w:val="1C3A36"/>
                 <w:sz w:val="17"/>
               </w:rPr>
-              <w:t>74.4%</w:t>
+              <w:t>74.7%</w:t>
             </w:r>
           </w:p>
         </w:tc>
@@ -10869,7 +10869,7 @@
                 <w:color w:val="1C3A36"/>
                 <w:sz w:val="17"/>
               </w:rPr>
-              <w:t>9,458</w:t>
+              <w:t>10,760</w:t>
             </w:r>
           </w:p>
         </w:tc>
@@ -10887,7 +10887,7 @@
                 <w:color w:val="1C3A36"/>
                 <w:sz w:val="17"/>
               </w:rPr>
-              <w:t>70.2%</w:t>
+              <w:t>71.5%</w:t>
             </w:r>
           </w:p>
         </w:tc>
@@ -10945,7 +10945,7 @@
                 <w:color w:val="1C3A36"/>
                 <w:sz w:val="17"/>
               </w:rPr>
-              <w:t>10.3%</w:t>
+              <w:t>10.0%</w:t>
             </w:r>
           </w:p>
         </w:tc>
@@ -10981,7 +10981,7 @@
                 <w:color w:val="1C3A36"/>
                 <w:sz w:val="17"/>
               </w:rPr>
-              <w:t>14.2%</w:t>
+              <w:t>12.7%</w:t>
             </w:r>
           </w:p>
         </w:tc>
@@ -11021,7 +11021,7 @@
                 <w:color w:val="1C3A36"/>
                 <w:sz w:val="17"/>
               </w:rPr>
-              <w:t>1,021</w:t>
+              <w:t>1,058</w:t>
             </w:r>
           </w:p>
         </w:tc>
@@ -11039,7 +11039,7 @@
                 <w:color w:val="1C3A36"/>
                 <w:sz w:val="17"/>
               </w:rPr>
-              <w:t>9.0%</w:t>
+              <w:t>9.1%</w:t>
             </w:r>
           </w:p>
         </w:tc>
@@ -11057,7 +11057,7 @@
                 <w:color w:val="1C3A36"/>
                 <w:sz w:val="17"/>
               </w:rPr>
-              <w:t>1,277</w:t>
+              <w:t>1,452</w:t>
             </w:r>
           </w:p>
         </w:tc>
@@ -11075,7 +11075,7 @@
                 <w:color w:val="1C3A36"/>
                 <w:sz w:val="17"/>
               </w:rPr>
-              <w:t>9.5%</w:t>
+              <w:t>9.7%</w:t>
             </w:r>
           </w:p>
         </w:tc>
@@ -11115,7 +11115,7 @@
                 <w:color w:val="1C3A36"/>
                 <w:sz w:val="17"/>
               </w:rPr>
-              <w:t>568</w:t>
+              <w:t>588</w:t>
             </w:r>
           </w:p>
         </w:tc>
@@ -11151,7 +11151,7 @@
                 <w:color w:val="1C3A36"/>
                 <w:sz w:val="17"/>
               </w:rPr>
-              <w:t>646</w:t>
+              <w:t>734</w:t>
             </w:r>
           </w:p>
         </w:tc>
@@ -11169,7 +11169,7 @@
                 <w:color w:val="1C3A36"/>
                 <w:sz w:val="17"/>
               </w:rPr>
-              <w:t>4.8%</w:t>
+              <w:t>4.9%</w:t>
             </w:r>
           </w:p>
         </w:tc>
@@ -11263,7 +11263,7 @@
                 <w:color w:val="1C3A36"/>
                 <w:sz w:val="17"/>
               </w:rPr>
-              <w:t>1.4%</w:t>
+              <w:t>1.2%</w:t>
             </w:r>
           </w:p>
         </w:tc>
@@ -11307,7 +11307,7 @@
                 <w:color w:val="1C3A36"/>
                 <w:sz w:val="17"/>
               </w:rPr>
-              <w:t>11,310</w:t>
+              <w:t>11,674</w:t>
             </w:r>
           </w:p>
         </w:tc>
@@ -11347,7 +11347,7 @@
                 <w:color w:val="1C3A36"/>
                 <w:sz w:val="17"/>
               </w:rPr>
-              <w:t>13,477</w:t>
+              <w:t>15,043</w:t>
             </w:r>
           </w:p>
         </w:tc>
@@ -11446,7 +11446,7 @@
           <w:color w:val="1C3A36"/>
           <w:sz w:val="21"/>
         </w:rPr>
-        <w:t>Carried through, the programme is worth EGP 1.79 a share. Stopped, EGP 5.90. The difference, EGP 4.11 a share or EGP 8,174 million of equity, is the cost of the programme to shareholders on this model's assumptions. What decides it is whether the plant, once built, earns a return above the capital sunk into it. On the disclosed cost and the derived nameplate it does not.</w:t>
+        <w:t>Carried through, the programme is worth EGP 2.31 a share. Stopped, EGP 6.26. The difference, EGP 3.95 a share or EGP 7,843 million of equity, is the cost of the programme to shareholders on this model's assumptions. What decides it is whether the plant, once built, earns a return above the capital sunk into it. On the disclosed cost and the derived nameplate it does not.</w:t>
       </w:r>
     </w:p>
     <w:tbl>
@@ -12150,7 +12150,7 @@
                 <w:color w:val="1C3A36"/>
                 <w:sz w:val="16"/>
               </w:rPr>
-              <w:t>EGP -40m</w:t>
+              <w:t>EGP 40m</w:t>
             </w:r>
           </w:p>
         </w:tc>
@@ -12211,7 +12211,7 @@
                 <w:color w:val="1C3A36"/>
                 <w:sz w:val="16"/>
               </w:rPr>
-              <w:t>-0.2%</w:t>
+              <w:t>0.2%</w:t>
             </w:r>
           </w:p>
         </w:tc>
@@ -13075,7 +13075,7 @@
           <w:color w:val="1C3A36"/>
           <w:sz w:val="19"/>
         </w:rPr>
-        <w:t>The honest counter-argument is that the two pre-project years flatter the plant: it was newly built, and new plant does not need much. The upper framing of the same driver is replacement-rate maintenance — gross fixed assets at that same 3.95% machinery rate, or 6.1% of revenue. Both are published: the observed rate is the central and the replacement rate is the downside, and they are worth EGP 0.86 a share between them. They are not averaged.</w:t>
+        <w:t>The honest counter-argument is that the two pre-project years flatter the plant: it was newly built, and new plant does not need much. The upper framing of the same driver is replacement-rate maintenance — gross fixed assets at that same 3.95% machinery rate, or 6.1% of revenue. Both are published: the observed rate is the central and the replacement rate is the downside, and they are worth EGP 0.91 a share between them. They are not averaged.</w:t>
       </w:r>
     </w:p>
     <w:p>
@@ -13712,7 +13712,7 @@
                 <w:color w:val="1C3A36"/>
                 <w:sz w:val="17"/>
               </w:rPr>
-              <w:t>2,212</w:t>
+              <w:t>2,281</w:t>
             </w:r>
           </w:p>
         </w:tc>
@@ -13816,7 +13816,7 @@
                 <w:color w:val="1C3A36"/>
                 <w:sz w:val="17"/>
               </w:rPr>
-              <w:t>19.6%</w:t>
+              <w:t>19.5%</w:t>
             </w:r>
           </w:p>
         </w:tc>
@@ -14494,7 +14494,7 @@
                 <w:color w:val="1C3A36"/>
                 <w:sz w:val="17"/>
               </w:rPr>
-              <w:t>15.49%</w:t>
+              <w:t>18.86%</w:t>
             </w:r>
           </w:p>
         </w:tc>
@@ -14512,7 +14512,7 @@
                 <w:color w:val="1C3A36"/>
                 <w:sz w:val="17"/>
               </w:rPr>
-              <w:t>15.49%</w:t>
+              <w:t>18.86%</w:t>
             </w:r>
           </w:p>
         </w:tc>
@@ -14529,7 +14529,7 @@
                 <w:color w:val="1C3A36"/>
                 <w:sz w:val="17"/>
               </w:rPr>
-              <w:t>99.7% dollar, carried at local-equivalent cost on that year's currency wedge of 7.4%</w:t>
+              <w:t>99.7% dollar, carried at local-equivalent cost on that year's currency wedge of 11.3%</w:t>
             </w:r>
           </w:p>
         </w:tc>
@@ -14648,7 +14648,7 @@
                 <w:color w:val="1C3A36"/>
                 <w:sz w:val="17"/>
               </w:rPr>
-              <w:t>24.62%</w:t>
+              <w:t>25.76%</w:t>
             </w:r>
           </w:p>
         </w:tc>
@@ -14668,7 +14668,7 @@
                 <w:color w:val="1C3A36"/>
                 <w:sz w:val="17"/>
               </w:rPr>
-              <w:t>24.62%</w:t>
+              <w:t>25.76%</w:t>
             </w:r>
           </w:p>
         </w:tc>
@@ -15005,7 +15005,7 @@
           <w:color w:val="1C3A36"/>
           <w:sz w:val="21"/>
         </w:rPr>
-        <w:t>The pound tranche of the project loan was repaid in June 2024, so 99.7% of the book is dollar-denominated. A dollar coupon cannot be dropped into a cost of capital denominated in pounds: the company earns pounds and must buy dollars to service it. The dollar cost of 11.7% is therefore grossed up, year by year, by the depreciation the study's own currency path implies in that year — 7.4% in FY2026/27, giving a local-equivalent 19.99%, gliding to 2.5% in FY2030/31 and 14.54% — and to 4.5% on the long-run dollar cost of 9.0% in the terminal year, 13.90% on the dollar leg (13.91% once the 0.3% local facility is blended in). The wedge is the one the revenue build uses, so the debt and the currency cannot quietly disagree.</w:t>
+        <w:t>The pound tranche of the project loan was repaid in June 2024, so 99.7% of the book is dollar-denominated. A dollar coupon cannot be dropped into a cost of capital denominated in pounds: the company earns pounds and must buy dollars to service it. The dollar cost of 11.7% is therefore grossed up, year by year, by the depreciation the study's own currency path implies in that year — 11.3% in FY2026/27, giving a local-equivalent 24.35%, gliding to 4.5% in FY2030/31 and 16.72% — and to 4.5% on the long-run dollar cost of 9.0% in the terminal year, 13.90% on the dollar leg (13.91% once the 0.3% local facility is blended in). The wedge is the one the revenue build uses, so the debt and the currency cannot quietly disagree.</w:t>
       </w:r>
     </w:p>
     <w:p>
@@ -15019,7 +15019,7 @@
           <w:color w:val="1C3A36"/>
           <w:sz w:val="19"/>
         </w:rPr>
-        <w:t>Two things about that construction are disclosed rather than argued, because the cost-of-capital build tests for both. The company's own local-currency facility carries 19.40% against a 23.00% sovereign ten-year yield: a same-currency corporate borrowing below its sovereign. It is the company's disclosed rate on a state-bank facility and is used as disclosed. The dollar leg's local-equivalent cost sits below the 16.63% normalised risk-free rate in FY2028/29 (15.63%), FY2029/30 (14.54%), FY2030/31 (14.54%), because the currency wedge in those years (3.5%, 2.5%, 2.5%) is smaller than the gap between the 11.7% coupon and that rate. It is left as built, because the wedge is the study's one currency path and the debt may not carry a second. A same-currency borrower does not normally borrow below its sovereign, so the construction with every leg floored at the 23.00% sovereign yield plus the company's own spread over the policy rate — which its facilities print as nil — is priced in the table below: EGP 0.98 a share on the carried-through cash-flow lens against EGP 1.79, a difference of EGP -0.80. The lower disclosed rates raise the answer, so the choice made leans toward the traded price, not away from it.</w:t>
+        <w:t>Two things about that construction are disclosed rather than argued, because the cost-of-capital build tests for both. The company's own local-currency facility carries 19.40% against a 23.00% sovereign ten-year yield: a same-currency corporate borrowing below its sovereign. It is the company's disclosed rate on a state-bank facility and is used as disclosed. A same-currency borrower does not normally borrow below its sovereign, so the construction with every leg floored at the 23.00% sovereign yield plus the company's own spread over the policy rate — which its facilities print as nil — is priced in the table below: EGP 1.54 a share on the carried-through cash-flow lens against EGP 2.31, a difference of EGP -0.78. The lower disclosed rates raise the answer, so the choice made leans toward the traded price, not away from it.</w:t>
       </w:r>
     </w:p>
     <w:p>
@@ -15225,7 +15225,7 @@
                 <w:color w:val="1C3A36"/>
                 <w:sz w:val="15"/>
               </w:rPr>
-              <w:t>Against EGP 1.79</w:t>
+              <w:t>Against EGP 2.31</w:t>
             </w:r>
           </w:p>
         </w:tc>
@@ -15301,7 +15301,7 @@
                 <w:color w:val="1C3A36"/>
                 <w:sz w:val="15"/>
               </w:rPr>
-              <w:t>1.79</w:t>
+              <w:t>2.31</w:t>
             </w:r>
           </w:p>
         </w:tc>
@@ -15393,7 +15393,7 @@
                 <w:color w:val="1C3A36"/>
                 <w:sz w:val="15"/>
               </w:rPr>
-              <w:t>0.37</w:t>
+              <w:t>0.57</w:t>
             </w:r>
           </w:p>
         </w:tc>
@@ -15411,7 +15411,7 @@
                 <w:color w:val="1C3A36"/>
                 <w:sz w:val="15"/>
               </w:rPr>
-              <w:t>-1.42</w:t>
+              <w:t>-1.74</w:t>
             </w:r>
           </w:p>
         </w:tc>
@@ -15485,7 +15485,7 @@
                 <w:color w:val="1C3A36"/>
                 <w:sz w:val="15"/>
               </w:rPr>
-              <w:t>1.68</w:t>
+              <w:t>2.20</w:t>
             </w:r>
           </w:p>
         </w:tc>
@@ -15503,7 +15503,7 @@
                 <w:color w:val="1C3A36"/>
                 <w:sz w:val="15"/>
               </w:rPr>
-              <w:t>-0.10</w:t>
+              <w:t>-0.11</w:t>
             </w:r>
           </w:p>
         </w:tc>
@@ -15542,7 +15542,7 @@
                 <w:color w:val="1C3A36"/>
                 <w:sz w:val="15"/>
               </w:rPr>
-              <w:t>The cost of debt at the company's own disclosed rates — 19.4% on the local facility, 11.7% in dollars on the project loan carried at local-equivalent cost on the derived currency path, 20.0% in year one gliding to 13.9% at the terminal</w:t>
+              <w:t>The cost of debt at the company's own disclosed rates — 19.4% on the local facility, 11.7% in dollars on the project loan carried at local-equivalent cost on the derived currency path, 24.4% in year one gliding to 13.9% at the terminal</w:t>
             </w:r>
           </w:p>
         </w:tc>
@@ -15577,7 +15577,7 @@
                 <w:color w:val="1C3A36"/>
                 <w:sz w:val="15"/>
               </w:rPr>
-              <w:t>0.98</w:t>
+              <w:t>1.54</w:t>
             </w:r>
           </w:p>
         </w:tc>
@@ -15595,7 +15595,7 @@
                 <w:color w:val="1C3A36"/>
                 <w:sz w:val="15"/>
               </w:rPr>
-              <w:t>-0.80</w:t>
+              <w:t>-0.78</w:t>
             </w:r>
           </w:p>
         </w:tc>
@@ -15612,7 +15612,7 @@
                 <w:color w:val="1C3A36"/>
                 <w:sz w:val="15"/>
               </w:rPr>
-              <w:t>A same-currency corporate cannot normally borrow below its sovereign, and the local facility does (its dollar leg sits below the normalised risk-free rate in 3 of the five explicit years). The disclosed rates are what the company actually pays on state-bank facilities and are used as disclosed; the floored construction is published beside them, not averaged in.</w:t>
+              <w:t>A same-currency corporate cannot normally borrow below its sovereign, and the local facility does (its dollar leg sits below the normalised risk-free rate in 0 of the five explicit years). The disclosed rates are what the company actually pays on state-bank facilities and are used as disclosed; the floored construction is published beside them, not averaged in.</w:t>
             </w:r>
           </w:p>
         </w:tc>
@@ -15669,7 +15669,7 @@
                 <w:color w:val="1C3A36"/>
                 <w:sz w:val="15"/>
               </w:rPr>
-              <w:t>2.86</w:t>
+              <w:t>3.50</w:t>
             </w:r>
           </w:p>
         </w:tc>
@@ -15687,7 +15687,7 @@
                 <w:color w:val="1C3A36"/>
                 <w:sz w:val="15"/>
               </w:rPr>
-              <w:t>+1.07</w:t>
+              <w:t>+1.19</w:t>
             </w:r>
           </w:p>
         </w:tc>
@@ -15761,7 +15761,7 @@
                 <w:color w:val="1C3A36"/>
                 <w:sz w:val="15"/>
               </w:rPr>
-              <w:t>-0.13</w:t>
+              <w:t>0.25</w:t>
             </w:r>
           </w:p>
         </w:tc>
@@ -15779,7 +15779,7 @@
                 <w:color w:val="1C3A36"/>
                 <w:sz w:val="15"/>
               </w:rPr>
-              <w:t>-1.91</w:t>
+              <w:t>-2.06</w:t>
             </w:r>
           </w:p>
         </w:tc>
@@ -15853,7 +15853,7 @@
                 <w:color w:val="1C3A36"/>
                 <w:sz w:val="15"/>
               </w:rPr>
-              <w:t>2.02</w:t>
+              <w:t>2.56</w:t>
             </w:r>
           </w:p>
         </w:tc>
@@ -15871,7 +15871,7 @@
                 <w:color w:val="1C3A36"/>
                 <w:sz w:val="15"/>
               </w:rPr>
-              <w:t>+0.23</w:t>
+              <w:t>+0.25</w:t>
             </w:r>
           </w:p>
         </w:tc>
@@ -15945,7 +15945,7 @@
                 <w:color w:val="1C3A36"/>
                 <w:sz w:val="15"/>
               </w:rPr>
-              <w:t>0.92</w:t>
+              <w:t>1.40</w:t>
             </w:r>
           </w:p>
         </w:tc>
@@ -15963,7 +15963,7 @@
                 <w:color w:val="1C3A36"/>
                 <w:sz w:val="15"/>
               </w:rPr>
-              <w:t>-0.86</w:t>
+              <w:t>-0.91</w:t>
             </w:r>
           </w:p>
         </w:tc>
@@ -16037,7 +16037,7 @@
                 <w:color w:val="1C3A36"/>
                 <w:sz w:val="15"/>
               </w:rPr>
-              <w:t>2.62</w:t>
+              <w:t>3.24</w:t>
             </w:r>
           </w:p>
         </w:tc>
@@ -16055,7 +16055,7 @@
                 <w:color w:val="1C3A36"/>
                 <w:sz w:val="15"/>
               </w:rPr>
-              <w:t>+0.84</w:t>
+              <w:t>+0.93</w:t>
             </w:r>
           </w:p>
         </w:tc>
@@ -16129,7 +16129,7 @@
                 <w:color w:val="1C3A36"/>
                 <w:sz w:val="15"/>
               </w:rPr>
-              <w:t>1.55</w:t>
+              <w:t>2.08</w:t>
             </w:r>
           </w:p>
         </w:tc>
@@ -16186,7 +16186,7 @@
           <w:color w:val="6E7B77"/>
           <w:sz w:val="17"/>
         </w:rPr>
-        <w:t>Table 18.  The two that move the answer most are gas (-1.91) and glide (-1.42); none of the 10, and no combination of them, closes the gap to the traded price.</w:t>
+        <w:t>Table 18.  The two that move the answer most are gas (-2.06) and glide (-1.74); none of the 10, and no combination of them, closes the gap to the traded price.</w:t>
       </w:r>
     </w:p>
     <w:p>
@@ -16457,7 +16457,7 @@
                 <w:color w:val="1C3A36"/>
                 <w:sz w:val="17"/>
               </w:rPr>
-              <w:t>-2.64</w:t>
+              <w:t>-2.49</w:t>
             </w:r>
           </w:p>
         </w:tc>
@@ -16475,7 +16475,7 @@
                 <w:color w:val="1C3A36"/>
                 <w:sz w:val="17"/>
               </w:rPr>
-              <w:t>-1.08</w:t>
+              <w:t>-0.80</w:t>
             </w:r>
           </w:p>
         </w:tc>
@@ -16493,7 +16493,7 @@
                 <w:color w:val="1C3A36"/>
                 <w:sz w:val="17"/>
               </w:rPr>
-              <w:t>0.49</w:t>
+              <w:t>0.89</w:t>
             </w:r>
           </w:p>
         </w:tc>
@@ -16511,7 +16511,7 @@
                 <w:color w:val="1C3A36"/>
                 <w:sz w:val="17"/>
               </w:rPr>
-              <w:t>2.05</w:t>
+              <w:t>2.57</w:t>
             </w:r>
           </w:p>
         </w:tc>
@@ -16529,7 +16529,7 @@
                 <w:color w:val="1C3A36"/>
                 <w:sz w:val="17"/>
               </w:rPr>
-              <w:t>3.61</w:t>
+              <w:t>4.26</w:t>
             </w:r>
           </w:p>
         </w:tc>
@@ -16569,7 +16569,7 @@
                 <w:color w:val="1C3A36"/>
                 <w:sz w:val="17"/>
               </w:rPr>
-              <w:t>-2.76</w:t>
+              <w:t>-2.63</w:t>
             </w:r>
           </w:p>
         </w:tc>
@@ -16587,7 +16587,7 @@
                 <w:color w:val="1C3A36"/>
                 <w:sz w:val="17"/>
               </w:rPr>
-              <w:t>-1.30</w:t>
+              <w:t>-1.05</w:t>
             </w:r>
           </w:p>
         </w:tc>
@@ -16605,7 +16605,7 @@
                 <w:color w:val="1C3A36"/>
                 <w:sz w:val="17"/>
               </w:rPr>
-              <w:t>0.16</w:t>
+              <w:t>0.53</w:t>
             </w:r>
           </w:p>
         </w:tc>
@@ -16623,7 +16623,7 @@
                 <w:color w:val="1C3A36"/>
                 <w:sz w:val="17"/>
               </w:rPr>
-              <w:t>1.63</w:t>
+              <w:t>2.10</w:t>
             </w:r>
           </w:p>
         </w:tc>
@@ -16641,7 +16641,7 @@
                 <w:color w:val="1C3A36"/>
                 <w:sz w:val="17"/>
               </w:rPr>
-              <w:t>3.09</w:t>
+              <w:t>3.68</w:t>
             </w:r>
           </w:p>
         </w:tc>
@@ -16681,7 +16681,7 @@
                 <w:color w:val="1C3A36"/>
                 <w:sz w:val="17"/>
               </w:rPr>
-              <w:t>-2.88</w:t>
+              <w:t>-2.76</w:t>
             </w:r>
           </w:p>
         </w:tc>
@@ -16699,7 +16699,7 @@
                 <w:color w:val="1C3A36"/>
                 <w:sz w:val="17"/>
               </w:rPr>
-              <w:t>-1.51</w:t>
+              <w:t>-1.29</w:t>
             </w:r>
           </w:p>
         </w:tc>
@@ -16717,7 +16717,7 @@
                 <w:color w:val="1C3A36"/>
                 <w:sz w:val="17"/>
               </w:rPr>
-              <w:t>-0.14</w:t>
+              <w:t>0.19</w:t>
             </w:r>
           </w:p>
         </w:tc>
@@ -16735,7 +16735,7 @@
                 <w:color w:val="1C3A36"/>
                 <w:sz w:val="17"/>
               </w:rPr>
-              <w:t>1.23</w:t>
+              <w:t>1.66</w:t>
             </w:r>
           </w:p>
         </w:tc>
@@ -16753,7 +16753,7 @@
                 <w:color w:val="1C3A36"/>
                 <w:sz w:val="17"/>
               </w:rPr>
-              <w:t>2.59</w:t>
+              <w:t>3.14</w:t>
             </w:r>
           </w:p>
         </w:tc>
@@ -16793,7 +16793,7 @@
                 <w:color w:val="1C3A36"/>
                 <w:sz w:val="17"/>
               </w:rPr>
-              <w:t>-2.95</w:t>
+              <w:t>-2.84</w:t>
             </w:r>
           </w:p>
         </w:tc>
@@ -16811,7 +16811,7 @@
                 <w:color w:val="1C3A36"/>
                 <w:sz w:val="17"/>
               </w:rPr>
-              <w:t>-1.65</w:t>
+              <w:t>-1.44</w:t>
             </w:r>
           </w:p>
         </w:tc>
@@ -16829,7 +16829,7 @@
                 <w:color w:val="1C3A36"/>
                 <w:sz w:val="17"/>
               </w:rPr>
-              <w:t>-0.34</w:t>
+              <w:t>-0.03</w:t>
             </w:r>
           </w:p>
         </w:tc>
@@ -16847,7 +16847,7 @@
                 <w:color w:val="1C3A36"/>
                 <w:sz w:val="17"/>
               </w:rPr>
-              <w:t>0.97</w:t>
+              <w:t>1.38</w:t>
             </w:r>
           </w:p>
         </w:tc>
@@ -16865,7 +16865,7 @@
                 <w:color w:val="1C3A36"/>
                 <w:sz w:val="17"/>
               </w:rPr>
-              <w:t>2.27</w:t>
+              <w:t>2.78</w:t>
             </w:r>
           </w:p>
         </w:tc>
@@ -16905,7 +16905,7 @@
                 <w:color w:val="1C3A36"/>
                 <w:sz w:val="17"/>
               </w:rPr>
-              <w:t>-3.02</w:t>
+              <w:t>-2.92</w:t>
             </w:r>
           </w:p>
         </w:tc>
@@ -16923,7 +16923,7 @@
                 <w:color w:val="1C3A36"/>
                 <w:sz w:val="17"/>
               </w:rPr>
-              <w:t>-1.78</w:t>
+              <w:t>-1.59</w:t>
             </w:r>
           </w:p>
         </w:tc>
@@ -16941,7 +16941,7 @@
                 <w:color w:val="1C3A36"/>
                 <w:sz w:val="17"/>
               </w:rPr>
-              <w:t>-0.53</w:t>
+              <w:t>-0.25</w:t>
             </w:r>
           </w:p>
         </w:tc>
@@ -16959,7 +16959,7 @@
                 <w:color w:val="1C3A36"/>
                 <w:sz w:val="17"/>
               </w:rPr>
-              <w:t>0.71</w:t>
+              <w:t>1.09</w:t>
             </w:r>
           </w:p>
         </w:tc>
@@ -16977,7 +16977,7 @@
                 <w:color w:val="1C3A36"/>
                 <w:sz w:val="17"/>
               </w:rPr>
-              <w:t>1.96</w:t>
+              <w:t>2.43</w:t>
             </w:r>
           </w:p>
         </w:tc>
@@ -16999,7 +16999,7 @@
           <w:color w:val="6E7B77"/>
           <w:sz w:val="17"/>
         </w:rPr>
-        <w:t>Table 19.  The highest cell in the grid is EGP 3.61, at a long-run export price above today's spot and a terminal rate below the sovereign's own short-term yield. Reaching EGP 14.41 requires leaving the grid altogether, which is what the reverse calculation in the headline does explicitly.</w:t>
+        <w:t>Table 19.  The highest cell in the grid is EGP 4.26, at a long-run export price above today's spot and a terminal rate below the sovereign's own short-term yield. Reaching EGP 14.41 requires leaving the grid altogether, which is what the reverse calculation in the headline does explicitly.</w:t>
       </w:r>
     </w:p>
     <w:p>
@@ -17184,7 +17184,7 @@
                 <w:color w:val="1C3A36"/>
                 <w:sz w:val="16"/>
               </w:rPr>
-              <w:t>-2.88 to 2.59</w:t>
+              <w:t>-2.76 to 3.14</w:t>
             </w:r>
           </w:p>
         </w:tc>
@@ -17204,7 +17204,7 @@
                 <w:color w:val="1C3A36"/>
                 <w:sz w:val="16"/>
               </w:rPr>
-              <w:t>5.47</w:t>
+              <w:t>5.89</w:t>
             </w:r>
           </w:p>
         </w:tc>
@@ -17261,7 +17261,7 @@
                 <w:color w:val="1C3A36"/>
                 <w:sz w:val="16"/>
               </w:rPr>
-              <w:t>1.79 to 5.90</w:t>
+              <w:t>2.31 to 6.26</w:t>
             </w:r>
           </w:p>
         </w:tc>
@@ -17279,7 +17279,7 @@
                 <w:color w:val="1C3A36"/>
                 <w:sz w:val="16"/>
               </w:rPr>
-              <w:t>4.11</w:t>
+              <w:t>3.95</w:t>
             </w:r>
           </w:p>
         </w:tc>
@@ -17336,7 +17336,7 @@
                 <w:color w:val="1C3A36"/>
                 <w:sz w:val="16"/>
               </w:rPr>
-              <w:t>-0.13 to 1.79</w:t>
+              <w:t>0.25 to 2.31</w:t>
             </w:r>
           </w:p>
         </w:tc>
@@ -17354,7 +17354,7 @@
                 <w:color w:val="1C3A36"/>
                 <w:sz w:val="16"/>
               </w:rPr>
-              <w:t>1.91</w:t>
+              <w:t>2.06</w:t>
             </w:r>
           </w:p>
         </w:tc>
@@ -17411,7 +17411,7 @@
                 <w:color w:val="1C3A36"/>
                 <w:sz w:val="16"/>
               </w:rPr>
-              <w:t>1.79 to 2.86</w:t>
+              <w:t>2.31 to 3.50</w:t>
             </w:r>
           </w:p>
         </w:tc>
@@ -17429,7 +17429,7 @@
                 <w:color w:val="1C3A36"/>
                 <w:sz w:val="16"/>
               </w:rPr>
-              <w:t>1.07</w:t>
+              <w:t>1.19</w:t>
             </w:r>
           </w:p>
         </w:tc>
@@ -17486,7 +17486,7 @@
                 <w:color w:val="1C3A36"/>
                 <w:sz w:val="16"/>
               </w:rPr>
-              <w:t>-0.53 to 0.49</w:t>
+              <w:t>-0.25 to 0.89</w:t>
             </w:r>
           </w:p>
         </w:tc>
@@ -17504,7 +17504,7 @@
                 <w:color w:val="1C3A36"/>
                 <w:sz w:val="16"/>
               </w:rPr>
-              <w:t>1.02</w:t>
+              <w:t>1.13</w:t>
             </w:r>
           </w:p>
         </w:tc>
@@ -17561,7 +17561,7 @@
                 <w:color w:val="1C3A36"/>
                 <w:sz w:val="16"/>
               </w:rPr>
-              <w:t>0.92 to 1.79</w:t>
+              <w:t>1.40 to 2.31</w:t>
             </w:r>
           </w:p>
         </w:tc>
@@ -17579,7 +17579,7 @@
                 <w:color w:val="1C3A36"/>
                 <w:sz w:val="16"/>
               </w:rPr>
-              <w:t>0.86</w:t>
+              <w:t>0.91</w:t>
             </w:r>
           </w:p>
         </w:tc>
@@ -17636,7 +17636,7 @@
                 <w:color w:val="1C3A36"/>
                 <w:sz w:val="16"/>
               </w:rPr>
-              <w:t>0.98 to 1.79</w:t>
+              <w:t>1.54 to 2.31</w:t>
             </w:r>
           </w:p>
         </w:tc>
@@ -17654,7 +17654,7 @@
                 <w:color w:val="1C3A36"/>
                 <w:sz w:val="16"/>
               </w:rPr>
-              <w:t>0.80</w:t>
+              <w:t>0.78</w:t>
             </w:r>
           </w:p>
         </w:tc>
@@ -17711,7 +17711,7 @@
                 <w:color w:val="1C3A36"/>
                 <w:sz w:val="16"/>
               </w:rPr>
-              <w:t>1.79 to 2.02</w:t>
+              <w:t>2.31 to 2.56</w:t>
             </w:r>
           </w:p>
         </w:tc>
@@ -17729,7 +17729,7 @@
                 <w:color w:val="1C3A36"/>
                 <w:sz w:val="16"/>
               </w:rPr>
-              <w:t>0.23</w:t>
+              <w:t>0.25</w:t>
             </w:r>
           </w:p>
         </w:tc>
@@ -17786,7 +17786,7 @@
                 <w:color w:val="1C3A36"/>
                 <w:sz w:val="16"/>
               </w:rPr>
-              <w:t>1.68 to 1.79</w:t>
+              <w:t>2.20 to 2.31</w:t>
             </w:r>
           </w:p>
         </w:tc>
@@ -17804,7 +17804,7 @@
                 <w:color w:val="1C3A36"/>
                 <w:sz w:val="16"/>
               </w:rPr>
-              <w:t>0.10</w:t>
+              <w:t>0.11</w:t>
             </w:r>
           </w:p>
         </w:tc>
@@ -17861,7 +17861,7 @@
                 <w:color w:val="1C3A36"/>
                 <w:sz w:val="16"/>
               </w:rPr>
-              <w:t>1.79 to 1.79</w:t>
+              <w:t>2.31 to 2.31</w:t>
             </w:r>
           </w:p>
         </w:tc>
@@ -17915,7 +17915,7 @@
           <w:color w:val="1C3A36"/>
           <w:sz w:val="19"/>
         </w:rPr>
-        <w:t>The beta deserves a note of its own, because it is the one input in the cost of capital that comes from a statistical estimate rather than from a quote or a disclosure. It is 1.030, from 253 weekly observations over 4.9 years of the share against the published EGX30 index — the index of the exchange the share is listed on, as of 2026-07-22 — on the exchange's own Sunday-to-Thursday week. The regression explains 25.0% of the variation with a standard error of 0.191, so all three conditions of the usability test are met and the estimate is adopted rather than defaulted; the Blume-adjusted cross-check is 1.020. The interval is wide, 0.72 to 1.34 at ninety per cent, because the share is thinly traded, and the lower bound is priced with the other contested constructions in section 1.8 rather than argued away: at 0.72 the answer is EGP 2.86 instead of EGP 1.79. The earlier edition of this study regressed the share against an equal-weight basket of the Egyptian names this series happens to cover; that basket is a coverage artefact and not a market, and the figure it produced (1.053) is withdrawn.</w:t>
+        <w:t>The beta deserves a note of its own, because it is the one input in the cost of capital that comes from a statistical estimate rather than from a quote or a disclosure. It is 1.030, from 253 weekly observations over 4.9 years of the share against the published EGX30 index — the index of the exchange the share is listed on, as of 2026-07-22 — on the exchange's own Sunday-to-Thursday week. The regression explains 25.0% of the variation with a standard error of 0.191, so all three conditions of the usability test are met and the estimate is adopted rather than defaulted; the Blume-adjusted cross-check is 1.020. The interval is wide, 0.72 to 1.34 at ninety per cent, because the share is thinly traded, and the lower bound is priced with the other contested constructions in section 1.8 rather than argued away: at 0.72 the answer is EGP 3.50 instead of EGP 2.31. The earlier edition of this study regressed the share against an equal-weight basket of the Egyptian names this series happens to cover; that basket is a coverage artefact and not a market, and the figure it produced (1.053) is withdrawn.</w:t>
       </w:r>
     </w:p>
     <w:p>
@@ -19934,7 +19934,7 @@
                 <w:color w:val="1C3A36"/>
                 <w:sz w:val="16"/>
               </w:rPr>
-              <w:t>1.79</w:t>
+              <w:t>2.31</w:t>
             </w:r>
           </w:p>
         </w:tc>
@@ -20008,7 +20008,7 @@
                 <w:color w:val="1C3A36"/>
                 <w:sz w:val="16"/>
               </w:rPr>
-              <w:t>5.90</w:t>
+              <w:t>6.26</w:t>
             </w:r>
           </w:p>
         </w:tc>
@@ -20042,7 +20042,7 @@
                 <w:color w:val="1C3A36"/>
                 <w:sz w:val="16"/>
               </w:rPr>
-              <w:t>The programme alone: EGP 4.11</w:t>
+              <w:t>The programme alone: EGP 3.95</w:t>
             </w:r>
           </w:p>
         </w:tc>
@@ -20156,7 +20156,7 @@
                 <w:color w:val="1C3A36"/>
                 <w:sz w:val="16"/>
               </w:rPr>
-              <w:t>15.47</w:t>
+              <w:t>15.99</w:t>
             </w:r>
           </w:p>
         </w:tc>
@@ -20314,7 +20314,7 @@
           <w:color w:val="1C3A36"/>
           <w:sz w:val="21"/>
         </w:rPr>
-        <w:t>Our own reading therefore sits at the conservative end of the field, and the field's upper bound of EGP 15.47 should be read as what the shares would be worth if the programme were free — which it is not. The multiple lens does reach EGP 14.41, and that is the whole point of it: at the multiple Egyptian fertilizer producers actually trade at, a reader who ignores the capital programme gets the market's answer. The cash-flow lens, which does not ignore it, does not. The gap is reported as the flat discount rate that would close it, about 11.0% against a sovereign ten-year yield of 23.0%, so that a reader who disagrees can see precisely what they are disagreeing with rather than being asked to accept a conclusion.</w:t>
+        <w:t>Our own reading therefore sits at the conservative end of the field, and the field's upper bound of EGP 15.99 should be read as what the shares would be worth if the programme were free — which it is not. The multiple lens does reach EGP 14.41, and that is the whole point of it: at the multiple Egyptian fertilizer producers actually trade at, a reader who ignores the capital programme gets the market's answer. The cash-flow lens, which does not ignore it, does not. The gap is reported as the flat discount rate that would close it, about 11.5% against a sovereign ten-year yield of 23.0%, so that a reader who disagrees can see precisely what they are disagreeing with rather than being asked to accept a conclusion.</w:t>
       </w:r>
     </w:p>
     <w:p>
@@ -21332,7 +21332,7 @@
           <w:color w:val="1C3A36"/>
           <w:sz w:val="21"/>
         </w:rPr>
-        <w:t>The largest modelled allocation is the gas share of the cost stack. The statements give one materials line of EGP 4,399m and do not split gas from the rest. Gas is set at 75.0% of it, which implies 1,292 cubic metres a tonne of ammonia — inside the auditor's own disclosed 1,025 to 1,771 range, but a choice nonetheless. The alternative gas price is priced in section 1.8 and is worth EGP 1.91 a share.</w:t>
+        <w:t>The largest modelled allocation is the gas share of the cost stack. The statements give one materials line of EGP 4,399m and do not split gas from the rest. Gas is set at 75.0% of it, which implies 1,292 cubic metres a tonne of ammonia — inside the auditor's own disclosed 1,025 to 1,771 range, but a choice nonetheless. The alternative gas price is priced in section 1.8 and is worth EGP 2.06 a share.</w:t>
       </w:r>
     </w:p>
     <w:p>
@@ -21346,7 +21346,7 @@
           <w:color w:val="1C3A36"/>
           <w:sz w:val="21"/>
         </w:rPr>
-        <w:t>Maintenance capital expenditure is the driver this study got wrong on its first issue and has since re-anchored. It was set at three per cent of revenue on the assertion that the company's own observed spending was abnormally low; the cash-flow statements show two pre-project years at 1.1% of revenue, and that is now the central. The correction is worth EGP 0.33 a share on its own. The replacement-rate framing at 6.1% is published beside it as the downside rather than averaged in.</w:t>
+        <w:t>Maintenance capital expenditure is the driver this study got wrong on its first issue and has since re-anchored. It was set at three per cent of revenue on the assertion that the company's own observed spending was abnormally low; the cash-flow statements show two pre-project years at 1.1% of revenue, and that is now the central. The correction is worth EGP 0.34 a share on its own. The replacement-rate framing at 6.1% is published beside it as the downside rather than averaged in.</w:t>
       </w:r>
     </w:p>
     <w:p>
@@ -21360,7 +21360,7 @@
           <w:color w:val="1C3A36"/>
           <w:sz w:val="21"/>
         </w:rPr>
-        <w:t>The terminal reinvestment rate is now the largest unsourced input left in the model. It is set by terminal growth over an assumed 18.0% return on invested capital, which charges 38.9% of terminal operating profit after tax back into the business every year for ever — on a plant that has just been rebuilt and needs no further building. A thirty per cent return on capital, which is what a newly completed line earns while it is still filling, is worth EGP 0.84 a share. The conservative reading is kept and the alternative is priced.</w:t>
+        <w:t>The terminal reinvestment rate is now the largest unsourced input left in the model. It is set by terminal growth over an assumed 18.0% return on invested capital, which charges 38.9% of terminal operating profit after tax back into the business every year for ever — on a plant that has just been rebuilt and needs no further building. A thirty per cent return on capital, which is what a newly completed line earns while it is still filling, is worth EGP 0.93 a share. The conservative reading is kept and the alternative is priced.</w:t>
       </w:r>
     </w:p>
     <w:p>
@@ -21388,7 +21388,7 @@
           <w:color w:val="1C3A36"/>
           <w:sz w:val="21"/>
         </w:rPr>
-        <w:t>Terminal value is 65.2% of enterprise value on the carried-through case and 40.7% on the stopped case. The explicit years are a construction window: free cash flow to the firm is positive in 5 of the five years and negative in the other 0, and their present value is EGP 3,493 million against a terminal block of EGP 6,548 million. That is a real characteristic of an asset being rebuilt, not a modelling artefact — but it does mean the answer rests more heavily on one year than most studies do.</w:t>
+        <w:t>Terminal value is 65.4% of enterprise value on the carried-through case and 41.9% on the stopped case. The explicit years are a construction window: free cash flow to the firm is positive in 5 of the five years and negative in the other 0, and their present value is EGP 3,837 million against a terminal block of EGP 7,248 million. That is a real characteristic of an asset being rebuilt, not a modelling artefact — but it does mean the answer rests more heavily on one year than most studies do.</w:t>
       </w:r>
     </w:p>
     <w:p>
@@ -21856,7 +21856,7 @@
                 <w:color w:val="1C3A36"/>
                 <w:sz w:val="14"/>
               </w:rPr>
-              <w:t>11,310</w:t>
+              <w:t>11,674</w:t>
             </w:r>
           </w:p>
         </w:tc>
@@ -21874,7 +21874,7 @@
                 <w:color w:val="1C3A36"/>
                 <w:sz w:val="14"/>
               </w:rPr>
-              <w:t>11,958</w:t>
+              <w:t>12,693</w:t>
             </w:r>
           </w:p>
         </w:tc>
@@ -21892,7 +21892,7 @@
                 <w:color w:val="1C3A36"/>
                 <w:sz w:val="14"/>
               </w:rPr>
-              <w:t>12,507</w:t>
+              <w:t>13,513</w:t>
             </w:r>
           </w:p>
         </w:tc>
@@ -21910,7 +21910,7 @@
                 <w:color w:val="1C3A36"/>
                 <w:sz w:val="14"/>
               </w:rPr>
-              <w:t>12,986</w:t>
+              <w:t>14,277</w:t>
             </w:r>
           </w:p>
         </w:tc>
@@ -21928,7 +21928,7 @@
                 <w:color w:val="1C3A36"/>
                 <w:sz w:val="14"/>
               </w:rPr>
-              <w:t>13,477</w:t>
+              <w:t>15,043</w:t>
             </w:r>
           </w:p>
         </w:tc>
@@ -22040,7 +22040,7 @@
                 <w:color w:val="1C3A36"/>
                 <w:sz w:val="14"/>
               </w:rPr>
-              <w:t>6,146</w:t>
+              <w:t>6,337</w:t>
             </w:r>
           </w:p>
         </w:tc>
@@ -22058,7 +22058,7 @@
                 <w:color w:val="1C3A36"/>
                 <w:sz w:val="14"/>
               </w:rPr>
-              <w:t>6,590</w:t>
+              <w:t>6,982</w:t>
             </w:r>
           </w:p>
         </w:tc>
@@ -22076,7 +22076,7 @@
                 <w:color w:val="1C3A36"/>
                 <w:sz w:val="14"/>
               </w:rPr>
-              <w:t>7,012</w:t>
+              <w:t>7,558</w:t>
             </w:r>
           </w:p>
         </w:tc>
@@ -22094,7 +22094,7 @@
                 <w:color w:val="1C3A36"/>
                 <w:sz w:val="14"/>
               </w:rPr>
-              <w:t>7,406</w:t>
+              <w:t>8,118</w:t>
             </w:r>
           </w:p>
         </w:tc>
@@ -22112,7 +22112,7 @@
                 <w:color w:val="1C3A36"/>
                 <w:sz w:val="14"/>
               </w:rPr>
-              <w:t>7,806</w:t>
+              <w:t>8,683</w:t>
             </w:r>
           </w:p>
         </w:tc>
@@ -22236,7 +22236,7 @@
                 <w:color w:val="1C3A36"/>
                 <w:sz w:val="14"/>
               </w:rPr>
-              <w:t>5,165</w:t>
+              <w:t>5,337</w:t>
             </w:r>
           </w:p>
         </w:tc>
@@ -22256,7 +22256,7 @@
                 <w:color w:val="1C3A36"/>
                 <w:sz w:val="14"/>
               </w:rPr>
-              <w:t>5,369</w:t>
+              <w:t>5,711</w:t>
             </w:r>
           </w:p>
         </w:tc>
@@ -22276,7 +22276,7 @@
                 <w:color w:val="1C3A36"/>
                 <w:sz w:val="14"/>
               </w:rPr>
-              <w:t>5,495</w:t>
+              <w:t>5,955</w:t>
             </w:r>
           </w:p>
         </w:tc>
@@ -22296,7 +22296,7 @@
                 <w:color w:val="1C3A36"/>
                 <w:sz w:val="14"/>
               </w:rPr>
-              <w:t>5,580</w:t>
+              <w:t>6,160</w:t>
             </w:r>
           </w:p>
         </w:tc>
@@ -22316,7 +22316,7 @@
                 <w:color w:val="1C3A36"/>
                 <w:sz w:val="14"/>
               </w:rPr>
-              <w:t>5,671</w:t>
+              <w:t>6,360</w:t>
             </w:r>
           </w:p>
         </w:tc>
@@ -22428,7 +22428,7 @@
                 <w:color w:val="1C3A36"/>
                 <w:sz w:val="14"/>
               </w:rPr>
-              <w:t>826</w:t>
+              <w:t>856</w:t>
             </w:r>
           </w:p>
         </w:tc>
@@ -22446,7 +22446,7 @@
                 <w:color w:val="1C3A36"/>
                 <w:sz w:val="14"/>
               </w:rPr>
-              <w:t>882</w:t>
+              <w:t>944</w:t>
             </w:r>
           </w:p>
         </w:tc>
@@ -22464,7 +22464,7 @@
                 <w:color w:val="1C3A36"/>
                 <w:sz w:val="14"/>
               </w:rPr>
-              <w:t>932</w:t>
+              <w:t>1,019</w:t>
             </w:r>
           </w:p>
         </w:tc>
@@ -22482,7 +22482,7 @@
                 <w:color w:val="1C3A36"/>
                 <w:sz w:val="14"/>
               </w:rPr>
-              <w:t>977</w:t>
+              <w:t>1,090</w:t>
             </w:r>
           </w:p>
         </w:tc>
@@ -22500,7 +22500,7 @@
                 <w:color w:val="1C3A36"/>
                 <w:sz w:val="14"/>
               </w:rPr>
-              <w:t>1,023</w:t>
+              <w:t>1,164</w:t>
             </w:r>
           </w:p>
         </w:tc>
@@ -22612,7 +22612,7 @@
                 <w:color w:val="1C3A36"/>
                 <w:sz w:val="14"/>
               </w:rPr>
-              <w:t>396</w:t>
+              <w:t>410</w:t>
             </w:r>
           </w:p>
         </w:tc>
@@ -22630,7 +22630,7 @@
                 <w:color w:val="1C3A36"/>
                 <w:sz w:val="14"/>
               </w:rPr>
-              <w:t>423</w:t>
+              <w:t>453</w:t>
             </w:r>
           </w:p>
         </w:tc>
@@ -22648,7 +22648,7 @@
                 <w:color w:val="1C3A36"/>
                 <w:sz w:val="14"/>
               </w:rPr>
-              <w:t>449</w:t>
+              <w:t>490</w:t>
             </w:r>
           </w:p>
         </w:tc>
@@ -22666,7 +22666,7 @@
                 <w:color w:val="1C3A36"/>
                 <w:sz w:val="14"/>
               </w:rPr>
-              <w:t>471</w:t>
+              <w:t>526</w:t>
             </w:r>
           </w:p>
         </w:tc>
@@ -22684,7 +22684,7 @@
                 <w:color w:val="1C3A36"/>
                 <w:sz w:val="14"/>
               </w:rPr>
-              <w:t>495</w:t>
+              <w:t>563</w:t>
             </w:r>
           </w:p>
         </w:tc>
@@ -22808,7 +22808,7 @@
                 <w:color w:val="1C3A36"/>
                 <w:sz w:val="14"/>
               </w:rPr>
-              <w:t>3,793</w:t>
+              <w:t>3,921</w:t>
             </w:r>
           </w:p>
         </w:tc>
@@ -22828,7 +22828,7 @@
                 <w:color w:val="1C3A36"/>
                 <w:sz w:val="14"/>
               </w:rPr>
-              <w:t>3,943</w:t>
+              <w:t>4,194</w:t>
             </w:r>
           </w:p>
         </w:tc>
@@ -22848,7 +22848,7 @@
                 <w:color w:val="1C3A36"/>
                 <w:sz w:val="14"/>
               </w:rPr>
-              <w:t>4,014</w:t>
+              <w:t>4,346</w:t>
             </w:r>
           </w:p>
         </w:tc>
@@ -22868,7 +22868,7 @@
                 <w:color w:val="1C3A36"/>
                 <w:sz w:val="14"/>
               </w:rPr>
-              <w:t>4,042</w:t>
+              <w:t>4,453</w:t>
             </w:r>
           </w:p>
         </w:tc>
@@ -22888,7 +22888,7 @@
                 <w:color w:val="1C3A36"/>
                 <w:sz w:val="14"/>
               </w:rPr>
-              <w:t>4,072</w:t>
+              <w:t>4,553</w:t>
             </w:r>
           </w:p>
         </w:tc>
@@ -23196,7 +23196,7 @@
                 <w:color w:val="1C3A36"/>
                 <w:sz w:val="14"/>
               </w:rPr>
-              <w:t>4,684</w:t>
+              <w:t>4,812</w:t>
             </w:r>
           </w:p>
         </w:tc>
@@ -23216,7 +23216,7 @@
                 <w:color w:val="1C3A36"/>
                 <w:sz w:val="14"/>
               </w:rPr>
-              <w:t>4,952</w:t>
+              <w:t>5,203</w:t>
             </w:r>
           </w:p>
         </w:tc>
@@ -23236,7 +23236,7 @@
                 <w:color w:val="1C3A36"/>
                 <w:sz w:val="14"/>
               </w:rPr>
-              <w:t>5,161</w:t>
+              <w:t>5,492</w:t>
             </w:r>
           </w:p>
         </w:tc>
@@ -23256,7 +23256,7 @@
                 <w:color w:val="1C3A36"/>
                 <w:sz w:val="14"/>
               </w:rPr>
-              <w:t>5,334</w:t>
+              <w:t>5,746</w:t>
             </w:r>
           </w:p>
         </w:tc>
@@ -23276,7 +23276,7 @@
                 <w:color w:val="1C3A36"/>
                 <w:sz w:val="14"/>
               </w:rPr>
-              <w:t>5,507</w:t>
+              <w:t>5,987</w:t>
             </w:r>
           </w:p>
         </w:tc>
@@ -23406,7 +23406,7 @@
                 <w:color w:val="1C3A36"/>
                 <w:sz w:val="14"/>
               </w:rPr>
-              <w:t>44.9%</w:t>
+              <w:t>45.0%</w:t>
             </w:r>
           </w:p>
         </w:tc>
@@ -23424,7 +23424,7 @@
                 <w:color w:val="1C3A36"/>
                 <w:sz w:val="14"/>
               </w:rPr>
-              <w:t>43.9%</w:t>
+              <w:t>44.1%</w:t>
             </w:r>
           </w:p>
         </w:tc>
@@ -23442,7 +23442,7 @@
                 <w:color w:val="1C3A36"/>
                 <w:sz w:val="14"/>
               </w:rPr>
-              <w:t>43.0%</w:t>
+              <w:t>43.1%</w:t>
             </w:r>
           </w:p>
         </w:tc>
@@ -23460,7 +23460,7 @@
                 <w:color w:val="1C3A36"/>
                 <w:sz w:val="14"/>
               </w:rPr>
-              <w:t>42.1%</w:t>
+              <w:t>42.3%</w:t>
             </w:r>
           </w:p>
         </w:tc>
@@ -23572,7 +23572,7 @@
                 <w:color w:val="1C3A36"/>
                 <w:sz w:val="14"/>
               </w:rPr>
-              <w:t>41.4%</w:t>
+              <w:t>41.2%</w:t>
             </w:r>
           </w:p>
         </w:tc>
@@ -23590,7 +23590,7 @@
                 <w:color w:val="1C3A36"/>
                 <w:sz w:val="14"/>
               </w:rPr>
-              <w:t>41.4%</w:t>
+              <w:t>41.0%</w:t>
             </w:r>
           </w:p>
         </w:tc>
@@ -23608,7 +23608,7 @@
                 <w:color w:val="1C3A36"/>
                 <w:sz w:val="14"/>
               </w:rPr>
-              <w:t>41.3%</w:t>
+              <w:t>40.6%</w:t>
             </w:r>
           </w:p>
         </w:tc>
@@ -23626,7 +23626,7 @@
                 <w:color w:val="1C3A36"/>
                 <w:sz w:val="14"/>
               </w:rPr>
-              <w:t>41.1%</w:t>
+              <w:t>40.2%</w:t>
             </w:r>
           </w:p>
         </w:tc>
@@ -23644,7 +23644,7 @@
                 <w:color w:val="1C3A36"/>
                 <w:sz w:val="14"/>
               </w:rPr>
-              <w:t>40.9%</w:t>
+              <w:t>39.8%</w:t>
             </w:r>
           </w:p>
         </w:tc>
@@ -26015,7 +26015,7 @@
                 <w:color w:val="1C3A36"/>
                 <w:sz w:val="16"/>
               </w:rPr>
-              <w:t>2,725</w:t>
+              <w:t>2,729</w:t>
             </w:r>
           </w:p>
         </w:tc>
@@ -26033,7 +26033,7 @@
                 <w:color w:val="1C3A36"/>
                 <w:sz w:val="16"/>
               </w:rPr>
-              <w:t>3,233</w:t>
+              <w:t>3,242</w:t>
             </w:r>
           </w:p>
         </w:tc>
@@ -26051,7 +26051,7 @@
                 <w:color w:val="1C3A36"/>
                 <w:sz w:val="16"/>
               </w:rPr>
-              <w:t>3,440</w:t>
+              <w:t>3,451</w:t>
             </w:r>
           </w:p>
         </w:tc>
@@ -26069,7 +26069,7 @@
                 <w:color w:val="1C3A36"/>
                 <w:sz w:val="16"/>
               </w:rPr>
-              <w:t>3,345</w:t>
+              <w:t>3,359</w:t>
             </w:r>
           </w:p>
         </w:tc>
@@ -26087,7 +26087,7 @@
                 <w:color w:val="1C3A36"/>
                 <w:sz w:val="16"/>
               </w:rPr>
-              <w:t>2,640</w:t>
+              <w:t>2,657</w:t>
             </w:r>
           </w:p>
         </w:tc>
@@ -26239,7 +26239,7 @@
                 <w:color w:val="1C3A36"/>
                 <w:sz w:val="16"/>
               </w:rPr>
-              <w:t>830</w:t>
+              <w:t>856</w:t>
             </w:r>
           </w:p>
         </w:tc>
@@ -26257,7 +26257,7 @@
                 <w:color w:val="1C3A36"/>
                 <w:sz w:val="16"/>
               </w:rPr>
-              <w:t>877</w:t>
+              <w:t>931</w:t>
             </w:r>
           </w:p>
         </w:tc>
@@ -26275,7 +26275,7 @@
                 <w:color w:val="1C3A36"/>
                 <w:sz w:val="16"/>
               </w:rPr>
-              <w:t>917</w:t>
+              <w:t>991</w:t>
             </w:r>
           </w:p>
         </w:tc>
@@ -26293,7 +26293,7 @@
                 <w:color w:val="1C3A36"/>
                 <w:sz w:val="16"/>
               </w:rPr>
-              <w:t>953</w:t>
+              <w:t>1,047</w:t>
             </w:r>
           </w:p>
         </w:tc>
@@ -26311,7 +26311,7 @@
                 <w:color w:val="1C3A36"/>
                 <w:sz w:val="16"/>
               </w:rPr>
-              <w:t>989</w:t>
+              <w:t>1,104</w:t>
             </w:r>
           </w:p>
         </w:tc>
@@ -26351,7 +26351,7 @@
                 <w:color w:val="1C3A36"/>
                 <w:sz w:val="16"/>
               </w:rPr>
-              <w:t>2,782</w:t>
+              <w:t>2,869</w:t>
             </w:r>
           </w:p>
         </w:tc>
@@ -26369,7 +26369,7 @@
                 <w:color w:val="1C3A36"/>
                 <w:sz w:val="16"/>
               </w:rPr>
-              <w:t>2,983</w:t>
+              <w:t>3,161</w:t>
             </w:r>
           </w:p>
         </w:tc>
@@ -26387,7 +26387,7 @@
                 <w:color w:val="1C3A36"/>
                 <w:sz w:val="16"/>
               </w:rPr>
-              <w:t>3,175</w:t>
+              <w:t>3,422</w:t>
             </w:r>
           </w:p>
         </w:tc>
@@ -26405,7 +26405,7 @@
                 <w:color w:val="1C3A36"/>
                 <w:sz w:val="16"/>
               </w:rPr>
-              <w:t>3,353</w:t>
+              <w:t>3,675</w:t>
             </w:r>
           </w:p>
         </w:tc>
@@ -26423,7 +26423,7 @@
                 <w:color w:val="1C3A36"/>
                 <w:sz w:val="16"/>
               </w:rPr>
-              <w:t>3,534</w:t>
+              <w:t>3,931</w:t>
             </w:r>
           </w:p>
         </w:tc>
@@ -26463,7 +26463,7 @@
                 <w:color w:val="1C3A36"/>
                 <w:sz w:val="16"/>
               </w:rPr>
-              <w:t>1,400</w:t>
+              <w:t>1,444</w:t>
             </w:r>
           </w:p>
         </w:tc>
@@ -26481,7 +26481,7 @@
                 <w:color w:val="1C3A36"/>
                 <w:sz w:val="16"/>
               </w:rPr>
-              <w:t>1,502</w:t>
+              <w:t>1,591</w:t>
             </w:r>
           </w:p>
         </w:tc>
@@ -26499,7 +26499,7 @@
                 <w:color w:val="1C3A36"/>
                 <w:sz w:val="16"/>
               </w:rPr>
-              <w:t>1,598</w:t>
+              <w:t>1,722</w:t>
             </w:r>
           </w:p>
         </w:tc>
@@ -26517,7 +26517,7 @@
                 <w:color w:val="1C3A36"/>
                 <w:sz w:val="16"/>
               </w:rPr>
-              <w:t>1,688</w:t>
+              <w:t>1,850</w:t>
             </w:r>
           </w:p>
         </w:tc>
@@ -26535,7 +26535,7 @@
                 <w:color w:val="1C3A36"/>
                 <w:sz w:val="16"/>
               </w:rPr>
-              <w:t>1,779</w:t>
+              <w:t>1,979</w:t>
             </w:r>
           </w:p>
         </w:tc>
@@ -26575,7 +26575,7 @@
                 <w:color w:val="1C3A36"/>
                 <w:sz w:val="16"/>
               </w:rPr>
-              <w:t>2,212</w:t>
+              <w:t>2,281</w:t>
             </w:r>
           </w:p>
         </w:tc>
@@ -26593,7 +26593,7 @@
                 <w:color w:val="1C3A36"/>
                 <w:sz w:val="16"/>
               </w:rPr>
-              <w:t>2,359</w:t>
+              <w:t>2,501</w:t>
             </w:r>
           </w:p>
         </w:tc>
@@ -26611,7 +26611,7 @@
                 <w:color w:val="1C3A36"/>
                 <w:sz w:val="16"/>
               </w:rPr>
-              <w:t>2,494</w:t>
+              <w:t>2,691</w:t>
             </w:r>
           </w:p>
         </w:tc>
@@ -26629,7 +26629,7 @@
                 <w:color w:val="1C3A36"/>
                 <w:sz w:val="16"/>
               </w:rPr>
-              <w:t>2,618</w:t>
+              <w:t>2,873</w:t>
             </w:r>
           </w:p>
         </w:tc>
@@ -26647,7 +26647,7 @@
                 <w:color w:val="1C3A36"/>
                 <w:sz w:val="16"/>
               </w:rPr>
-              <w:t>2,744</w:t>
+              <w:t>3,056</w:t>
             </w:r>
           </w:p>
         </w:tc>
@@ -26687,7 +26687,7 @@
                 <w:color w:val="1C3A36"/>
                 <w:sz w:val="16"/>
               </w:rPr>
-              <w:t>-858</w:t>
+              <w:t>-788</w:t>
             </w:r>
           </w:p>
         </w:tc>
@@ -26705,7 +26705,7 @@
                 <w:color w:val="1C3A36"/>
                 <w:sz w:val="16"/>
               </w:rPr>
-              <w:t>147</w:t>
+              <w:t>220</w:t>
             </w:r>
           </w:p>
         </w:tc>
@@ -26723,7 +26723,7 @@
                 <w:color w:val="1C3A36"/>
                 <w:sz w:val="16"/>
               </w:rPr>
-              <w:t>135</w:t>
+              <w:t>190</w:t>
             </w:r>
           </w:p>
         </w:tc>
@@ -26741,7 +26741,7 @@
                 <w:color w:val="1C3A36"/>
                 <w:sz w:val="16"/>
               </w:rPr>
-              <w:t>124</w:t>
+              <w:t>182</w:t>
             </w:r>
           </w:p>
         </w:tc>
@@ -26759,7 +26759,7 @@
                 <w:color w:val="1C3A36"/>
                 <w:sz w:val="16"/>
               </w:rPr>
-              <w:t>126</w:t>
+              <w:t>183</w:t>
             </w:r>
           </w:p>
         </w:tc>
@@ -26803,7 +26803,7 @@
                 <w:color w:val="1C3A36"/>
                 <w:sz w:val="16"/>
               </w:rPr>
-              <w:t>1,963</w:t>
+              <w:t>1,989</w:t>
             </w:r>
           </w:p>
         </w:tc>
@@ -26823,7 +26823,7 @@
                 <w:color w:val="1C3A36"/>
                 <w:sz w:val="16"/>
               </w:rPr>
-              <w:t>684</w:t>
+              <w:t>798</w:t>
             </w:r>
           </w:p>
         </w:tc>
@@ -26843,7 +26843,7 @@
                 <w:color w:val="1C3A36"/>
                 <w:sz w:val="16"/>
               </w:rPr>
-              <w:t>683</w:t>
+              <w:t>874</w:t>
             </w:r>
           </w:p>
         </w:tc>
@@ -26863,7 +26863,7 @@
                 <w:color w:val="1C3A36"/>
                 <w:sz w:val="16"/>
               </w:rPr>
-              <w:t>957</w:t>
+              <w:t>1,202</w:t>
             </w:r>
           </w:p>
         </w:tc>
@@ -26883,7 +26883,7 @@
                 <w:color w:val="1C3A36"/>
                 <w:sz w:val="16"/>
               </w:rPr>
-              <w:t>1,825</w:t>
+              <w:t>2,122</w:t>
             </w:r>
           </w:p>
         </w:tc>
@@ -27068,7 +27068,7 @@
                 <w:color w:val="1C3A36"/>
                 <w:sz w:val="16"/>
               </w:rPr>
-              <w:t>12,507</w:t>
+              <w:t>13,513</w:t>
             </w:r>
           </w:p>
         </w:tc>
@@ -27086,7 +27086,7 @@
                 <w:color w:val="1C3A36"/>
                 <w:sz w:val="16"/>
               </w:rPr>
-              <w:t>12,986</w:t>
+              <w:t>14,277</w:t>
             </w:r>
           </w:p>
         </w:tc>
@@ -27104,7 +27104,7 @@
                 <w:color w:val="1C3A36"/>
                 <w:sz w:val="16"/>
               </w:rPr>
-              <w:t>13,477</w:t>
+              <w:t>15,043</w:t>
             </w:r>
           </w:p>
         </w:tc>
@@ -27144,7 +27144,7 @@
                 <w:color w:val="1C3A36"/>
                 <w:sz w:val="16"/>
               </w:rPr>
-              <w:t>5,495</w:t>
+              <w:t>5,955</w:t>
             </w:r>
           </w:p>
         </w:tc>
@@ -27162,7 +27162,7 @@
                 <w:color w:val="1C3A36"/>
                 <w:sz w:val="16"/>
               </w:rPr>
-              <w:t>5,580</w:t>
+              <w:t>6,160</w:t>
             </w:r>
           </w:p>
         </w:tc>
@@ -27180,7 +27180,7 @@
                 <w:color w:val="1C3A36"/>
                 <w:sz w:val="16"/>
               </w:rPr>
-              <w:t>5,671</w:t>
+              <w:t>6,360</w:t>
             </w:r>
           </w:p>
         </w:tc>
@@ -27224,7 +27224,7 @@
                 <w:color w:val="1C3A36"/>
                 <w:sz w:val="16"/>
               </w:rPr>
-              <w:t>5,161</w:t>
+              <w:t>5,492</w:t>
             </w:r>
           </w:p>
         </w:tc>
@@ -27244,7 +27244,7 @@
                 <w:color w:val="1C3A36"/>
                 <w:sz w:val="16"/>
               </w:rPr>
-              <w:t>5,334</w:t>
+              <w:t>5,746</w:t>
             </w:r>
           </w:p>
         </w:tc>
@@ -27264,7 +27264,7 @@
                 <w:color w:val="1C3A36"/>
                 <w:sz w:val="16"/>
               </w:rPr>
-              <w:t>5,507</w:t>
+              <w:t>5,987</w:t>
             </w:r>
           </w:p>
         </w:tc>
@@ -27304,7 +27304,7 @@
                 <w:color w:val="1C3A36"/>
                 <w:sz w:val="16"/>
               </w:rPr>
-              <w:t>1,338</w:t>
+              <w:t>1,445</w:t>
             </w:r>
           </w:p>
         </w:tc>
@@ -27322,7 +27322,7 @@
                 <w:color w:val="1C3A36"/>
                 <w:sz w:val="16"/>
               </w:rPr>
-              <w:t>461</w:t>
+              <w:t>507</w:t>
             </w:r>
           </w:p>
         </w:tc>
@@ -27340,7 +27340,7 @@
                 <w:color w:val="1C3A36"/>
                 <w:sz w:val="16"/>
               </w:rPr>
-              <w:t>1,093</w:t>
+              <w:t>1,220</w:t>
             </w:r>
           </w:p>
         </w:tc>
@@ -27380,7 +27380,7 @@
                 <w:color w:val="1C3A36"/>
                 <w:sz w:val="16"/>
               </w:rPr>
-              <w:t>14,700</w:t>
+              <w:t>15,881</w:t>
             </w:r>
           </w:p>
         </w:tc>
@@ -27398,7 +27398,7 @@
                 <w:color w:val="1C3A36"/>
                 <w:sz w:val="16"/>
               </w:rPr>
-              <w:t>15,588</w:t>
+              <w:t>17,139</w:t>
             </w:r>
           </w:p>
         </w:tc>
@@ -27416,7 +27416,7 @@
                 <w:color w:val="1C3A36"/>
                 <w:sz w:val="16"/>
               </w:rPr>
-              <w:t>17,913</w:t>
+              <w:t>19,995</w:t>
             </w:r>
           </w:p>
         </w:tc>
@@ -27456,7 +27456,7 @@
                 <w:color w:val="1C3A36"/>
                 <w:sz w:val="16"/>
               </w:rPr>
-              <w:t>1,437</w:t>
+              <w:t>1,557</w:t>
             </w:r>
           </w:p>
         </w:tc>
@@ -27474,7 +27474,7 @@
                 <w:color w:val="1C3A36"/>
                 <w:sz w:val="16"/>
               </w:rPr>
-              <w:t>1,256</w:t>
+              <w:t>1,387</w:t>
             </w:r>
           </w:p>
         </w:tc>
@@ -27492,7 +27492,7 @@
                 <w:color w:val="1C3A36"/>
                 <w:sz w:val="16"/>
               </w:rPr>
-              <w:t>480</w:t>
+              <w:t>538</w:t>
             </w:r>
           </w:p>
         </w:tc>
@@ -27536,7 +27536,7 @@
                 <w:color w:val="1C3A36"/>
                 <w:sz w:val="16"/>
               </w:rPr>
-              <w:t>10,993</w:t>
+              <w:t>11,914</w:t>
             </w:r>
           </w:p>
         </w:tc>
@@ -27556,7 +27556,7 @@
                 <w:color w:val="1C3A36"/>
                 <w:sz w:val="16"/>
               </w:rPr>
-              <w:t>10,119</w:t>
+              <w:t>11,170</w:t>
             </w:r>
           </w:p>
         </w:tc>
@@ -27576,7 +27576,7 @@
                 <w:color w:val="1C3A36"/>
                 <w:sz w:val="16"/>
               </w:rPr>
-              <w:t>7,637</w:t>
+              <w:t>8,565</w:t>
             </w:r>
           </w:p>
         </w:tc>
@@ -28859,7 +28859,7 @@
                 <w:color w:val="1C3A36"/>
                 <w:sz w:val="17"/>
               </w:rPr>
-              <w:t>187</w:t>
+              <w:t>188</w:t>
             </w:r>
           </w:p>
         </w:tc>
@@ -29150,7 +29150,7 @@
                 <w:color w:val="1C3A36"/>
                 <w:sz w:val="17"/>
               </w:rPr>
-              <w:t>297</w:t>
+              <w:t>298</w:t>
             </w:r>
           </w:p>
         </w:tc>
@@ -32536,7 +32536,7 @@
                 <w:color w:val="1C3A36"/>
                 <w:sz w:val="16"/>
               </w:rPr>
-              <w:t>13,579</w:t>
+              <w:t>14,623</w:t>
             </w:r>
           </w:p>
         </w:tc>
@@ -32820,7 +32820,7 @@
                 <w:color w:val="1C3A36"/>
                 <w:sz w:val="16"/>
               </w:rPr>
-              <w:t>8,966</w:t>
+              <w:t>9,934</w:t>
             </w:r>
           </w:p>
         </w:tc>
@@ -32876,7 +32876,7 @@
                 <w:color w:val="1C3A36"/>
                 <w:sz w:val="16"/>
               </w:rPr>
-              <w:t>8,564</w:t>
+              <w:t>9,553</w:t>
             </w:r>
           </w:p>
         </w:tc>
@@ -32932,7 +32932,7 @@
                 <w:color w:val="1C3A36"/>
                 <w:sz w:val="16"/>
               </w:rPr>
-              <w:t>9,428</w:t>
+              <w:t>10,387</w:t>
             </w:r>
           </w:p>
         </w:tc>
@@ -33044,7 +33044,7 @@
                 <w:color w:val="1C3A36"/>
                 <w:sz w:val="16"/>
               </w:rPr>
-              <w:t>6,724</w:t>
+              <w:t>7,451</w:t>
             </w:r>
           </w:p>
         </w:tc>
@@ -33100,7 +33100,7 @@
                 <w:color w:val="1C3A36"/>
                 <w:sz w:val="16"/>
               </w:rPr>
-              <w:t>3.38</w:t>
+              <w:t>3.75</w:t>
             </w:r>
           </w:p>
         </w:tc>
@@ -33152,7 +33152,7 @@
           <w:color w:val="1C3A36"/>
           <w:sz w:val="21"/>
         </w:rPr>
-        <w:t>Range: EGP 0.00 to EGP 3.56 a share.</w:t>
+        <w:t>Range: EGP 0.00 to EGP 3.92 a share.</w:t>
       </w:r>
     </w:p>
     <w:p>
@@ -33166,7 +33166,7 @@
           <w:color w:val="1C3A36"/>
           <w:sz w:val="19"/>
         </w:rPr>
-        <w:t>On both sides of the contested judgement.  With the programme carried through the claim is worth EGP 3.38 a share (EGP 0.00 to 3.56 across the volatility range); with the programme stopped the enterprise value rises to EGP 21,754 million and the same claim is worth EGP 6.32 (EGP 6.22 to 6.46). The two are published side by side and never averaged.</w:t>
+        <w:t>On both sides of the contested judgement.  With the programme carried through the claim is worth EGP 3.75 a share (EGP 0.00 to 3.92 across the volatility range); with the programme stopped the enterprise value rises to EGP 22,467 million and the same claim is worth EGP 6.58 (EGP 6.49 to 6.72). The two are published side by side and never averaged.</w:t>
       </w:r>
     </w:p>
     <w:p>
@@ -33180,7 +33180,7 @@
           <w:color w:val="1C3A36"/>
           <w:sz w:val="19"/>
         </w:rPr>
-        <w:t>Reading it.  The lowest and the widest of the three, and the only one that takes the debt seriously as a structural fact rather than as a subtraction. Enterprise value including the non-operating assets is EGP 13,579m against gross debt of EGP 14,639m, so the equity is out of the money on the model's own central case and its value is entirely time value. That is why the answer rises with volatility and with time, and why the grid below matters more than the point: at 30% volatility over three years the claim is worth EGP 2.26 a share, and at 60% over seven years EGP 4.16. A reader who finds it perverse that a worse business is worth more here has understood the method correctly: limited liability truncates the downside, so dispersion accrues to the holder. What the method cannot do is tell that holder when the option expires.</w:t>
+        <w:t>Reading it.  The lowest and the widest of the three, and the only one that takes the debt seriously as a structural fact rather than as a subtraction. Enterprise value including the non-operating assets is EGP 14,623m against gross debt of EGP 14,639m, so the equity is out of the money on the model's own central case and its value is entirely time value. That is why the answer rises with volatility and with time, and why the grid below matters more than the point: at 30% volatility over three years the claim is worth EGP 2.62 a share, and at 60% over seven years EGP 4.53. A reader who finds it perverse that a worse business is worth more here has understood the method correctly: limited liability truncates the downside, so dispersion accrues to the holder. What the method cannot do is tell that holder when the option expires.</w:t>
       </w:r>
     </w:p>
     <w:tbl>
@@ -33368,7 +33368,7 @@
                 <w:color w:val="1C3A36"/>
                 <w:sz w:val="17"/>
               </w:rPr>
-              <w:t>2.26</w:t>
+              <w:t>2.62</w:t>
             </w:r>
           </w:p>
         </w:tc>
@@ -33386,7 +33386,7 @@
                 <w:color w:val="1C3A36"/>
                 <w:sz w:val="17"/>
               </w:rPr>
-              <w:t>2.34</w:t>
+              <w:t>2.69</w:t>
             </w:r>
           </w:p>
         </w:tc>
@@ -33404,7 +33404,7 @@
                 <w:color w:val="1C3A36"/>
                 <w:sz w:val="17"/>
               </w:rPr>
-              <w:t>2.53</w:t>
+              <w:t>2.88</w:t>
             </w:r>
           </w:p>
         </w:tc>
@@ -33422,7 +33422,7 @@
                 <w:color w:val="1C3A36"/>
                 <w:sz w:val="17"/>
               </w:rPr>
-              <w:t>2.74</w:t>
+              <w:t>3.08</w:t>
             </w:r>
           </w:p>
         </w:tc>
@@ -33440,7 +33440,7 @@
                 <w:color w:val="1C3A36"/>
                 <w:sz w:val="17"/>
               </w:rPr>
-              <w:t>2.84</w:t>
+              <w:t>3.18</w:t>
             </w:r>
           </w:p>
         </w:tc>
@@ -33480,7 +33480,7 @@
                 <w:color w:val="1C3A36"/>
                 <w:sz w:val="17"/>
               </w:rPr>
-              <w:t>3.17</w:t>
+              <w:t>3.55</w:t>
             </w:r>
           </w:p>
         </w:tc>
@@ -33498,7 +33498,7 @@
                 <w:color w:val="1C3A36"/>
                 <w:sz w:val="17"/>
               </w:rPr>
-              <w:t>3.23</w:t>
+              <w:t>3.61</w:t>
             </w:r>
           </w:p>
         </w:tc>
@@ -33516,7 +33516,7 @@
                 <w:color w:val="1C3A36"/>
                 <w:sz w:val="17"/>
               </w:rPr>
-              <w:t>3.38</w:t>
+              <w:t>3.75</w:t>
             </w:r>
           </w:p>
         </w:tc>
@@ -33534,7 +33534,7 @@
                 <w:color w:val="1C3A36"/>
                 <w:sz w:val="17"/>
               </w:rPr>
-              <w:t>3.56</w:t>
+              <w:t>3.92</w:t>
             </w:r>
           </w:p>
         </w:tc>
@@ -33552,7 +33552,7 @@
                 <w:color w:val="1C3A36"/>
                 <w:sz w:val="17"/>
               </w:rPr>
-              <w:t>3.65</w:t>
+              <w:t>4.01</w:t>
             </w:r>
           </w:p>
         </w:tc>
@@ -33592,7 +33592,7 @@
                 <w:color w:val="1C3A36"/>
                 <w:sz w:val="17"/>
               </w:rPr>
-              <w:t>3.80</w:t>
+              <w:t>4.19</w:t>
             </w:r>
           </w:p>
         </w:tc>
@@ -33610,7 +33610,7 @@
                 <w:color w:val="1C3A36"/>
                 <w:sz w:val="17"/>
               </w:rPr>
-              <w:t>3.84</w:t>
+              <w:t>4.23</w:t>
             </w:r>
           </w:p>
         </w:tc>
@@ -33628,7 +33628,7 @@
                 <w:color w:val="1C3A36"/>
                 <w:sz w:val="17"/>
               </w:rPr>
-              <w:t>3.95</w:t>
+              <w:t>4.33</w:t>
             </w:r>
           </w:p>
         </w:tc>
@@ -33646,7 +33646,7 @@
                 <w:color w:val="1C3A36"/>
                 <w:sz w:val="17"/>
               </w:rPr>
-              <w:t>4.09</w:t>
+              <w:t>4.46</w:t>
             </w:r>
           </w:p>
         </w:tc>
@@ -33664,7 +33664,7 @@
                 <w:color w:val="1C3A36"/>
                 <w:sz w:val="17"/>
               </w:rPr>
-              <w:t>4.16</w:t>
+              <w:t>4.53</w:t>
             </w:r>
           </w:p>
         </w:tc>
@@ -33700,7 +33700,7 @@
           <w:color w:val="1C3A36"/>
           <w:sz w:val="19"/>
         </w:rPr>
-        <w:t>Named sensitivity.  Volatility is the swing factor: at 35% the claim is worth EGP 3.23 a share, at 55% EGP 3.56. Time to maturity matters almost as much, because it is time for the enterprise to recover above the debt.</w:t>
+        <w:t>Named sensitivity.  Volatility is the swing factor: at 35% the claim is worth EGP 3.61 a share, at 55% EGP 3.92. Time to maturity matters almost as much, because it is time for the enterprise to recover above the debt.</w:t>
       </w:r>
     </w:p>
     <w:p>
@@ -34442,7 +34442,7 @@
                 <w:color w:val="1C3A36"/>
                 <w:sz w:val="16"/>
               </w:rPr>
-              <w:t>-0.78</w:t>
+              <w:t>-1.14</w:t>
             </w:r>
           </w:p>
         </w:tc>
@@ -34499,7 +34499,7 @@
                 <w:color w:val="1C3A36"/>
                 <w:sz w:val="16"/>
               </w:rPr>
-              <w:t>0.26</w:t>
+              <w:t>-0.10</w:t>
             </w:r>
           </w:p>
         </w:tc>
@@ -34556,7 +34556,7 @@
                 <w:color w:val="1C3A36"/>
                 <w:sz w:val="16"/>
               </w:rPr>
-              <w:t>-1.79</w:t>
+              <w:t>-2.31</w:t>
             </w:r>
           </w:p>
         </w:tc>
@@ -34613,7 +34613,7 @@
                 <w:color w:val="1C3A36"/>
                 <w:sz w:val="16"/>
               </w:rPr>
-              <w:t>-12.62</w:t>
+              <w:t>-12.10</w:t>
             </w:r>
           </w:p>
         </w:tc>
@@ -34630,7 +34630,7 @@
                 <w:color w:val="1C3A36"/>
                 <w:sz w:val="16"/>
               </w:rPr>
-              <w:t>The discount rate, and only the discount rate. At about 11.0% the market's price is reproduced; at any rate anchored to Egypt's sovereign it is not.</w:t>
+              <w:t>The discount rate, and only the discount rate. At about 11.5% the market's price is reproduced; at any rate anchored to Egypt's sovereign it is not.</w:t>
             </w:r>
           </w:p>
         </w:tc>
@@ -34670,7 +34670,7 @@
                 <w:color w:val="1C3A36"/>
                 <w:sz w:val="16"/>
               </w:rPr>
-              <w:t>1.06</w:t>
+              <w:t>1.58</w:t>
             </w:r>
           </w:p>
         </w:tc>
@@ -34752,7 +34752,7 @@
           <w:color w:val="1C3A36"/>
           <w:sz w:val="21"/>
         </w:rPr>
-        <w:t>Every input behind this study — 297 of them — carries a value, a source, a date and a research layer, and all of them are printed in the separate bibliography document. Where a number is constructed rather than reported, the construction is stated. Where a needed number could not be obtained, that is stated too.</w:t>
+        <w:t>Every input behind this study — 298 of them — carries a value, a source, a date and a research layer, and all of them are printed in the separate bibliography document. Where a number is constructed rather than reported, the construction is stated. Where a needed number could not be obtained, that is stated too.</w:t>
       </w:r>
     </w:p>
     <w:p>

--- a/engine/egch_study/EGCH_Valuation_Study_03-09-2026.docx
+++ b/engine/egch_study/EGCH_Valuation_Study_03-09-2026.docx
@@ -86,7 +86,7 @@
           <w:color w:val="6E7B77"/>
           <w:sz w:val="20"/>
         </w:rPr>
-        <w:t>Valuation study — 1 September 2026  ·  Reporting and valuation currency: Egyptian pounds  ·  Anchor price EGP 14.41 at the close of 2026-09-03</w:t>
+        <w:t>Valuation study — 3 September 2026  ·  Reporting and valuation currency: Egyptian pounds  ·  Anchor price EGP 14.41 at the close of 2026-09-03</w:t>
       </w:r>
     </w:p>
     <w:p>

--- a/engine/egch_study/EGCH_Valuation_Study_03-09-2026.docx
+++ b/engine/egch_study/EGCH_Valuation_Study_03-09-2026.docx
@@ -5255,7 +5255,7 @@
           <w:color w:val="6E7B77"/>
           <w:sz w:val="17"/>
         </w:rPr>
-        <w:t>Table 5.  Net debt is larger than the enterprise value the cash flows support in the carried-through column. That is why the equity value there is negative, and it is stated rather than clipped to zero.</w:t>
+        <w:t>Table 5.  Net debt of EGP 10,032 million stands against an enterprise value of EGP 11,085 million that the cash flows support, so the equity in the carried-through column is the thin residual between two large numbers — which is why it moves so violently on any change to either. It is stated rather than clipped.</w:t>
       </w:r>
     </w:p>
     <w:p>
@@ -5864,15 +5864,13 @@
         <w:tc>
           <w:tcPr>
             <w:tcW w:type="dxa" w:w="2160"/>
-            <w:shd w:val="clear" w:color="auto" w:fill="F6F1E6"/>
-          </w:tcPr>
-          <w:p>
-            <w:pPr>
-              <w:spacing w:after="20"/>
-            </w:pPr>
-            <w:r>
-              <w:rPr>
-                <w:b/>
+          </w:tcPr>
+          <w:p>
+            <w:pPr>
+              <w:spacing w:after="20"/>
+            </w:pPr>
+            <w:r>
+              <w:rPr>
                 <w:color w:val="1C3A36"/>
                 <w:sz w:val="17"/>
               </w:rPr>
@@ -5883,16 +5881,14 @@
         <w:tc>
           <w:tcPr>
             <w:tcW w:type="dxa" w:w="2592"/>
-            <w:shd w:val="clear" w:color="auto" w:fill="F6F1E6"/>
-          </w:tcPr>
-          <w:p>
-            <w:pPr>
-              <w:spacing w:after="20"/>
-              <w:jc w:val="right"/>
-            </w:pPr>
-            <w:r>
-              <w:rPr>
-                <w:b/>
+          </w:tcPr>
+          <w:p>
+            <w:pPr>
+              <w:spacing w:after="20"/>
+              <w:jc w:val="right"/>
+            </w:pPr>
+            <w:r>
+              <w:rPr>
                 <w:color w:val="1C3A36"/>
                 <w:sz w:val="17"/>
               </w:rPr>
@@ -5903,15 +5899,13 @@
         <w:tc>
           <w:tcPr>
             <w:tcW w:type="dxa" w:w="5184"/>
-            <w:shd w:val="clear" w:color="auto" w:fill="F6F1E6"/>
-          </w:tcPr>
-          <w:p>
-            <w:pPr>
-              <w:spacing w:after="20"/>
-            </w:pPr>
-            <w:r>
-              <w:rPr>
-                <w:b/>
+          </w:tcPr>
+          <w:p>
+            <w:pPr>
+              <w:spacing w:after="20"/>
+            </w:pPr>
+            <w:r>
+              <w:rPr>
                 <w:color w:val="1C3A36"/>
                 <w:sz w:val="17"/>
               </w:rPr>
@@ -6167,7 +6161,7 @@
           <w:color w:val="6E7B77"/>
           <w:sz w:val="17"/>
         </w:rPr>
-        <w:t>Table 7.  Every row is a full re-run. The sign of the answer turns at about eighteen per cent — five points below what Egypt's own government pays to borrow for ten years. Reaching the traded price needs about 11.5%, which is 11.5% below the sovereign. That, and not the capital programme, is the disagreement between this study and the market.</w:t>
+        <w:t>Table 7.  Every row is a full re-run. The answer stays positive across the whole ladder and rises from EGP 0.75 at 25.0% to EGP 12.57 at 12.0%; what moves is how far below the price it sits. Reaching the traded price needs about 11.5%, which is 11.5% below what Egypt's own government pays to borrow for ten years. That, and not the capital programme, is the disagreement between this study and the market.</w:t>
       </w:r>
     </w:p>
     <w:p>

--- a/engine/egch_study/EGCH_Valuation_Study_03-09-2026.docx
+++ b/engine/egch_study/EGCH_Valuation_Study_03-09-2026.docx
@@ -6851,7 +6851,21 @@
           <w:color w:val="1C3A36"/>
           <w:sz w:val="21"/>
         </w:rPr>
-        <w:t>The two numbers worth putting side by side are these: at the traded price the shares change hands at 8.0 times that same forward EBITDA, while the cash-flow lens values them at 2.3 times. One is above the Egyptian industrial band and the other below it. That is the whole disagreement in a single number, and it is reported rather than resolved.</w:t>
+        <w:t>The two numbers worth putting side by side are these: at the traded price the operating business changes hands at 7.3 times that same forward EBITDA, while the cash-flow lens values it at 2.3 times — both measured on the enterprise value this study bridges from, with the listed stakes and the investment property taken out of each. One sits inside the Egyptian industrial band and the other below it. That is the whole disagreement in a single number, and it is reported rather than resolved.</w:t>
+      </w:r>
+    </w:p>
+    <w:p>
+      <w:pPr>
+        <w:spacing w:after="120" w:before="0"/>
+      </w:pPr>
+      <w:r>
+        <w:rPr>
+          <w:b w:val="0"/>
+          <w:i/>
+          <w:color w:val="6E7B77"/>
+          <w:sz w:val="19"/>
+        </w:rPr>
+        <w:t>Buying the equity at the traded price buys the stakes and the property too, and on that whole-company basis the multiple is 8.0 times. It is the larger number and it is not the comparable one, which is why the sentence above uses the operating figure.</w:t>
       </w:r>
     </w:p>
     <w:p>

--- a/engine/egch_study/EGCH_Valuation_Study_03-09-2026.docx
+++ b/engine/egch_study/EGCH_Valuation_Study_03-09-2026.docx
@@ -14656,7 +14656,7 @@
                 <w:color w:val="1C3A36"/>
                 <w:sz w:val="17"/>
               </w:rPr>
-              <w:t>25.76%</w:t>
+              <w:t>26.88%</w:t>
             </w:r>
           </w:p>
         </w:tc>
@@ -14695,7 +14695,7 @@
                 <w:color w:val="1C3A36"/>
                 <w:sz w:val="17"/>
               </w:rPr>
-              <w:t>The rating basis is carried into the valuation as the more conservative</w:t>
+              <w:t>The swap basis is carried into the valuation, as the market's own live pricing of the sovereign's credit against a rating judgement updated in steps. It is 113 basis points BELOW the rating basis, so the choice is not the conservative one and is not made on that ground; section 1.9 prices what the other basis is worth</w:t>
             </w:r>
           </w:p>
         </w:tc>

--- a/engine/egch_study/EGCH_Valuation_Study_03-09-2026.docx
+++ b/engine/egch_study/EGCH_Valuation_Study_03-09-2026.docx
@@ -1135,7 +1135,7 @@
                 <w:color w:val="1C3A36"/>
                 <w:sz w:val="15"/>
               </w:rPr>
-              <w:t>Country risk priced off the sovereign's credit rating</w:t>
+              <w:t>Country risk priced off the sovereign's traded default swap</w:t>
             </w:r>
           </w:p>
         </w:tc>
@@ -1152,7 +1152,7 @@
                 <w:color w:val="1C3A36"/>
                 <w:sz w:val="15"/>
               </w:rPr>
-              <w:t>Priced off the sovereign's traded default swap instead, which is the narrower of the two spreads</w:t>
+              <w:t>Priced off the sovereign's credit rating instead, which is the wider of the two spreads and gives a cost of capital 113 basis points higher</w:t>
             </w:r>
           </w:p>
         </w:tc>
@@ -1188,7 +1188,7 @@
                 <w:color w:val="1C3A36"/>
                 <w:sz w:val="15"/>
               </w:rPr>
-              <w:t>2.31</w:t>
+              <w:t>1.26</w:t>
             </w:r>
           </w:p>
         </w:tc>
@@ -1206,7 +1206,7 @@
                 <w:color w:val="1C3A36"/>
                 <w:sz w:val="15"/>
               </w:rPr>
-              <w:t>-84%</w:t>
+              <w:t>-91%</w:t>
             </w:r>
           </w:p>
         </w:tc>
@@ -15274,7 +15274,7 @@
                 <w:color w:val="1C3A36"/>
                 <w:sz w:val="15"/>
               </w:rPr>
-              <w:t>Country risk priced off the sovereign's credit rating</w:t>
+              <w:t>Country risk priced off the sovereign's traded default swap</w:t>
             </w:r>
           </w:p>
         </w:tc>
@@ -15291,7 +15291,7 @@
                 <w:color w:val="1C3A36"/>
                 <w:sz w:val="15"/>
               </w:rPr>
-              <w:t>Priced off the sovereign's traded default swap instead, which is the narrower of the two spreads</w:t>
+              <w:t>Priced off the sovereign's credit rating instead, which is the wider of the two spreads and gives a cost of capital 113 basis points higher</w:t>
             </w:r>
           </w:p>
         </w:tc>
@@ -15309,7 +15309,7 @@
                 <w:color w:val="1C3A36"/>
                 <w:sz w:val="15"/>
               </w:rPr>
-              <w:t>2.31</w:t>
+              <w:t>1.26</w:t>
             </w:r>
           </w:p>
         </w:tc>
@@ -15327,7 +15327,7 @@
                 <w:color w:val="1C3A36"/>
                 <w:sz w:val="15"/>
               </w:rPr>
-              <w:t>+0.00</w:t>
+              <w:t>-1.05</w:t>
             </w:r>
           </w:p>
         </w:tc>
@@ -15344,7 +15344,7 @@
                 <w:color w:val="1C3A36"/>
                 <w:sz w:val="15"/>
               </w:rPr>
-              <w:t>The rating basis is the wider spread and therefore the more conservative equity premium. Both are published in full in section 1.8 and neither is ever mixed with the other's risk-free rate.</w:t>
+              <w:t>The swap basis is the market's own live pricing of this sovereign's credit, against a rating judgement updated in steps. It is the NARROWER spread, so this is not the conservative choice and is not made on that ground; the rating basis is priced here rather than argued about. Both are published in full in section 1.8 and neither is ever mixed with the other's risk-free rate.</w:t>
             </w:r>
           </w:p>
         </w:tc>
@@ -17534,7 +17534,7 @@
                 <w:color w:val="1C3A36"/>
                 <w:sz w:val="16"/>
               </w:rPr>
-              <w:t>Maintenance capital expenditure</w:t>
+              <w:t>Country-risk basis</w:t>
             </w:r>
           </w:p>
         </w:tc>
@@ -17551,7 +17551,7 @@
                 <w:color w:val="1C3A36"/>
                 <w:sz w:val="16"/>
               </w:rPr>
-              <w:t>1.1% of revenue against 0.7%</w:t>
+              <w:t>Rating spread against traded default swap</w:t>
             </w:r>
           </w:p>
         </w:tc>
@@ -17569,7 +17569,7 @@
                 <w:color w:val="1C3A36"/>
                 <w:sz w:val="16"/>
               </w:rPr>
-              <w:t>1.40 to 2.31</w:t>
+              <w:t>1.26 to 2.31</w:t>
             </w:r>
           </w:p>
         </w:tc>
@@ -17587,7 +17587,7 @@
                 <w:color w:val="1C3A36"/>
                 <w:sz w:val="16"/>
               </w:rPr>
-              <w:t>0.91</w:t>
+              <w:t>1.05</w:t>
             </w:r>
           </w:p>
         </w:tc>
@@ -17609,7 +17609,7 @@
                 <w:color w:val="1C3A36"/>
                 <w:sz w:val="16"/>
               </w:rPr>
-              <w:t>Cost of debt</w:t>
+              <w:t>Maintenance capital expenditure</w:t>
             </w:r>
           </w:p>
         </w:tc>
@@ -17626,7 +17626,7 @@
                 <w:color w:val="1C3A36"/>
                 <w:sz w:val="16"/>
               </w:rPr>
-              <w:t>Disclosed rates against every leg floored at the 23.00% sovereign yield</w:t>
+              <w:t>1.1% of revenue against 0.7%</w:t>
             </w:r>
           </w:p>
         </w:tc>
@@ -17644,7 +17644,7 @@
                 <w:color w:val="1C3A36"/>
                 <w:sz w:val="16"/>
               </w:rPr>
-              <w:t>1.54 to 2.31</w:t>
+              <w:t>1.40 to 2.31</w:t>
             </w:r>
           </w:p>
         </w:tc>
@@ -17662,7 +17662,7 @@
                 <w:color w:val="1C3A36"/>
                 <w:sz w:val="16"/>
               </w:rPr>
-              <w:t>0.78</w:t>
+              <w:t>0.91</w:t>
             </w:r>
           </w:p>
         </w:tc>
@@ -17684,7 +17684,7 @@
                 <w:color w:val="1C3A36"/>
                 <w:sz w:val="16"/>
               </w:rPr>
-              <w:t>Project utilisation in the terminal year</w:t>
+              <w:t>Cost of debt</w:t>
             </w:r>
           </w:p>
         </w:tc>
@@ -17701,7 +17701,7 @@
                 <w:color w:val="1C3A36"/>
                 <w:sz w:val="16"/>
               </w:rPr>
-              <w:t>50.0% against 70.0%</w:t>
+              <w:t>Disclosed rates against every leg floored at the 23.00% sovereign yield</w:t>
             </w:r>
           </w:p>
         </w:tc>
@@ -17719,7 +17719,7 @@
                 <w:color w:val="1C3A36"/>
                 <w:sz w:val="16"/>
               </w:rPr>
-              <w:t>2.31 to 2.56</w:t>
+              <w:t>1.54 to 2.31</w:t>
             </w:r>
           </w:p>
         </w:tc>
@@ -17737,7 +17737,7 @@
                 <w:color w:val="1C3A36"/>
                 <w:sz w:val="16"/>
               </w:rPr>
-              <w:t>0.25</w:t>
+              <w:t>0.78</w:t>
             </w:r>
           </w:p>
         </w:tc>
@@ -17759,7 +17759,7 @@
                 <w:color w:val="1C3A36"/>
                 <w:sz w:val="16"/>
               </w:rPr>
-              <w:t>Terminal growth</w:t>
+              <w:t>Project utilisation in the terminal year</w:t>
             </w:r>
           </w:p>
         </w:tc>
@@ -17776,7 +17776,7 @@
                 <w:color w:val="1C3A36"/>
                 <w:sz w:val="16"/>
               </w:rPr>
-              <w:t>7.0% against 3.0%</w:t>
+              <w:t>50.0% against 70.0%</w:t>
             </w:r>
           </w:p>
         </w:tc>
@@ -17794,7 +17794,7 @@
                 <w:color w:val="1C3A36"/>
                 <w:sz w:val="16"/>
               </w:rPr>
-              <w:t>2.20 to 2.31</w:t>
+              <w:t>2.31 to 2.56</w:t>
             </w:r>
           </w:p>
         </w:tc>
@@ -17812,7 +17812,7 @@
                 <w:color w:val="1C3A36"/>
                 <w:sz w:val="16"/>
               </w:rPr>
-              <w:t>0.11</w:t>
+              <w:t>0.25</w:t>
             </w:r>
           </w:p>
         </w:tc>
@@ -17834,7 +17834,7 @@
                 <w:color w:val="1C3A36"/>
                 <w:sz w:val="16"/>
               </w:rPr>
-              <w:t>Country-risk basis</w:t>
+              <w:t>Terminal growth</w:t>
             </w:r>
           </w:p>
         </w:tc>
@@ -17851,7 +17851,7 @@
                 <w:color w:val="1C3A36"/>
                 <w:sz w:val="16"/>
               </w:rPr>
-              <w:t>Rating spread against traded default swap</w:t>
+              <w:t>7.0% against 3.0%</w:t>
             </w:r>
           </w:p>
         </w:tc>
@@ -17869,7 +17869,7 @@
                 <w:color w:val="1C3A36"/>
                 <w:sz w:val="16"/>
               </w:rPr>
-              <w:t>2.31 to 2.31</w:t>
+              <w:t>2.20 to 2.31</w:t>
             </w:r>
           </w:p>
         </w:tc>
@@ -17887,7 +17887,7 @@
                 <w:color w:val="1C3A36"/>
                 <w:sz w:val="16"/>
               </w:rPr>
-              <w:t>0.00</w:t>
+              <w:t>0.11</w:t>
             </w:r>
           </w:p>
         </w:tc>

--- a/engine/egch_study/EGCH_Valuation_Study_03-09-2026.docx
+++ b/engine/egch_study/EGCH_Valuation_Study_03-09-2026.docx
@@ -18978,7 +18978,7 @@
                 <w:color w:val="1C3A36"/>
                 <w:sz w:val="17"/>
               </w:rPr>
-              <w:t>Probability the price ends above today's</w:t>
+              <w:t>Probability the price ends above EGP 13.98, the close it was struck at on 2026-08-06</w:t>
             </w:r>
           </w:p>
         </w:tc>
@@ -19040,7 +19040,7 @@
           <w:color w:val="6E7B77"/>
           <w:sz w:val="17"/>
         </w:rPr>
-        <w:t>Table 22.  The map says where the price may end. It is not a forecast of where it will end, and the probability in the last row is the share of paths finishing above the anchor, not a claim about direction.</w:t>
+        <w:t>Table 22.  The map says where the price may end. It is not a forecast of where it will end, and the probability in the last row is the share of paths finishing above the anchor, not a claim about direction. THE ANCHOR IS NOT THE VALUATION PRICE: the cone is struck on the price history and the valuation on the latest close, and they are a month apart here — two clocks, both dated, never mixed.</w:t>
       </w:r>
     </w:p>
     <w:p>

--- a/engine/egch_study/EGCH_Valuation_Study_03-09-2026.docx
+++ b/engine/egch_study/EGCH_Valuation_Study_03-09-2026.docx
@@ -3722,7 +3722,7 @@
                 <w:color w:val="1C3A36"/>
                 <w:sz w:val="16"/>
               </w:rPr>
-              <w:t>Add back depreciation</w:t>
+              <w:t>Depreciation added back</w:t>
             </w:r>
           </w:p>
         </w:tc>
@@ -3834,7 +3834,7 @@
                 <w:color w:val="1C3A36"/>
                 <w:sz w:val="16"/>
               </w:rPr>
-              <w:t>Less capital expenditure</w:t>
+              <w:t>Capital expenditure</w:t>
             </w:r>
           </w:p>
         </w:tc>
@@ -3946,7 +3946,7 @@
                 <w:color w:val="1C3A36"/>
                 <w:sz w:val="16"/>
               </w:rPr>
-              <w:t>Less change in working capital</w:t>
+              <w:t>Change in working capital — a release adds, a build subtracts</w:t>
             </w:r>
           </w:p>
         </w:tc>

--- a/engine/egch_study/EGCH_Valuation_Study_03-09-2026.docx
+++ b/engine/egch_study/EGCH_Valuation_Study_03-09-2026.docx
@@ -209,7 +209,7 @@
                 <w:color w:val="1C3A36"/>
                 <w:sz w:val="19"/>
               </w:rPr>
-              <w:t>The answer is the cash-flow lens, and on this company it has TWO SIDES: EGP 2.31 a share if the capital programme is carried through and EGP 6.26 if it is stopped. Both are published throughout and neither is averaged into the other. The other lenses — relative multiples, normalised earnings and book value — are CROSS-CHECKS printed beside the answer, not weights inside it. A previous edition published a weighted blend of the four at stated weights; the weights were typed and had never been tested, and averaging several methods does not make a number more robust than the best of them — it makes a new method with free parameters nobody checked. Where the lenses disagree, the disagreement is the information, and section 4 isolates which assumption drives which gap.</w:t>
+              <w:t>The answer is the cash-flow lens, and on this company it has TWO SIDES: EGP 3.90 a share if the capital programme is carried through and EGP 7.88 if it is stopped. Both are published throughout and neither is averaged into the other. The other lenses — relative multiples, normalised earnings and book value — are CROSS-CHECKS printed beside the answer, not weights inside it. A previous edition published a weighted blend of the four at stated weights; the weights were typed and had never been tested, and averaging several methods does not make a number more robust than the best of them — it makes a new method with free parameters nobody checked. Where the lenses disagree, the disagreement is the information, and section 4 isolates which assumption drives which gap.</w:t>
             </w:r>
           </w:p>
         </w:tc>
@@ -246,7 +246,7 @@
           <w:color w:val="1C3A36"/>
           <w:sz w:val="21"/>
         </w:rPr>
-        <w:t>Four lenses put this company between EGP 2.31 and EGP 15.99 a share. It trades at EGP 14.41. The gap is not a rounding difference between the lenses: it is the whole disagreement. The multiple lens, on the range Egyptian fertilizer producers actually trade at, centres at EGP 15.99 — above the traded price — and it reaches that answer only by never asking what the capital programme does to cash. Every lens that does ask lands below EGP 4.29.</w:t>
+        <w:t>Four lenses put this company between EGP 3.90 and EGP 15.99 a share. It trades at EGP 14.41. The gap is not a rounding difference between the lenses: it is the whole disagreement. The multiple lens, on the range Egyptian fertilizer producers actually trade at, centres at EGP 15.99 — above the traded price — and it reaches that answer only by never asking what the capital programme does to cash. Every lens that does ask lands below EGP 4.29.</w:t>
       </w:r>
     </w:p>
     <w:p>
@@ -274,7 +274,7 @@
           <w:color w:val="1C3A36"/>
           <w:sz w:val="21"/>
         </w:rPr>
-        <w:t>Read the other way round: the traded price is reproduced by this model only at a flat nominal discount rate of about 11.5%, against a sovereign ten-year yield of 23.0% on the same day. That is the disagreement stated precisely rather than argued.</w:t>
+        <w:t>Read the other way round: the traded price is reproduced by this model only at a flat nominal discount rate of about 13.0%, against a sovereign ten-year yield of 23.0% on the same day. That is the disagreement stated precisely rather than argued.</w:t>
       </w:r>
     </w:p>
     <w:p>
@@ -474,7 +474,7 @@
                 <w:color w:val="1C3A36"/>
                 <w:sz w:val="15"/>
               </w:rPr>
-              <w:t>0.30 to 2.45</w:t>
+              <w:t>0.82 to 4.03</w:t>
             </w:r>
           </w:p>
         </w:tc>
@@ -492,7 +492,7 @@
                 <w:color w:val="1C3A36"/>
                 <w:sz w:val="15"/>
               </w:rPr>
-              <w:t>2.31</w:t>
+              <w:t>3.90</w:t>
             </w:r>
           </w:p>
         </w:tc>
@@ -510,7 +510,7 @@
                 <w:color w:val="1C3A36"/>
                 <w:sz w:val="15"/>
               </w:rPr>
-              <w:t>-84%</w:t>
+              <w:t>-73%</w:t>
             </w:r>
           </w:p>
         </w:tc>
@@ -567,7 +567,7 @@
                 <w:color w:val="1C3A36"/>
                 <w:sz w:val="15"/>
               </w:rPr>
-              <w:t>4.19 to 6.33</w:t>
+              <w:t>5.21 to 7.95</w:t>
             </w:r>
           </w:p>
         </w:tc>
@@ -585,7 +585,7 @@
                 <w:color w:val="1C3A36"/>
                 <w:sz w:val="15"/>
               </w:rPr>
-              <w:t>6.26</w:t>
+              <w:t>7.88</w:t>
             </w:r>
           </w:p>
         </w:tc>
@@ -603,7 +603,7 @@
                 <w:color w:val="1C3A36"/>
                 <w:sz w:val="15"/>
               </w:rPr>
-              <w:t>-57%</w:t>
+              <w:t>-45%</w:t>
             </w:r>
           </w:p>
         </w:tc>
@@ -925,7 +925,7 @@
                 <w:color w:val="1C3A36"/>
                 <w:sz w:val="15"/>
               </w:rPr>
-              <w:t>The class primary IS the answer and every other read above is a cross-check printed beside it. This one is TWO-SIDED: EGP 2.31 with the capital programme carried through — the company's own stated plan — and EGP 6.26 if it is stopped. The judgement is binary, so an average would describe a half-built plant. The range shown is the floor and ceiling of every read, not a weighted extreme</w:t>
+              <w:t>The class primary IS the answer and every other read above is a cross-check printed beside it. This one is TWO-SIDED: EGP 3.90 with the capital programme carried through — the company's own stated plan — and EGP 7.88 if it is stopped. The judgement is binary, so an average would describe a half-built plant. The range shown is the floor and ceiling of every read, not a weighted extreme</w:t>
             </w:r>
           </w:p>
         </w:tc>
@@ -945,7 +945,7 @@
                 <w:color w:val="1C3A36"/>
                 <w:sz w:val="15"/>
               </w:rPr>
-              <w:t>2.31 to 15.99</w:t>
+              <w:t>3.90 to 15.99</w:t>
             </w:r>
           </w:p>
         </w:tc>
@@ -965,7 +965,7 @@
                 <w:color w:val="1C3A36"/>
                 <w:sz w:val="15"/>
               </w:rPr>
-              <w:t>2.31</w:t>
+              <w:t>3.90</w:t>
             </w:r>
           </w:p>
         </w:tc>
@@ -985,7 +985,7 @@
                 <w:color w:val="1C3A36"/>
                 <w:sz w:val="15"/>
               </w:rPr>
-              <w:t>-84%</w:t>
+              <w:t>-73%</w:t>
             </w:r>
           </w:p>
         </w:tc>
@@ -1188,7 +1188,7 @@
                 <w:color w:val="1C3A36"/>
                 <w:sz w:val="15"/>
               </w:rPr>
-              <w:t>1.26</w:t>
+              <w:t>2.42</w:t>
             </w:r>
           </w:p>
         </w:tc>
@@ -1206,7 +1206,7 @@
                 <w:color w:val="1C3A36"/>
                 <w:sz w:val="15"/>
               </w:rPr>
-              <w:t>-91%</w:t>
+              <w:t>-83%</w:t>
             </w:r>
           </w:p>
         </w:tc>
@@ -1281,7 +1281,7 @@
                 <w:color w:val="1C3A36"/>
                 <w:sz w:val="15"/>
               </w:rPr>
-              <w:t>0.57</w:t>
+              <w:t>1.44</w:t>
             </w:r>
           </w:p>
         </w:tc>
@@ -1299,7 +1299,7 @@
                 <w:color w:val="1C3A36"/>
                 <w:sz w:val="15"/>
               </w:rPr>
-              <w:t>-96%</w:t>
+              <w:t>-90%</w:t>
             </w:r>
           </w:p>
         </w:tc>
@@ -1374,7 +1374,7 @@
                 <w:color w:val="1C3A36"/>
                 <w:sz w:val="15"/>
               </w:rPr>
-              <w:t>2.20</w:t>
+              <w:t>2.37</w:t>
             </w:r>
           </w:p>
         </w:tc>
@@ -1392,7 +1392,7 @@
                 <w:color w:val="1C3A36"/>
                 <w:sz w:val="15"/>
               </w:rPr>
-              <w:t>-85%</w:t>
+              <w:t>-84%</w:t>
             </w:r>
           </w:p>
         </w:tc>
@@ -1467,7 +1467,7 @@
                 <w:color w:val="1C3A36"/>
                 <w:sz w:val="15"/>
               </w:rPr>
-              <w:t>1.54</w:t>
+              <w:t>2.80</w:t>
             </w:r>
           </w:p>
         </w:tc>
@@ -1485,7 +1485,7 @@
                 <w:color w:val="1C3A36"/>
                 <w:sz w:val="15"/>
               </w:rPr>
-              <w:t>-89%</w:t>
+              <w:t>-81%</w:t>
             </w:r>
           </w:p>
         </w:tc>
@@ -1560,7 +1560,7 @@
                 <w:color w:val="1C3A36"/>
                 <w:sz w:val="15"/>
               </w:rPr>
-              <w:t>3.50</w:t>
+              <w:t>5.57</w:t>
             </w:r>
           </w:p>
         </w:tc>
@@ -1578,7 +1578,7 @@
                 <w:color w:val="1C3A36"/>
                 <w:sz w:val="15"/>
               </w:rPr>
-              <w:t>-76%</w:t>
+              <w:t>-61%</w:t>
             </w:r>
           </w:p>
         </w:tc>
@@ -1653,7 +1653,7 @@
                 <w:color w:val="1C3A36"/>
                 <w:sz w:val="15"/>
               </w:rPr>
-              <w:t>0.25</w:t>
+              <w:t>1.23</w:t>
             </w:r>
           </w:p>
         </w:tc>
@@ -1671,7 +1671,7 @@
                 <w:color w:val="1C3A36"/>
                 <w:sz w:val="15"/>
               </w:rPr>
-              <w:t>-98%</w:t>
+              <w:t>-91%</w:t>
             </w:r>
           </w:p>
         </w:tc>
@@ -1746,7 +1746,7 @@
                 <w:color w:val="1C3A36"/>
                 <w:sz w:val="15"/>
               </w:rPr>
-              <w:t>2.56</w:t>
+              <w:t>4.31</w:t>
             </w:r>
           </w:p>
         </w:tc>
@@ -1764,7 +1764,7 @@
                 <w:color w:val="1C3A36"/>
                 <w:sz w:val="15"/>
               </w:rPr>
-              <w:t>-82%</w:t>
+              <w:t>-70%</w:t>
             </w:r>
           </w:p>
         </w:tc>
@@ -1839,7 +1839,7 @@
                 <w:color w:val="1C3A36"/>
                 <w:sz w:val="15"/>
               </w:rPr>
-              <w:t>1.40</w:t>
+              <w:t>2.99</w:t>
             </w:r>
           </w:p>
         </w:tc>
@@ -1857,7 +1857,7 @@
                 <w:color w:val="1C3A36"/>
                 <w:sz w:val="15"/>
               </w:rPr>
-              <w:t>-90%</w:t>
+              <w:t>-79%</w:t>
             </w:r>
           </w:p>
         </w:tc>
@@ -1879,7 +1879,7 @@
                 <w:color w:val="1C3A36"/>
                 <w:sz w:val="15"/>
               </w:rPr>
-              <w:t>Terminal reinvestment of 38.9% of operating profit after tax, from growth over an 18% return on capital</w:t>
+              <w:t>Capital maintenance charged at what replacing the plant costs today, on the 4.45-year average age the accounts MEASURE — accumulated depreciation over the year's own charge</w:t>
             </w:r>
           </w:p>
         </w:tc>
@@ -1896,7 +1896,7 @@
                 <w:color w:val="1C3A36"/>
                 <w:sz w:val="15"/>
               </w:rPr>
-              <w:t>23.3%, from a 30% return on capital — the rate a newly completed plant earns on incremental capital while it is still filling</w:t>
+              <w:t>Half the 22.1-year life the same accounts imply, 11.04 years, which is what has to be assumed where a company does not disclose enough to measure it</w:t>
             </w:r>
           </w:p>
         </w:tc>
@@ -1932,7 +1932,7 @@
                 <w:color w:val="1C3A36"/>
                 <w:sz w:val="15"/>
               </w:rPr>
-              <w:t>3.24</w:t>
+              <w:t>1.73</w:t>
             </w:r>
           </w:p>
         </w:tc>
@@ -1950,7 +1950,7 @@
                 <w:color w:val="1C3A36"/>
                 <w:sz w:val="15"/>
               </w:rPr>
-              <w:t>-78%</w:t>
+              <w:t>-88%</w:t>
             </w:r>
           </w:p>
         </w:tc>
@@ -2025,7 +2025,7 @@
                 <w:color w:val="1C3A36"/>
                 <w:sz w:val="15"/>
               </w:rPr>
-              <w:t>2.08</w:t>
+              <w:t>3.69</w:t>
             </w:r>
           </w:p>
         </w:tc>
@@ -2043,7 +2043,7 @@
                 <w:color w:val="1C3A36"/>
                 <w:sz w:val="15"/>
               </w:rPr>
-              <w:t>-86%</w:t>
+              <w:t>-74%</w:t>
             </w:r>
           </w:p>
         </w:tc>
@@ -2193,7 +2193,7 @@
                 <w:color w:val="1C3A36"/>
                 <w:sz w:val="17"/>
               </w:rPr>
-              <w:t>65.4%</w:t>
+              <w:t>73.0%</w:t>
             </w:r>
           </w:p>
         </w:tc>
@@ -2211,7 +2211,7 @@
                 <w:color w:val="1C3A36"/>
                 <w:sz w:val="17"/>
               </w:rPr>
-              <w:t>41.9%</w:t>
+              <w:t>50.4%</w:t>
             </w:r>
           </w:p>
         </w:tc>
@@ -2233,7 +2233,7 @@
           <w:color w:val="6E7B77"/>
           <w:sz w:val="17"/>
         </w:rPr>
-        <w:t>Table 2.  Reported beside the cash-flow lens because on this company it is the number that decides the answer. The explicit years contribute a present value of EGP 3,837 million on the carried-through case, so the terminal block carries 65.4% of enterprise value; the capital programme takes most of the window's operating cash, which is why the share is high for a going concern.</w:t>
+        <w:t>Table 2.  Reported beside the cash-flow lens because on this company it is the number that decides the answer. The explicit years contribute a present value of EGP 3,837 million on the carried-through case, so the terminal block carries 73.0% of enterprise value; the capital programme takes most of the window's operating cash, which is why the share is high for a going concern.</w:t>
       </w:r>
     </w:p>
     <w:p>
@@ -2301,7 +2301,7 @@
           <w:color w:val="1C3A36"/>
           <w:sz w:val="21"/>
         </w:rPr>
-        <w:t>The alternative readings are shown so that each genuinely contested choice in the construction can be priced rather than argued. The widest of them is the gas price: moving from the price the company's own loss disclosure implies to the contract formula price in its operating agreement is worth EGP 2.06 a share. The narrowest is terminal growth, worth EGP 0.11. Not one of them, alone or together, reaches the traded price — which is the finding this study reports, and the reason the headline states the discount rate the market itself implies rather than asserting that the market is wrong.</w:t>
+        <w:t>The alternative readings are shown so that each genuinely contested choice in the construction can be priced rather than argued. The widest of them is the gas price: moving from the price the company's own loss disclosure implies to the contract formula price in its operating agreement is worth EGP 2.67 a share. The narrowest is terminal growth, worth EGP 1.53. Not one of them, alone or together, reaches the traded price — which is the finding this study reports, and the reason the headline states the discount rate the market itself implies rather than asserting that the market is wrong.</w:t>
       </w:r>
     </w:p>
     <w:p>
@@ -4785,7 +4785,7 @@
                 <w:color w:val="1C3A36"/>
                 <w:sz w:val="17"/>
               </w:rPr>
-              <w:t>7,248</w:t>
+              <w:t>10,398</w:t>
             </w:r>
           </w:p>
         </w:tc>
@@ -4803,7 +4803,7 @@
                 <w:color w:val="1C3A36"/>
                 <w:sz w:val="17"/>
               </w:rPr>
-              <w:t>7,931</w:t>
+              <w:t>11,153</w:t>
             </w:r>
           </w:p>
         </w:tc>
@@ -4847,7 +4847,7 @@
                 <w:color w:val="1C3A36"/>
                 <w:sz w:val="17"/>
               </w:rPr>
-              <w:t>11,085</w:t>
+              <w:t>14,236</w:t>
             </w:r>
           </w:p>
         </w:tc>
@@ -4867,7 +4867,7 @@
                 <w:color w:val="1C3A36"/>
                 <w:sz w:val="17"/>
               </w:rPr>
-              <w:t>18,929</w:t>
+              <w:t>22,150</w:t>
             </w:r>
           </w:p>
         </w:tc>
@@ -4911,7 +4911,7 @@
                 <w:color w:val="1C3A36"/>
                 <w:sz w:val="17"/>
               </w:rPr>
-              <w:t>65.4%</w:t>
+              <w:t>73.0%</w:t>
             </w:r>
           </w:p>
         </w:tc>
@@ -4931,7 +4931,7 @@
                 <w:color w:val="1C3A36"/>
                 <w:sz w:val="17"/>
               </w:rPr>
-              <w:t>41.9%</w:t>
+              <w:t>50.4%</w:t>
             </w:r>
           </w:p>
         </w:tc>
@@ -5149,7 +5149,7 @@
                 <w:color w:val="1C3A36"/>
                 <w:sz w:val="17"/>
               </w:rPr>
-              <w:t>4,591</w:t>
+              <w:t>7,741</w:t>
             </w:r>
           </w:p>
         </w:tc>
@@ -5169,7 +5169,7 @@
                 <w:color w:val="1C3A36"/>
                 <w:sz w:val="17"/>
               </w:rPr>
-              <w:t>12,434</w:t>
+              <w:t>15,656</w:t>
             </w:r>
           </w:p>
         </w:tc>
@@ -5213,7 +5213,7 @@
                 <w:color w:val="1C3A36"/>
                 <w:sz w:val="17"/>
               </w:rPr>
-              <w:t>2.31</w:t>
+              <w:t>3.90</w:t>
             </w:r>
           </w:p>
         </w:tc>
@@ -5233,7 +5233,7 @@
                 <w:color w:val="1C3A36"/>
                 <w:sz w:val="17"/>
               </w:rPr>
-              <w:t>6.26</w:t>
+              <w:t>7.88</w:t>
             </w:r>
           </w:p>
         </w:tc>
@@ -5255,7 +5255,7 @@
           <w:color w:val="6E7B77"/>
           <w:sz w:val="17"/>
         </w:rPr>
-        <w:t>Table 5.  Net debt of EGP 10,032 million stands against an enterprise value of EGP 11,085 million that the cash flows support, so the equity in the carried-through column is the thin residual between two large numbers — which is why it moves so violently on any change to either. It is stated rather than clipped.</w:t>
+        <w:t>Table 5.  Net debt of EGP 10,032 million stands against an enterprise value of EGP 14,236 million that the cash flows support, so the equity in the carried-through column is the narrow residual between two large numbers — which is why it moves so violently on any change to either. It is stated rather than clipped.</w:t>
       </w:r>
     </w:p>
     <w:p>
@@ -5446,7 +5446,7 @@
                 <w:color w:val="1C3A36"/>
                 <w:sz w:val="17"/>
               </w:rPr>
-              <w:t>5.58</w:t>
+              <w:t>7.17</w:t>
             </w:r>
           </w:p>
         </w:tc>
@@ -5570,7 +5570,7 @@
                 <w:color w:val="1C3A36"/>
                 <w:sz w:val="17"/>
               </w:rPr>
-              <w:t>2.31</w:t>
+              <w:t>3.90</w:t>
             </w:r>
           </w:p>
         </w:tc>
@@ -5636,7 +5636,7 @@
           <w:color w:val="6E7B77"/>
           <w:sz w:val="17"/>
         </w:rPr>
-        <w:t>Table 6.  The operating business is carried at EGP 5.58 a share against net debt of EGP 5.05 — more than the debt standing against it. Free cash flow is positive in 5 of the five forecast years. The equity is the thin residual between two large numbers, which is why the answer moves so violently on any change to either.</w:t>
+        <w:t>Table 6.  The operating business is carried at EGP 7.17 a share against net debt of EGP 5.05 — more than the debt standing against it. Free cash flow is positive in 5 of the five forecast years. The equity is the thin residual between two large numbers, which is why the answer moves so violently on any change to either.</w:t>
       </w:r>
     </w:p>
     <w:p>
@@ -5650,7 +5650,7 @@
           <w:color w:val="1C3A36"/>
           <w:sz w:val="21"/>
         </w:rPr>
-        <w:t>So the question is not whether the plant earns. It is whether EGP 11,085 million is the right enterprise value for a business generating around EGP 4,812 million of operating profit before depreciation, and that is entirely a question about the rate at which Egyptian pounds are capitalised. Holding every operating assumption exactly as built and moving only the discount rate:</w:t>
+        <w:t>So the question is not whether the plant earns. It is whether EGP 14,236 million is the right enterprise value for a business generating around EGP 4,812 million of operating profit before depreciation, and that is entirely a question about the rate at which Egyptian pounds are capitalised. Holding every operating assumption exactly as built and moving only the discount rate:</w:t>
       </w:r>
     </w:p>
     <w:tbl>
@@ -5778,7 +5778,7 @@
                 <w:color w:val="1C3A36"/>
                 <w:sz w:val="17"/>
               </w:rPr>
-              <w:t>0.75</w:t>
+              <w:t>1.68</w:t>
             </w:r>
           </w:p>
         </w:tc>
@@ -5835,7 +5835,7 @@
                 <w:color w:val="1C3A36"/>
                 <w:sz w:val="17"/>
               </w:rPr>
-              <w:t>2.45</w:t>
+              <w:t>4.03</w:t>
             </w:r>
           </w:p>
         </w:tc>
@@ -5892,7 +5892,7 @@
                 <w:color w:val="1C3A36"/>
                 <w:sz w:val="17"/>
               </w:rPr>
-              <w:t>3.58</w:t>
+              <w:t>5.61</w:t>
             </w:r>
           </w:p>
         </w:tc>
@@ -5948,7 +5948,7 @@
                 <w:color w:val="1C3A36"/>
                 <w:sz w:val="17"/>
               </w:rPr>
-              <w:t>5.23</w:t>
+              <w:t>7.93</w:t>
             </w:r>
           </w:p>
         </w:tc>
@@ -6004,7 +6004,7 @@
                 <w:color w:val="1C3A36"/>
                 <w:sz w:val="17"/>
               </w:rPr>
-              <w:t>7.84</w:t>
+              <w:t>11.62</w:t>
             </w:r>
           </w:p>
         </w:tc>
@@ -6060,7 +6060,7 @@
                 <w:color w:val="1C3A36"/>
                 <w:sz w:val="17"/>
               </w:rPr>
-              <w:t>12.57</w:t>
+              <w:t>18.36</w:t>
             </w:r>
           </w:p>
         </w:tc>
@@ -6100,7 +6100,7 @@
                 <w:color w:val="1C3A36"/>
                 <w:sz w:val="17"/>
               </w:rPr>
-              <w:t>11.5%</w:t>
+              <w:t>13.0%</w:t>
             </w:r>
           </w:p>
         </w:tc>
@@ -6161,7 +6161,7 @@
           <w:color w:val="6E7B77"/>
           <w:sz w:val="17"/>
         </w:rPr>
-        <w:t>Table 7.  Every row is a full re-run. The answer stays positive across the whole ladder and rises from EGP 0.75 at 25.0% to EGP 12.57 at 12.0%; what moves is how far below the price it sits. Reaching the traded price needs about 11.5%, which is 11.5% below what Egypt's own government pays to borrow for ten years. That, and not the capital programme, is the disagreement between this study and the market.</w:t>
+        <w:t>Table 7.  Every row is a full re-run. The answer stays positive across the whole ladder and rises from EGP 1.68 at 25.0% to EGP 18.36 at 12.0%; what moves is how far below the price it sits. Reaching the traded price needs about 13.0%, which is 10.0% below what Egypt's own government pays to borrow for ten years. That, and not the capital programme, is the disagreement between this study and the market.</w:t>
       </w:r>
     </w:p>
     <w:p>
@@ -6851,7 +6851,7 @@
           <w:color w:val="1C3A36"/>
           <w:sz w:val="21"/>
         </w:rPr>
-        <w:t>The two numbers worth putting side by side are these: at the traded price the operating business changes hands at 7.3 times that same forward EBITDA, while the cash-flow lens values it at 2.3 times — both measured on the enterprise value this study bridges from, with the listed stakes and the investment property taken out of each. One sits inside the Egyptian industrial band and the other below it. That is the whole disagreement in a single number, and it is reported rather than resolved.</w:t>
+        <w:t>The two numbers worth putting side by side are these: at the traded price the operating business changes hands at 7.3 times that same forward EBITDA, while the cash-flow lens values it at 3.0 times — both measured on the enterprise value this study bridges from, with the listed stakes and the investment property taken out of each. One sits inside the Egyptian industrial band and the other below it. That is the whole disagreement in a single number, and it is reported rather than resolved.</w:t>
       </w:r>
     </w:p>
     <w:p>
@@ -7559,7 +7559,7 @@
           <w:color w:val="1C3A36"/>
           <w:sz w:val="21"/>
         </w:rPr>
-        <w:t>The field runs from EGP 2.31 to EGP 15.99 a share. It is a wide field, and the width is honest: the lenses disagree because they ask different questions of a company whose asset base is changing underneath its earnings. One of them now reaches the traded price: on the observable Egyptian listed range the multiple lens centres at EGP 15.99 against EGP 14.41. That is a change from the first issue of this study, which used a lower multiple band it could not source, and it is reported rather than resisted.</w:t>
+        <w:t>The field runs from EGP 3.90 to EGP 15.99 a share. It is a wide field, and the width is honest: the lenses disagree because they ask different questions of a company whose asset base is changing underneath its earnings. One of them now reaches the traded price: on the observable Egyptian listed range the multiple lens centres at EGP 15.99 against EGP 14.41. That is a change from the first issue of this study, which used a lower multiple band it could not source, and it is reported rather than resisted.</w:t>
       </w:r>
     </w:p>
     <w:p>
@@ -7573,7 +7573,7 @@
           <w:color w:val="1C3A36"/>
           <w:sz w:val="21"/>
         </w:rPr>
-        <w:t>The answer is the cash-flow lens alone: EGP 2.31 a share with the capital programme carried through, 84% below the traded price, and EGP 6.26 if the programme is stopped. It is the answer because it is the one lens that charges the capital programme against the years in which it is spent, which on this company is the whole question. The relative, normalised and book reads are CROSS-CHECKS published beside it — book value in particular prices what has been paid for rather than what it earns, and is a disclosed floor rather than a valuation. A previous edition blended all four at stated weights and published the result as the central; the weights were typed, had never cleared any out-of-sample test, and imported every weakness of the weakest read at whatever weight somebody chose. A number produced by averaging several methods is not more robust than the best of them — it is a new method with free parameters nobody tested. The blend is retired and published unused so a reader of the previous edition can see what changed. The bear and full readings are the floor and ceiling of every read, never a weighted extreme.</w:t>
+        <w:t>The answer is the cash-flow lens alone: EGP 3.90 a share with the capital programme carried through, 73% below the traded price, and EGP 7.88 if the programme is stopped. It is the answer because it is the one lens that charges the capital programme against the years in which it is spent, which on this company is the whole question. The relative, normalised and book reads are CROSS-CHECKS published beside it — book value in particular prices what has been paid for rather than what it earns, and is a disclosed floor rather than a valuation. A previous edition blended all four at stated weights and published the result as the central; the weights were typed, had never cleared any out-of-sample test, and imported every weakness of the weakest read at whatever weight somebody chose. A number produced by averaging several methods is not more robust than the best of them — it is a new method with free parameters nobody tested. The blend is retired and published unused so a reader of the previous edition can see what changed. The bear and full readings are the floor and ceiling of every read, never a weighted extreme.</w:t>
       </w:r>
     </w:p>
     <w:p>
@@ -11454,7 +11454,7 @@
           <w:color w:val="1C3A36"/>
           <w:sz w:val="21"/>
         </w:rPr>
-        <w:t>Carried through, the programme is worth EGP 2.31 a share. Stopped, EGP 6.26. The difference, EGP 3.95 a share or EGP 7,843 million of equity, is the cost of the programme to shareholders on this model's assumptions. What decides it is whether the plant, once built, earns a return above the capital sunk into it. On the disclosed cost and the derived nameplate it does not.</w:t>
+        <w:t>Carried through, the programme is worth EGP 3.90 a share. Stopped, EGP 7.88. The difference, EGP 3.98 a share or EGP 7,915 million of equity, is the cost of the programme to shareholders on this model's assumptions. What decides it is whether the plant, once built, earns a return above the capital sunk into it. On the disclosed cost and the derived nameplate it does not.</w:t>
       </w:r>
     </w:p>
     <w:tbl>
@@ -15027,7 +15027,7 @@
           <w:color w:val="1C3A36"/>
           <w:sz w:val="19"/>
         </w:rPr>
-        <w:t>Two things about that construction are disclosed rather than argued, because the cost-of-capital build tests for both. The company's own local-currency facility carries 19.40% against a 23.00% sovereign ten-year yield: a same-currency corporate borrowing below its sovereign. It is the company's disclosed rate on a state-bank facility and is used as disclosed. A same-currency borrower does not normally borrow below its sovereign, so the construction with every leg floored at the 23.00% sovereign yield plus the company's own spread over the policy rate — which its facilities print as nil — is priced in the table below: EGP 1.54 a share on the carried-through cash-flow lens against EGP 2.31, a difference of EGP -0.78. The lower disclosed rates raise the answer, so the choice made leans toward the traded price, not away from it.</w:t>
+        <w:t>Two things about that construction are disclosed rather than argued, because the cost-of-capital build tests for both. The company's own local-currency facility carries 19.40% against a 23.00% sovereign ten-year yield: a same-currency corporate borrowing below its sovereign. It is the company's disclosed rate on a state-bank facility and is used as disclosed. A same-currency borrower does not normally borrow below its sovereign, so the construction with every leg floored at the 23.00% sovereign yield plus the company's own spread over the policy rate — which its facilities print as nil — is priced in the table below: EGP 2.80 a share on the carried-through cash-flow lens against EGP 3.90, a difference of EGP -1.10. The lower disclosed rates raise the answer, so the choice made leans toward the traded price, not away from it.</w:t>
       </w:r>
     </w:p>
     <w:p>
@@ -15233,7 +15233,7 @@
                 <w:color w:val="1C3A36"/>
                 <w:sz w:val="15"/>
               </w:rPr>
-              <w:t>Against EGP 2.31</w:t>
+              <w:t>Against EGP 3.90</w:t>
             </w:r>
           </w:p>
         </w:tc>
@@ -15309,7 +15309,7 @@
                 <w:color w:val="1C3A36"/>
                 <w:sz w:val="15"/>
               </w:rPr>
-              <w:t>1.26</w:t>
+              <w:t>2.42</w:t>
             </w:r>
           </w:p>
         </w:tc>
@@ -15327,7 +15327,7 @@
                 <w:color w:val="1C3A36"/>
                 <w:sz w:val="15"/>
               </w:rPr>
-              <w:t>-1.05</w:t>
+              <w:t>-1.47</w:t>
             </w:r>
           </w:p>
         </w:tc>
@@ -15401,7 +15401,7 @@
                 <w:color w:val="1C3A36"/>
                 <w:sz w:val="15"/>
               </w:rPr>
-              <w:t>0.57</w:t>
+              <w:t>1.44</w:t>
             </w:r>
           </w:p>
         </w:tc>
@@ -15419,7 +15419,7 @@
                 <w:color w:val="1C3A36"/>
                 <w:sz w:val="15"/>
               </w:rPr>
-              <w:t>-1.74</w:t>
+              <w:t>-2.46</w:t>
             </w:r>
           </w:p>
         </w:tc>
@@ -15493,7 +15493,7 @@
                 <w:color w:val="1C3A36"/>
                 <w:sz w:val="15"/>
               </w:rPr>
-              <w:t>2.20</w:t>
+              <w:t>2.37</w:t>
             </w:r>
           </w:p>
         </w:tc>
@@ -15511,7 +15511,7 @@
                 <w:color w:val="1C3A36"/>
                 <w:sz w:val="15"/>
               </w:rPr>
-              <w:t>-0.11</w:t>
+              <w:t>-1.53</w:t>
             </w:r>
           </w:p>
         </w:tc>
@@ -15585,7 +15585,7 @@
                 <w:color w:val="1C3A36"/>
                 <w:sz w:val="15"/>
               </w:rPr>
-              <w:t>1.54</w:t>
+              <w:t>2.80</w:t>
             </w:r>
           </w:p>
         </w:tc>
@@ -15603,7 +15603,7 @@
                 <w:color w:val="1C3A36"/>
                 <w:sz w:val="15"/>
               </w:rPr>
-              <w:t>-0.78</w:t>
+              <w:t>-1.10</w:t>
             </w:r>
           </w:p>
         </w:tc>
@@ -15677,7 +15677,7 @@
                 <w:color w:val="1C3A36"/>
                 <w:sz w:val="15"/>
               </w:rPr>
-              <w:t>3.50</w:t>
+              <w:t>5.57</w:t>
             </w:r>
           </w:p>
         </w:tc>
@@ -15695,7 +15695,7 @@
                 <w:color w:val="1C3A36"/>
                 <w:sz w:val="15"/>
               </w:rPr>
-              <w:t>+1.19</w:t>
+              <w:t>+1.67</w:t>
             </w:r>
           </w:p>
         </w:tc>
@@ -15769,7 +15769,7 @@
                 <w:color w:val="1C3A36"/>
                 <w:sz w:val="15"/>
               </w:rPr>
-              <w:t>0.25</w:t>
+              <w:t>1.23</w:t>
             </w:r>
           </w:p>
         </w:tc>
@@ -15787,7 +15787,7 @@
                 <w:color w:val="1C3A36"/>
                 <w:sz w:val="15"/>
               </w:rPr>
-              <w:t>-2.06</w:t>
+              <w:t>-2.67</w:t>
             </w:r>
           </w:p>
         </w:tc>
@@ -15861,7 +15861,7 @@
                 <w:color w:val="1C3A36"/>
                 <w:sz w:val="15"/>
               </w:rPr>
-              <w:t>2.56</w:t>
+              <w:t>4.31</w:t>
             </w:r>
           </w:p>
         </w:tc>
@@ -15879,7 +15879,7 @@
                 <w:color w:val="1C3A36"/>
                 <w:sz w:val="15"/>
               </w:rPr>
-              <w:t>+0.25</w:t>
+              <w:t>+0.41</w:t>
             </w:r>
           </w:p>
         </w:tc>
@@ -15953,7 +15953,7 @@
                 <w:color w:val="1C3A36"/>
                 <w:sz w:val="15"/>
               </w:rPr>
-              <w:t>1.40</w:t>
+              <w:t>2.99</w:t>
             </w:r>
           </w:p>
         </w:tc>
@@ -16010,7 +16010,7 @@
                 <w:color w:val="1C3A36"/>
                 <w:sz w:val="15"/>
               </w:rPr>
-              <w:t>Terminal reinvestment of 38.9% of operating profit after tax, from growth over an 18% return on capital</w:t>
+              <w:t>Capital maintenance charged at what replacing the plant costs today, on the 4.45-year average age the accounts MEASURE — accumulated depreciation over the year's own charge</w:t>
             </w:r>
           </w:p>
         </w:tc>
@@ -16027,7 +16027,7 @@
                 <w:color w:val="1C3A36"/>
                 <w:sz w:val="15"/>
               </w:rPr>
-              <w:t>23.3%, from a 30% return on capital — the rate a newly completed plant earns on incremental capital while it is still filling</w:t>
+              <w:t>Half the 22.1-year life the same accounts imply, 11.04 years, which is what has to be assumed where a company does not disclose enough to measure it</w:t>
             </w:r>
           </w:p>
         </w:tc>
@@ -16045,7 +16045,7 @@
                 <w:color w:val="1C3A36"/>
                 <w:sz w:val="15"/>
               </w:rPr>
-              <w:t>3.24</w:t>
+              <w:t>1.73</w:t>
             </w:r>
           </w:p>
         </w:tc>
@@ -16063,7 +16063,7 @@
                 <w:color w:val="1C3A36"/>
                 <w:sz w:val="15"/>
               </w:rPr>
-              <w:t>+0.93</w:t>
+              <w:t>-2.16</w:t>
             </w:r>
           </w:p>
         </w:tc>
@@ -16080,7 +16080,7 @@
                 <w:color w:val="1C3A36"/>
                 <w:sz w:val="15"/>
               </w:rPr>
-              <w:t>Eighteen per cent is the conservative reading and is kept, but it is an assumption rather than a disclosure, and on a plant that has just been rebuilt it charges a heavy ongoing reinvestment against a terminal year that needs no further building. It is the single largest unsourced input left in the model and is flagged as such.</w:t>
+              <w:t>This is the largest single contested number in the study and it is a question about THIS BASE rather than about method. Half the life is the right assumption for a plant in steady state, where the average asset is half worn out. This one is not: only 1.3% of the base is fully depreciated and still in production, and a second complex is still being built, so the measured age is a quarter of the life rather than half. The measured figure is adopted BECAUSE it is measured, and the assumed one is published beside it so a reader can see what the disclosure is worth. THIS ROW REPLACED THE TERMINAL REINVESTMENT ROW, which priced a return on capital that no longer enters the terminal at all: under the sanctioned construction there is no reinvestment rate to contest, and this module's own gate caught the dead alternative the moment it scored zero.</w:t>
             </w:r>
           </w:p>
         </w:tc>
@@ -16137,7 +16137,7 @@
                 <w:color w:val="1C3A36"/>
                 <w:sz w:val="15"/>
               </w:rPr>
-              <w:t>2.08</w:t>
+              <w:t>3.69</w:t>
             </w:r>
           </w:p>
         </w:tc>
@@ -16155,7 +16155,7 @@
                 <w:color w:val="1C3A36"/>
                 <w:sz w:val="15"/>
               </w:rPr>
-              <w:t>-0.23</w:t>
+              <w:t>-0.21</w:t>
             </w:r>
           </w:p>
         </w:tc>
@@ -16194,7 +16194,7 @@
           <w:color w:val="6E7B77"/>
           <w:sz w:val="17"/>
         </w:rPr>
-        <w:t>Table 18.  The two that move the answer most are gas (-2.06) and glide (-1.74); none of the 10, and no combination of them, closes the gap to the traded price.</w:t>
+        <w:t>Table 18.  The two that move the answer most are gas (-2.67) and glide (-2.46); none of the 10, and no combination of them, closes the gap to the traded price.</w:t>
       </w:r>
     </w:p>
     <w:p>
@@ -16465,7 +16465,7 @@
                 <w:color w:val="1C3A36"/>
                 <w:sz w:val="17"/>
               </w:rPr>
-              <w:t>-2.49</w:t>
+              <w:t>-2.64</w:t>
             </w:r>
           </w:p>
         </w:tc>
@@ -16483,7 +16483,7 @@
                 <w:color w:val="1C3A36"/>
                 <w:sz w:val="17"/>
               </w:rPr>
-              <w:t>-0.80</w:t>
+              <w:t>-0.42</w:t>
             </w:r>
           </w:p>
         </w:tc>
@@ -16501,7 +16501,7 @@
                 <w:color w:val="1C3A36"/>
                 <w:sz w:val="17"/>
               </w:rPr>
-              <w:t>0.89</w:t>
+              <w:t>1.80</w:t>
             </w:r>
           </w:p>
         </w:tc>
@@ -16519,7 +16519,7 @@
                 <w:color w:val="1C3A36"/>
                 <w:sz w:val="17"/>
               </w:rPr>
-              <w:t>2.57</w:t>
+              <w:t>4.01</w:t>
             </w:r>
           </w:p>
         </w:tc>
@@ -16537,7 +16537,7 @@
                 <w:color w:val="1C3A36"/>
                 <w:sz w:val="17"/>
               </w:rPr>
-              <w:t>4.26</w:t>
+              <w:t>6.23</w:t>
             </w:r>
           </w:p>
         </w:tc>
@@ -16577,7 +16577,7 @@
                 <w:color w:val="1C3A36"/>
                 <w:sz w:val="17"/>
               </w:rPr>
-              <w:t>-2.63</w:t>
+              <w:t>-2.76</w:t>
             </w:r>
           </w:p>
         </w:tc>
@@ -16595,7 +16595,7 @@
                 <w:color w:val="1C3A36"/>
                 <w:sz w:val="17"/>
               </w:rPr>
-              <w:t>-1.05</w:t>
+              <w:t>-0.72</w:t>
             </w:r>
           </w:p>
         </w:tc>
@@ -16613,7 +16613,7 @@
                 <w:color w:val="1C3A36"/>
                 <w:sz w:val="17"/>
               </w:rPr>
-              <w:t>0.53</w:t>
+              <w:t>1.32</w:t>
             </w:r>
           </w:p>
         </w:tc>
@@ -16631,7 +16631,7 @@
                 <w:color w:val="1C3A36"/>
                 <w:sz w:val="17"/>
               </w:rPr>
-              <w:t>2.10</w:t>
+              <w:t>3.36</w:t>
             </w:r>
           </w:p>
         </w:tc>
@@ -16649,7 +16649,7 @@
                 <w:color w:val="1C3A36"/>
                 <w:sz w:val="17"/>
               </w:rPr>
-              <w:t>3.68</w:t>
+              <w:t>5.40</w:t>
             </w:r>
           </w:p>
         </w:tc>
@@ -16689,7 +16689,7 @@
                 <w:color w:val="1C3A36"/>
                 <w:sz w:val="17"/>
               </w:rPr>
-              <w:t>-2.76</w:t>
+              <w:t>-2.87</w:t>
             </w:r>
           </w:p>
         </w:tc>
@@ -16707,7 +16707,7 @@
                 <w:color w:val="1C3A36"/>
                 <w:sz w:val="17"/>
               </w:rPr>
-              <w:t>-1.29</w:t>
+              <w:t>-1.00</w:t>
             </w:r>
           </w:p>
         </w:tc>
@@ -16725,7 +16725,7 @@
                 <w:color w:val="1C3A36"/>
                 <w:sz w:val="17"/>
               </w:rPr>
-              <w:t>0.19</w:t>
+              <w:t>0.87</w:t>
             </w:r>
           </w:p>
         </w:tc>
@@ -16743,7 +16743,7 @@
                 <w:color w:val="1C3A36"/>
                 <w:sz w:val="17"/>
               </w:rPr>
-              <w:t>1.66</w:t>
+              <w:t>2.74</w:t>
             </w:r>
           </w:p>
         </w:tc>
@@ -16761,7 +16761,7 @@
                 <w:color w:val="1C3A36"/>
                 <w:sz w:val="17"/>
               </w:rPr>
-              <w:t>3.14</w:t>
+              <w:t>4.61</w:t>
             </w:r>
           </w:p>
         </w:tc>
@@ -16801,7 +16801,7 @@
                 <w:color w:val="1C3A36"/>
                 <w:sz w:val="17"/>
               </w:rPr>
-              <w:t>-2.84</w:t>
+              <w:t>-2.94</w:t>
             </w:r>
           </w:p>
         </w:tc>
@@ -16819,7 +16819,7 @@
                 <w:color w:val="1C3A36"/>
                 <w:sz w:val="17"/>
               </w:rPr>
-              <w:t>-1.44</w:t>
+              <w:t>-1.18</w:t>
             </w:r>
           </w:p>
         </w:tc>
@@ -16837,7 +16837,7 @@
                 <w:color w:val="1C3A36"/>
                 <w:sz w:val="17"/>
               </w:rPr>
-              <w:t>-0.03</w:t>
+              <w:t>0.58</w:t>
             </w:r>
           </w:p>
         </w:tc>
@@ -16855,7 +16855,7 @@
                 <w:color w:val="1C3A36"/>
                 <w:sz w:val="17"/>
               </w:rPr>
-              <w:t>1.38</w:t>
+              <w:t>2.34</w:t>
             </w:r>
           </w:p>
         </w:tc>
@@ -16873,7 +16873,7 @@
                 <w:color w:val="1C3A36"/>
                 <w:sz w:val="17"/>
               </w:rPr>
-              <w:t>2.78</w:t>
+              <w:t>4.10</w:t>
             </w:r>
           </w:p>
         </w:tc>
@@ -16913,7 +16913,7 @@
                 <w:color w:val="1C3A36"/>
                 <w:sz w:val="17"/>
               </w:rPr>
-              <w:t>-2.92</w:t>
+              <w:t>-3.01</w:t>
             </w:r>
           </w:p>
         </w:tc>
@@ -16931,7 +16931,7 @@
                 <w:color w:val="1C3A36"/>
                 <w:sz w:val="17"/>
               </w:rPr>
-              <w:t>-1.59</w:t>
+              <w:t>-1.36</w:t>
             </w:r>
           </w:p>
         </w:tc>
@@ -16949,7 +16949,7 @@
                 <w:color w:val="1C3A36"/>
                 <w:sz w:val="17"/>
               </w:rPr>
-              <w:t>-0.25</w:t>
+              <w:t>0.29</w:t>
             </w:r>
           </w:p>
         </w:tc>
@@ -16967,7 +16967,7 @@
                 <w:color w:val="1C3A36"/>
                 <w:sz w:val="17"/>
               </w:rPr>
-              <w:t>1.09</w:t>
+              <w:t>1.94</w:t>
             </w:r>
           </w:p>
         </w:tc>
@@ -16985,7 +16985,7 @@
                 <w:color w:val="1C3A36"/>
                 <w:sz w:val="17"/>
               </w:rPr>
-              <w:t>2.43</w:t>
+              <w:t>3.59</w:t>
             </w:r>
           </w:p>
         </w:tc>
@@ -17007,7 +17007,7 @@
           <w:color w:val="6E7B77"/>
           <w:sz w:val="17"/>
         </w:rPr>
-        <w:t>Table 19.  The highest cell in the grid is EGP 4.26, at a long-run export price above today's spot and a terminal rate below the sovereign's own short-term yield. Reaching EGP 14.41 requires leaving the grid altogether, which is what the reverse calculation in the headline does explicitly.</w:t>
+        <w:t>Table 19.  The highest cell in the grid is EGP 6.23, at a long-run export price above today's spot and a terminal rate below the sovereign's own short-term yield. Reaching EGP 14.41 requires leaving the grid altogether, which is what the reverse calculation in the headline does explicitly.</w:t>
       </w:r>
     </w:p>
     <w:p>
@@ -17192,7 +17192,7 @@
                 <w:color w:val="1C3A36"/>
                 <w:sz w:val="16"/>
               </w:rPr>
-              <w:t>-2.76 to 3.14</w:t>
+              <w:t>-2.87 to 4.61</w:t>
             </w:r>
           </w:p>
         </w:tc>
@@ -17212,7 +17212,7 @@
                 <w:color w:val="1C3A36"/>
                 <w:sz w:val="16"/>
               </w:rPr>
-              <w:t>5.89</w:t>
+              <w:t>7.48</w:t>
             </w:r>
           </w:p>
         </w:tc>
@@ -17269,7 +17269,7 @@
                 <w:color w:val="1C3A36"/>
                 <w:sz w:val="16"/>
               </w:rPr>
-              <w:t>2.31 to 6.26</w:t>
+              <w:t>3.90 to 7.88</w:t>
             </w:r>
           </w:p>
         </w:tc>
@@ -17287,7 +17287,7 @@
                 <w:color w:val="1C3A36"/>
                 <w:sz w:val="16"/>
               </w:rPr>
-              <w:t>3.95</w:t>
+              <w:t>3.98</w:t>
             </w:r>
           </w:p>
         </w:tc>
@@ -17344,7 +17344,7 @@
                 <w:color w:val="1C3A36"/>
                 <w:sz w:val="16"/>
               </w:rPr>
-              <w:t>0.25 to 2.31</w:t>
+              <w:t>1.23 to 3.90</w:t>
             </w:r>
           </w:p>
         </w:tc>
@@ -17362,7 +17362,7 @@
                 <w:color w:val="1C3A36"/>
                 <w:sz w:val="16"/>
               </w:rPr>
-              <w:t>2.06</w:t>
+              <w:t>2.67</w:t>
             </w:r>
           </w:p>
         </w:tc>
@@ -17419,7 +17419,7 @@
                 <w:color w:val="1C3A36"/>
                 <w:sz w:val="16"/>
               </w:rPr>
-              <w:t>2.31 to 3.50</w:t>
+              <w:t>3.90 to 5.57</w:t>
             </w:r>
           </w:p>
         </w:tc>
@@ -17437,7 +17437,7 @@
                 <w:color w:val="1C3A36"/>
                 <w:sz w:val="16"/>
               </w:rPr>
-              <w:t>1.19</w:t>
+              <w:t>1.67</w:t>
             </w:r>
           </w:p>
         </w:tc>
@@ -17459,7 +17459,7 @@
                 <w:color w:val="1C3A36"/>
                 <w:sz w:val="16"/>
               </w:rPr>
-              <w:t>Terminal cost of capital</w:t>
+              <w:t>Terminal growth</w:t>
             </w:r>
           </w:p>
         </w:tc>
@@ -17476,7 +17476,7 @@
                 <w:color w:val="1C3A36"/>
                 <w:sz w:val="16"/>
               </w:rPr>
-              <w:t>17.0% to 24.0%</w:t>
+              <w:t>7.0% against 3.0%</w:t>
             </w:r>
           </w:p>
         </w:tc>
@@ -17494,7 +17494,7 @@
                 <w:color w:val="1C3A36"/>
                 <w:sz w:val="16"/>
               </w:rPr>
-              <w:t>-0.25 to 0.89</w:t>
+              <w:t>2.37 to 3.90</w:t>
             </w:r>
           </w:p>
         </w:tc>
@@ -17512,7 +17512,7 @@
                 <w:color w:val="1C3A36"/>
                 <w:sz w:val="16"/>
               </w:rPr>
-              <w:t>1.13</w:t>
+              <w:t>1.53</w:t>
             </w:r>
           </w:p>
         </w:tc>
@@ -17534,7 +17534,7 @@
                 <w:color w:val="1C3A36"/>
                 <w:sz w:val="16"/>
               </w:rPr>
-              <w:t>Country-risk basis</w:t>
+              <w:t>Terminal cost of capital</w:t>
             </w:r>
           </w:p>
         </w:tc>
@@ -17551,7 +17551,7 @@
                 <w:color w:val="1C3A36"/>
                 <w:sz w:val="16"/>
               </w:rPr>
-              <w:t>Rating spread against traded default swap</w:t>
+              <w:t>17.0% to 24.0%</w:t>
             </w:r>
           </w:p>
         </w:tc>
@@ -17569,7 +17569,7 @@
                 <w:color w:val="1C3A36"/>
                 <w:sz w:val="16"/>
               </w:rPr>
-              <w:t>1.26 to 2.31</w:t>
+              <w:t>0.29 to 1.80</w:t>
             </w:r>
           </w:p>
         </w:tc>
@@ -17587,7 +17587,7 @@
                 <w:color w:val="1C3A36"/>
                 <w:sz w:val="16"/>
               </w:rPr>
-              <w:t>1.05</w:t>
+              <w:t>1.51</w:t>
             </w:r>
           </w:p>
         </w:tc>
@@ -17609,7 +17609,7 @@
                 <w:color w:val="1C3A36"/>
                 <w:sz w:val="16"/>
               </w:rPr>
-              <w:t>Maintenance capital expenditure</w:t>
+              <w:t>Country-risk basis</w:t>
             </w:r>
           </w:p>
         </w:tc>
@@ -17626,7 +17626,7 @@
                 <w:color w:val="1C3A36"/>
                 <w:sz w:val="16"/>
               </w:rPr>
-              <w:t>1.1% of revenue against 0.7%</w:t>
+              <w:t>Rating spread against traded default swap</w:t>
             </w:r>
           </w:p>
         </w:tc>
@@ -17644,7 +17644,7 @@
                 <w:color w:val="1C3A36"/>
                 <w:sz w:val="16"/>
               </w:rPr>
-              <w:t>1.40 to 2.31</w:t>
+              <w:t>2.42 to 3.90</w:t>
             </w:r>
           </w:p>
         </w:tc>
@@ -17662,7 +17662,7 @@
                 <w:color w:val="1C3A36"/>
                 <w:sz w:val="16"/>
               </w:rPr>
-              <w:t>0.91</w:t>
+              <w:t>1.47</w:t>
             </w:r>
           </w:p>
         </w:tc>
@@ -17719,7 +17719,7 @@
                 <w:color w:val="1C3A36"/>
                 <w:sz w:val="16"/>
               </w:rPr>
-              <w:t>1.54 to 2.31</w:t>
+              <w:t>2.80 to 3.90</w:t>
             </w:r>
           </w:p>
         </w:tc>
@@ -17737,7 +17737,7 @@
                 <w:color w:val="1C3A36"/>
                 <w:sz w:val="16"/>
               </w:rPr>
-              <w:t>0.78</w:t>
+              <w:t>1.10</w:t>
             </w:r>
           </w:p>
         </w:tc>
@@ -17759,7 +17759,7 @@
                 <w:color w:val="1C3A36"/>
                 <w:sz w:val="16"/>
               </w:rPr>
-              <w:t>Project utilisation in the terminal year</w:t>
+              <w:t>Maintenance capital expenditure</w:t>
             </w:r>
           </w:p>
         </w:tc>
@@ -17776,7 +17776,7 @@
                 <w:color w:val="1C3A36"/>
                 <w:sz w:val="16"/>
               </w:rPr>
-              <w:t>50.0% against 70.0%</w:t>
+              <w:t>1.1% of revenue against 0.7%</w:t>
             </w:r>
           </w:p>
         </w:tc>
@@ -17794,7 +17794,7 @@
                 <w:color w:val="1C3A36"/>
                 <w:sz w:val="16"/>
               </w:rPr>
-              <w:t>2.31 to 2.56</w:t>
+              <w:t>2.99 to 3.90</w:t>
             </w:r>
           </w:p>
         </w:tc>
@@ -17812,7 +17812,7 @@
                 <w:color w:val="1C3A36"/>
                 <w:sz w:val="16"/>
               </w:rPr>
-              <w:t>0.25</w:t>
+              <w:t>0.91</w:t>
             </w:r>
           </w:p>
         </w:tc>
@@ -17834,7 +17834,7 @@
                 <w:color w:val="1C3A36"/>
                 <w:sz w:val="16"/>
               </w:rPr>
-              <w:t>Terminal growth</w:t>
+              <w:t>Project utilisation in the terminal year</w:t>
             </w:r>
           </w:p>
         </w:tc>
@@ -17851,7 +17851,7 @@
                 <w:color w:val="1C3A36"/>
                 <w:sz w:val="16"/>
               </w:rPr>
-              <w:t>7.0% against 3.0%</w:t>
+              <w:t>50.0% against 70.0%</w:t>
             </w:r>
           </w:p>
         </w:tc>
@@ -17869,7 +17869,7 @@
                 <w:color w:val="1C3A36"/>
                 <w:sz w:val="16"/>
               </w:rPr>
-              <w:t>2.20 to 2.31</w:t>
+              <w:t>3.90 to 4.31</w:t>
             </w:r>
           </w:p>
         </w:tc>
@@ -17887,7 +17887,7 @@
                 <w:color w:val="1C3A36"/>
                 <w:sz w:val="16"/>
               </w:rPr>
-              <w:t>0.11</w:t>
+              <w:t>0.41</w:t>
             </w:r>
           </w:p>
         </w:tc>
@@ -17923,7 +17923,7 @@
           <w:color w:val="1C3A36"/>
           <w:sz w:val="19"/>
         </w:rPr>
-        <w:t>The beta deserves a note of its own, because it is the one input in the cost of capital that comes from a statistical estimate rather than from a quote or a disclosure. It is 1.030, from 253 weekly observations over 4.9 years of the share against the published EGX30 index — the index of the exchange the share is listed on, as of 2026-07-22 — on the exchange's own Sunday-to-Thursday week. The regression explains 25.0% of the variation with a standard error of 0.191, so all three conditions of the usability test are met and the estimate is adopted rather than defaulted; the Blume-adjusted cross-check is 1.020. The interval is wide, 0.72 to 1.34 at ninety per cent, because the share is thinly traded, and the lower bound is priced with the other contested constructions in section 1.8 rather than argued away: at 0.72 the answer is EGP 3.50 instead of EGP 2.31. The earlier edition of this study regressed the share against an equal-weight basket of the Egyptian names this series happens to cover; that basket is a coverage artefact and not a market, and the figure it produced (1.053) is withdrawn.</w:t>
+        <w:t>The beta deserves a note of its own, because it is the one input in the cost of capital that comes from a statistical estimate rather than from a quote or a disclosure. It is 1.030, from 253 weekly observations over 4.9 years of the share against the published EGX30 index — the index of the exchange the share is listed on, as of 2026-07-22 — on the exchange's own Sunday-to-Thursday week. The regression explains 25.0% of the variation with a standard error of 0.191, so all three conditions of the usability test are met and the estimate is adopted rather than defaulted; the Blume-adjusted cross-check is 1.020. The interval is wide, 0.72 to 1.34 at ninety per cent, because the share is thinly traded, and the lower bound is priced with the other contested constructions in section 1.8 rather than argued away: at 0.72 the answer is EGP 5.57 instead of EGP 3.90. The earlier edition of this study regressed the share against an equal-weight basket of the Egyptian names this series happens to cover; that basket is a coverage artefact and not a market, and the figure it produced (1.053) is withdrawn.</w:t>
       </w:r>
     </w:p>
     <w:p>
@@ -19942,7 +19942,7 @@
                 <w:color w:val="1C3A36"/>
                 <w:sz w:val="16"/>
               </w:rPr>
-              <w:t>2.31</w:t>
+              <w:t>3.90</w:t>
             </w:r>
           </w:p>
         </w:tc>
@@ -20016,7 +20016,7 @@
                 <w:color w:val="1C3A36"/>
                 <w:sz w:val="16"/>
               </w:rPr>
-              <w:t>6.26</w:t>
+              <w:t>7.88</w:t>
             </w:r>
           </w:p>
         </w:tc>
@@ -20050,7 +20050,7 @@
                 <w:color w:val="1C3A36"/>
                 <w:sz w:val="16"/>
               </w:rPr>
-              <w:t>The programme alone: EGP 3.95</w:t>
+              <w:t>The programme alone: EGP 3.98</w:t>
             </w:r>
           </w:p>
         </w:tc>
@@ -20322,7 +20322,7 @@
           <w:color w:val="1C3A36"/>
           <w:sz w:val="21"/>
         </w:rPr>
-        <w:t>Our own reading therefore sits at the conservative end of the field, and the field's upper bound of EGP 15.99 should be read as what the shares would be worth if the programme were free — which it is not. The multiple lens does reach EGP 14.41, and that is the whole point of it: at the multiple Egyptian fertilizer producers actually trade at, a reader who ignores the capital programme gets the market's answer. The cash-flow lens, which does not ignore it, does not. The gap is reported as the flat discount rate that would close it, about 11.5% against a sovereign ten-year yield of 23.0%, so that a reader who disagrees can see precisely what they are disagreeing with rather than being asked to accept a conclusion.</w:t>
+        <w:t>Our own reading therefore sits at the conservative end of the field, and the field's upper bound of EGP 15.99 should be read as what the shares would be worth if the programme were free — which it is not. The multiple lens does reach EGP 14.41, and that is the whole point of it: at the multiple Egyptian fertilizer producers actually trade at, a reader who ignores the capital programme gets the market's answer. The cash-flow lens, which does not ignore it, does not. The gap is reported as the flat discount rate that would close it, about 13.0% against a sovereign ten-year yield of 23.0%, so that a reader who disagrees can see precisely what they are disagreeing with rather than being asked to accept a conclusion.</w:t>
       </w:r>
     </w:p>
     <w:p>
@@ -21340,7 +21340,7 @@
           <w:color w:val="1C3A36"/>
           <w:sz w:val="21"/>
         </w:rPr>
-        <w:t>The largest modelled allocation is the gas share of the cost stack. The statements give one materials line of EGP 4,399m and do not split gas from the rest. Gas is set at 75.0% of it, which implies 1,292 cubic metres a tonne of ammonia — inside the auditor's own disclosed 1,025 to 1,771 range, but a choice nonetheless. The alternative gas price is priced in section 1.8 and is worth EGP 2.06 a share.</w:t>
+        <w:t>The largest modelled allocation is the gas share of the cost stack. The statements give one materials line of EGP 4,399m and do not split gas from the rest. Gas is set at 75.0% of it, which implies 1,292 cubic metres a tonne of ammonia — inside the auditor's own disclosed 1,025 to 1,771 range, but a choice nonetheless. The alternative gas price is priced in section 1.8 and is worth EGP 2.67 a share.</w:t>
       </w:r>
     </w:p>
     <w:p>
@@ -21368,7 +21368,7 @@
           <w:color w:val="1C3A36"/>
           <w:sz w:val="21"/>
         </w:rPr>
-        <w:t>The terminal reinvestment rate is now the largest unsourced input left in the model. It is set by terminal growth over an assumed 18.0% return on invested capital, which charges 38.9% of terminal operating profit after tax back into the business every year for ever — on a plant that has just been rebuilt and needs no further building. A thirty per cent return on capital, which is what a newly completed line earns while it is still filling, is worth EGP 0.93 a share. The conservative reading is kept and the alternative is priced.</w:t>
+        <w:t>The terminal charge for keeping the plant intact is the largest single judgement left in the model, and it is now a measurement rather than an assumption. Earlier editions charged the terminal by reinvesting a share of profit set by growth over an assumed return on capital — a construction that, read as a capital programme, rebuilds the entire asset base every 14.3 years, which is a fact about the pound rather than about a urea plant. It now charges what replacing the plant costs at today's prices: the book depreciation charge escalated over the average age of the base. THAT AGE IS READ OFF THE ACCOUNTS rather than assumed — accumulated depreciation over the year's own charge is the charge-weighted average age under straight-line depreciation, and it comes to 4.45 years against the 22.07-year replacement cycle the same note implies. This base is a quarter worn rather than half: only EGP 220 million of it, 1.3% of the depreciable cost, is fully depreciated and still in production. Where a company discloses too little to measure the age, half the life has to be assumed instead, and on this base that assumption is worth EGP 2.16 a share — the largest of the priced alternatives, and the reason the measurement was worth making.</w:t>
       </w:r>
     </w:p>
     <w:p>
@@ -21396,7 +21396,7 @@
           <w:color w:val="1C3A36"/>
           <w:sz w:val="21"/>
         </w:rPr>
-        <w:t>Terminal value is 65.4% of enterprise value on the carried-through case and 41.9% on the stopped case. The explicit years are a construction window: free cash flow to the firm is positive in 5 of the five years and negative in the other 0, and their present value is EGP 3,837 million against a terminal block of EGP 7,248 million. That is a real characteristic of an asset being rebuilt, not a modelling artefact — but it does mean the answer rests more heavily on one year than most studies do.</w:t>
+        <w:t>Terminal value is 73.0% of enterprise value on the carried-through case and 50.4% on the stopped case. The explicit years are a construction window: free cash flow to the firm is positive in 5 of the five years and negative in the other 0, and their present value is EGP 3,837 million against a terminal block of EGP 10,398 million. That is a real characteristic of an asset being rebuilt, not a modelling artefact — but it does mean the answer rests more heavily on one year than most studies do.</w:t>
       </w:r>
     </w:p>
     <w:p>
@@ -28867,7 +28867,7 @@
                 <w:color w:val="1C3A36"/>
                 <w:sz w:val="17"/>
               </w:rPr>
-              <w:t>188</w:t>
+              <w:t>192</w:t>
             </w:r>
           </w:p>
         </w:tc>
@@ -29095,7 +29095,7 @@
                 <w:color w:val="1C3A36"/>
                 <w:sz w:val="17"/>
               </w:rPr>
-              <w:t>63</w:t>
+              <w:t>65</w:t>
             </w:r>
           </w:p>
         </w:tc>
@@ -29158,7 +29158,7 @@
                 <w:color w:val="1C3A36"/>
                 <w:sz w:val="17"/>
               </w:rPr>
-              <w:t>298</w:t>
+              <w:t>304</w:t>
             </w:r>
           </w:p>
         </w:tc>
@@ -32544,7 +32544,7 @@
                 <w:color w:val="1C3A36"/>
                 <w:sz w:val="16"/>
               </w:rPr>
-              <w:t>14,623</w:t>
+              <w:t>17,774</w:t>
             </w:r>
           </w:p>
         </w:tc>
@@ -32828,7 +32828,7 @@
                 <w:color w:val="1C3A36"/>
                 <w:sz w:val="16"/>
               </w:rPr>
-              <w:t>9,934</w:t>
+              <w:t>12,910</w:t>
             </w:r>
           </w:p>
         </w:tc>
@@ -32884,7 +32884,7 @@
                 <w:color w:val="1C3A36"/>
                 <w:sz w:val="16"/>
               </w:rPr>
-              <w:t>9,553</w:t>
+              <w:t>12,588</w:t>
             </w:r>
           </w:p>
         </w:tc>
@@ -32940,7 +32940,7 @@
                 <w:color w:val="1C3A36"/>
                 <w:sz w:val="16"/>
               </w:rPr>
-              <w:t>10,387</w:t>
+              <w:t>13,330</w:t>
             </w:r>
           </w:p>
         </w:tc>
@@ -33052,7 +33052,7 @@
                 <w:color w:val="1C3A36"/>
                 <w:sz w:val="16"/>
               </w:rPr>
-              <w:t>7,451</w:t>
+              <w:t>9,682</w:t>
             </w:r>
           </w:p>
         </w:tc>
@@ -33108,7 +33108,7 @@
                 <w:color w:val="1C3A36"/>
                 <w:sz w:val="16"/>
               </w:rPr>
-              <w:t>3.75</w:t>
+              <w:t>4.87</w:t>
             </w:r>
           </w:p>
         </w:tc>
@@ -33160,7 +33160,7 @@
           <w:color w:val="1C3A36"/>
           <w:sz w:val="21"/>
         </w:rPr>
-        <w:t>Range: EGP 0.00 to EGP 3.92 a share.</w:t>
+        <w:t>Range: EGP 0.00 to EGP 5.03 a share.</w:t>
       </w:r>
     </w:p>
     <w:p>
@@ -33174,7 +33174,7 @@
           <w:color w:val="1C3A36"/>
           <w:sz w:val="19"/>
         </w:rPr>
-        <w:t>On both sides of the contested judgement.  With the programme carried through the claim is worth EGP 3.75 a share (EGP 0.00 to 3.92 across the volatility range); with the programme stopped the enterprise value rises to EGP 22,467 million and the same claim is worth EGP 6.58 (EGP 6.49 to 6.72). The two are published side by side and never averaged.</w:t>
+        <w:t>On both sides of the contested judgement.  With the programme carried through the claim is worth EGP 4.87 a share (EGP 0.00 to 5.03 across the volatility range); with the programme stopped the enterprise value rises to EGP 25,688 million and the same claim is worth EGP 7.77 (EGP 7.69 to 7.90). The two are published side by side and never averaged.</w:t>
       </w:r>
     </w:p>
     <w:p>
@@ -33188,7 +33188,7 @@
           <w:color w:val="1C3A36"/>
           <w:sz w:val="19"/>
         </w:rPr>
-        <w:t>Reading it.  The lowest and the widest of the three, and the only one that takes the debt seriously as a structural fact rather than as a subtraction. Enterprise value including the non-operating assets is EGP 14,623m against gross debt of EGP 14,639m, so the equity is out of the money on the model's own central case and its value is entirely time value. That is why the answer rises with volatility and with time, and why the grid below matters more than the point: at 30% volatility over three years the claim is worth EGP 2.62 a share, and at 60% over seven years EGP 4.53. A reader who finds it perverse that a worse business is worth more here has understood the method correctly: limited liability truncates the downside, so dispersion accrues to the holder. What the method cannot do is tell that holder when the option expires.</w:t>
+        <w:t>Reading it.  The lowest and the widest of the three, and the only one that takes the debt seriously as a structural fact rather than as a subtraction. Enterprise value including the non-operating assets is EGP 17,774m against gross debt of EGP 14,639m, so the equity is out of the money on the model's own central case and its value is entirely time value. That is why the answer rises with volatility and with time, and why the grid below matters more than the point: at 30% volatility over three years the claim is worth EGP 3.74 a share, and at 60% over seven years EGP 5.67. A reader who finds it perverse that a worse business is worth more here has understood the method correctly: limited liability truncates the downside, so dispersion accrues to the holder. What the method cannot do is tell that holder when the option expires.</w:t>
       </w:r>
     </w:p>
     <w:tbl>
@@ -33376,7 +33376,7 @@
                 <w:color w:val="1C3A36"/>
                 <w:sz w:val="17"/>
               </w:rPr>
-              <w:t>2.62</w:t>
+              <w:t>3.74</w:t>
             </w:r>
           </w:p>
         </w:tc>
@@ -33394,7 +33394,7 @@
                 <w:color w:val="1C3A36"/>
                 <w:sz w:val="17"/>
               </w:rPr>
-              <w:t>2.69</w:t>
+              <w:t>3.80</w:t>
             </w:r>
           </w:p>
         </w:tc>
@@ -33412,7 +33412,7 @@
                 <w:color w:val="1C3A36"/>
                 <w:sz w:val="17"/>
               </w:rPr>
-              <w:t>2.88</w:t>
+              <w:t>3.95</w:t>
             </w:r>
           </w:p>
         </w:tc>
@@ -33430,7 +33430,7 @@
                 <w:color w:val="1C3A36"/>
                 <w:sz w:val="17"/>
               </w:rPr>
-              <w:t>3.08</w:t>
+              <w:t>4.13</w:t>
             </w:r>
           </w:p>
         </w:tc>
@@ -33448,7 +33448,7 @@
                 <w:color w:val="1C3A36"/>
                 <w:sz w:val="17"/>
               </w:rPr>
-              <w:t>3.18</w:t>
+              <w:t>4.23</w:t>
             </w:r>
           </w:p>
         </w:tc>
@@ -33488,7 +33488,7 @@
                 <w:color w:val="1C3A36"/>
                 <w:sz w:val="17"/>
               </w:rPr>
-              <w:t>3.55</w:t>
+              <w:t>4.71</w:t>
             </w:r>
           </w:p>
         </w:tc>
@@ -33506,7 +33506,7 @@
                 <w:color w:val="1C3A36"/>
                 <w:sz w:val="17"/>
               </w:rPr>
-              <w:t>3.61</w:t>
+              <w:t>4.75</w:t>
             </w:r>
           </w:p>
         </w:tc>
@@ -33524,7 +33524,7 @@
                 <w:color w:val="1C3A36"/>
                 <w:sz w:val="17"/>
               </w:rPr>
-              <w:t>3.75</w:t>
+              <w:t>4.87</w:t>
             </w:r>
           </w:p>
         </w:tc>
@@ -33542,7 +33542,7 @@
                 <w:color w:val="1C3A36"/>
                 <w:sz w:val="17"/>
               </w:rPr>
-              <w:t>3.92</w:t>
+              <w:t>5.03</w:t>
             </w:r>
           </w:p>
         </w:tc>
@@ -33560,7 +33560,7 @@
                 <w:color w:val="1C3A36"/>
                 <w:sz w:val="17"/>
               </w:rPr>
-              <w:t>4.01</w:t>
+              <w:t>5.12</w:t>
             </w:r>
           </w:p>
         </w:tc>
@@ -33600,7 +33600,7 @@
                 <w:color w:val="1C3A36"/>
                 <w:sz w:val="17"/>
               </w:rPr>
-              <w:t>4.19</w:t>
+              <w:t>5.37</w:t>
             </w:r>
           </w:p>
         </w:tc>
@@ -33618,7 +33618,7 @@
                 <w:color w:val="1C3A36"/>
                 <w:sz w:val="17"/>
               </w:rPr>
-              <w:t>4.23</w:t>
+              <w:t>5.39</w:t>
             </w:r>
           </w:p>
         </w:tc>
@@ -33636,7 +33636,7 @@
                 <w:color w:val="1C3A36"/>
                 <w:sz w:val="17"/>
               </w:rPr>
-              <w:t>4.33</w:t>
+              <w:t>5.48</w:t>
             </w:r>
           </w:p>
         </w:tc>
@@ -33654,7 +33654,7 @@
                 <w:color w:val="1C3A36"/>
                 <w:sz w:val="17"/>
               </w:rPr>
-              <w:t>4.46</w:t>
+              <w:t>5.60</w:t>
             </w:r>
           </w:p>
         </w:tc>
@@ -33672,7 +33672,7 @@
                 <w:color w:val="1C3A36"/>
                 <w:sz w:val="17"/>
               </w:rPr>
-              <w:t>4.53</w:t>
+              <w:t>5.67</w:t>
             </w:r>
           </w:p>
         </w:tc>
@@ -33708,7 +33708,7 @@
           <w:color w:val="1C3A36"/>
           <w:sz w:val="19"/>
         </w:rPr>
-        <w:t>Named sensitivity.  Volatility is the swing factor: at 35% the claim is worth EGP 3.61 a share, at 55% EGP 3.92. Time to maturity matters almost as much, because it is time for the enterprise to recover above the debt.</w:t>
+        <w:t>Named sensitivity.  Volatility is the swing factor: at 35% the claim is worth EGP 4.75 a share, at 55% EGP 5.03. Time to maturity matters almost as much, because it is time for the enterprise to recover above the debt.</w:t>
       </w:r>
     </w:p>
     <w:p>
@@ -34450,7 +34450,7 @@
                 <w:color w:val="1C3A36"/>
                 <w:sz w:val="16"/>
               </w:rPr>
-              <w:t>-1.14</w:t>
+              <w:t>-2.25</w:t>
             </w:r>
           </w:p>
         </w:tc>
@@ -34507,7 +34507,7 @@
                 <w:color w:val="1C3A36"/>
                 <w:sz w:val="16"/>
               </w:rPr>
-              <w:t>-0.10</w:t>
+              <w:t>-1.21</w:t>
             </w:r>
           </w:p>
         </w:tc>
@@ -34564,7 +34564,7 @@
                 <w:color w:val="1C3A36"/>
                 <w:sz w:val="16"/>
               </w:rPr>
-              <w:t>-2.31</w:t>
+              <w:t>-3.90</w:t>
             </w:r>
           </w:p>
         </w:tc>
@@ -34621,7 +34621,7 @@
                 <w:color w:val="1C3A36"/>
                 <w:sz w:val="16"/>
               </w:rPr>
-              <w:t>-12.10</w:t>
+              <w:t>-10.51</w:t>
             </w:r>
           </w:p>
         </w:tc>
@@ -34638,7 +34638,7 @@
                 <w:color w:val="1C3A36"/>
                 <w:sz w:val="16"/>
               </w:rPr>
-              <w:t>The discount rate, and only the discount rate. At about 11.5% the market's price is reproduced; at any rate anchored to Egypt's sovereign it is not.</w:t>
+              <w:t>The discount rate, and only the discount rate. At about 13.0% the market's price is reproduced; at any rate anchored to Egypt's sovereign it is not.</w:t>
             </w:r>
           </w:p>
         </w:tc>
@@ -34760,7 +34760,7 @@
           <w:color w:val="1C3A36"/>
           <w:sz w:val="21"/>
         </w:rPr>
-        <w:t>Every input behind this study — 298 of them — carries a value, a source, a date and a research layer, and all of them are printed in the separate bibliography document. Where a number is constructed rather than reported, the construction is stated. Where a needed number could not be obtained, that is stated too.</w:t>
+        <w:t>Every input behind this study — 304 of them — carries a value, a source, a date and a research layer, and all of them are printed in the separate bibliography document. Where a number is constructed rather than reported, the construction is stated. Where a needed number could not be obtained, that is stated too.</w:t>
       </w:r>
     </w:p>
     <w:p>
